--- a/data/revised_2026-10_full/tracked/v2/Biology/SS1.3_Cell_Biology/Biology_Cell_Biology_CBE_LessonSequence_TRACKED.docx
+++ b/data/revised_2026-10_full/tracked/v2/Biology/SS1.3_Cell_Biology/Biology_Cell_Biology_CBE_LessonSequence_TRACKED.docx
@@ -440,7 +440,7 @@
               </w:rPr>
               <w:t xml:space="preserve">8</w:t>
             </w:r>
-            <w:ins w:id="9001" w:author="Claude (AI) - proposed" w:date="2026-10-15T02:49:26Z">
+            <w:ins w:id="9001" w:author="Claude (AI) - proposed" w:date="2026-10-18T00:25:41Z">
               <w:r>
                 <w:rPr>
                   <w:rFonts w:ascii="Arial" w:cs="Arial" w:eastAsia="Arial" w:hAnsi="Arial"/>
@@ -468,7 +468,7 @@
               </w:rPr>
               <w:t xml:space="preserve"> lessons × 40 minutes = </w:t>
             </w:r>
-            <w:del w:id="9002" w:author="Claude (AI) - proposed" w:date="2026-10-15T02:49:26Z">
+            <w:del w:id="9002" w:author="Claude (AI) - proposed" w:date="2026-10-18T00:25:41Z">
               <w:r>
                 <w:rPr>
                   <w:rFonts w:ascii="Arial" w:cs="Arial" w:eastAsia="Arial" w:hAnsi="Arial"/>
@@ -483,7 +483,7 @@
                 <w:delText xml:space="preserve">320</w:delText>
               </w:r>
             </w:del>
-            <w:ins w:id="9003" w:author="Claude (AI) - proposed" w:date="2026-10-15T02:49:26Z">
+            <w:ins w:id="9003" w:author="Claude (AI) - proposed" w:date="2026-10-18T00:25:41Z">
               <w:r>
                 <w:rPr>
                   <w:rFonts w:ascii="Arial" w:cs="Arial" w:eastAsia="Arial" w:hAnsi="Arial"/>
@@ -566,10 +566,10 @@
               <w:ind w:left="360" w:hanging="180"/>
               <w:jc w:val="left"/>
               <w:rPr>
-                <w:ins w:id="9005" w:author="Claude (AI) - proposed" w:date="2026-10-15T02:49:26Z"/>
-              </w:rPr>
-            </w:pPr>
-            <w:ins w:id="9004" w:author="Claude (AI) - proposed" w:date="2026-10-15T02:49:26Z">
+                <w:ins w:id="9005" w:author="Claude (AI) - proposed" w:date="2026-10-18T00:25:41Z"/>
+              </w:rPr>
+            </w:pPr>
+            <w:ins w:id="9004" w:author="Claude (AI) - proposed" w:date="2026-10-18T00:25:41Z">
               <w:r>
                 <w:rPr>
                   <w:rFonts w:ascii="Arial" w:cs="Arial" w:eastAsia="Arial" w:hAnsi="Arial"/>
@@ -591,10 +591,10 @@
               <w:ind w:left="360" w:hanging="180"/>
               <w:jc w:val="left"/>
               <w:rPr>
-                <w:ins w:id="9007" w:author="Claude (AI) - proposed" w:date="2026-10-15T02:49:26Z"/>
-              </w:rPr>
-            </w:pPr>
-            <w:ins w:id="9006" w:author="Claude (AI) - proposed" w:date="2026-10-15T02:49:26Z">
+                <w:ins w:id="9007" w:author="Claude (AI) - proposed" w:date="2026-10-18T00:25:41Z"/>
+              </w:rPr>
+            </w:pPr>
+            <w:ins w:id="9006" w:author="Claude (AI) - proposed" w:date="2026-10-18T00:25:41Z">
               <w:r>
                 <w:rPr>
                   <w:rFonts w:ascii="Arial" w:cs="Arial" w:eastAsia="Arial" w:hAnsi="Arial"/>
@@ -616,10 +616,10 @@
               <w:ind w:left="360" w:hanging="180"/>
               <w:jc w:val="left"/>
               <w:rPr>
-                <w:ins w:id="9009" w:author="Claude (AI) - proposed" w:date="2026-10-15T02:49:26Z"/>
-              </w:rPr>
-            </w:pPr>
-            <w:ins w:id="9008" w:author="Claude (AI) - proposed" w:date="2026-10-15T02:49:26Z">
+                <w:ins w:id="9009" w:author="Claude (AI) - proposed" w:date="2026-10-18T00:25:41Z"/>
+              </w:rPr>
+            </w:pPr>
+            <w:ins w:id="9008" w:author="Claude (AI) - proposed" w:date="2026-10-18T00:25:41Z">
               <w:r>
                 <w:rPr>
                   <w:rFonts w:ascii="Arial" w:cs="Arial" w:eastAsia="Arial" w:hAnsi="Arial"/>
@@ -641,10 +641,10 @@
               <w:ind w:left="360" w:hanging="180"/>
               <w:jc w:val="left"/>
               <w:rPr>
-                <w:ins w:id="9011" w:author="Claude (AI) - proposed" w:date="2026-10-15T02:49:26Z"/>
-              </w:rPr>
-            </w:pPr>
-            <w:ins w:id="9010" w:author="Claude (AI) - proposed" w:date="2026-10-15T02:49:26Z">
+                <w:ins w:id="9011" w:author="Claude (AI) - proposed" w:date="2026-10-18T00:25:41Z"/>
+              </w:rPr>
+            </w:pPr>
+            <w:ins w:id="9010" w:author="Claude (AI) - proposed" w:date="2026-10-18T00:25:41Z">
               <w:r>
                 <w:rPr>
                   <w:rFonts w:ascii="Arial" w:cs="Arial" w:eastAsia="Arial" w:hAnsi="Arial"/>
@@ -666,10 +666,10 @@
               <w:ind w:left="360" w:hanging="180"/>
               <w:jc w:val="left"/>
               <w:rPr>
-                <w:ins w:id="9013" w:author="Claude (AI) - proposed" w:date="2026-10-15T02:49:26Z"/>
-              </w:rPr>
-            </w:pPr>
-            <w:ins w:id="9012" w:author="Claude (AI) - proposed" w:date="2026-10-15T02:49:26Z">
+                <w:ins w:id="9013" w:author="Claude (AI) - proposed" w:date="2026-10-18T00:25:41Z"/>
+              </w:rPr>
+            </w:pPr>
+            <w:ins w:id="9012" w:author="Claude (AI) - proposed" w:date="2026-10-18T00:25:41Z">
               <w:r>
                 <w:rPr>
                   <w:rFonts w:ascii="Arial" w:cs="Arial" w:eastAsia="Arial" w:hAnsi="Arial"/>
@@ -691,10 +691,10 @@
               <w:ind w:left="360" w:hanging="180"/>
               <w:jc w:val="left"/>
               <w:rPr>
-                <w:del w:id="9015" w:author="Claude (AI) - proposed" w:date="2026-10-15T02:49:26Z"/>
-              </w:rPr>
-            </w:pPr>
-            <w:del w:id="9014" w:author="Claude (AI) - proposed" w:date="2026-10-15T02:49:26Z">
+                <w:del w:id="9015" w:author="Claude (AI) - proposed" w:date="2026-10-18T00:25:41Z"/>
+              </w:rPr>
+            </w:pPr>
+            <w:del w:id="9014" w:author="Claude (AI) - proposed" w:date="2026-10-18T00:25:41Z">
               <w:r>
                 <w:rPr>
                   <w:rFonts w:ascii="Arial" w:cs="Arial" w:eastAsia="Arial" w:hAnsi="Arial"/>
@@ -716,10 +716,10 @@
               <w:ind w:left="360" w:hanging="180"/>
               <w:jc w:val="left"/>
               <w:rPr>
-                <w:del w:id="9017" w:author="Claude (AI) - proposed" w:date="2026-10-15T02:49:26Z"/>
-              </w:rPr>
-            </w:pPr>
-            <w:del w:id="9016" w:author="Claude (AI) - proposed" w:date="2026-10-15T02:49:26Z">
+                <w:del w:id="9017" w:author="Claude (AI) - proposed" w:date="2026-10-18T00:25:41Z"/>
+              </w:rPr>
+            </w:pPr>
+            <w:del w:id="9016" w:author="Claude (AI) - proposed" w:date="2026-10-18T00:25:41Z">
               <w:r>
                 <w:rPr>
                   <w:rFonts w:ascii="Arial" w:cs="Arial" w:eastAsia="Arial" w:hAnsi="Arial"/>
@@ -741,10 +741,10 @@
               <w:ind w:left="360" w:hanging="180"/>
               <w:jc w:val="left"/>
               <w:rPr>
-                <w:del w:id="9019" w:author="Claude (AI) - proposed" w:date="2026-10-15T02:49:26Z"/>
-              </w:rPr>
-            </w:pPr>
-            <w:del w:id="9018" w:author="Claude (AI) - proposed" w:date="2026-10-15T02:49:26Z">
+                <w:del w:id="9019" w:author="Claude (AI) - proposed" w:date="2026-10-18T00:25:41Z"/>
+              </w:rPr>
+            </w:pPr>
+            <w:del w:id="9018" w:author="Claude (AI) - proposed" w:date="2026-10-18T00:25:41Z">
               <w:r>
                 <w:rPr>
                   <w:rFonts w:ascii="Arial" w:cs="Arial" w:eastAsia="Arial" w:hAnsi="Arial"/>
@@ -766,10 +766,10 @@
               <w:ind w:left="360" w:hanging="180"/>
               <w:jc w:val="left"/>
               <w:rPr>
-                <w:del w:id="9021" w:author="Claude (AI) - proposed" w:date="2026-10-15T02:49:26Z"/>
-              </w:rPr>
-            </w:pPr>
-            <w:del w:id="9020" w:author="Claude (AI) - proposed" w:date="2026-10-15T02:49:26Z">
+                <w:del w:id="9021" w:author="Claude (AI) - proposed" w:date="2026-10-18T00:25:41Z"/>
+              </w:rPr>
+            </w:pPr>
+            <w:del w:id="9020" w:author="Claude (AI) - proposed" w:date="2026-10-18T00:25:41Z">
               <w:r>
                 <w:rPr>
                   <w:rFonts w:ascii="Arial" w:cs="Arial" w:eastAsia="Arial" w:hAnsi="Arial"/>
@@ -791,10 +791,10 @@
               <w:ind w:left="360" w:hanging="180"/>
               <w:jc w:val="left"/>
               <w:rPr>
-                <w:del w:id="9023" w:author="Claude (AI) - proposed" w:date="2026-10-15T02:49:26Z"/>
-              </w:rPr>
-            </w:pPr>
-            <w:del w:id="9022" w:author="Claude (AI) - proposed" w:date="2026-10-15T02:49:26Z">
+                <w:del w:id="9023" w:author="Claude (AI) - proposed" w:date="2026-10-18T00:25:41Z"/>
+              </w:rPr>
+            </w:pPr>
+            <w:del w:id="9022" w:author="Claude (AI) - proposed" w:date="2026-10-18T00:25:41Z">
               <w:r>
                 <w:rPr>
                   <w:rFonts w:ascii="Arial" w:cs="Arial" w:eastAsia="Arial" w:hAnsi="Arial"/>
@@ -816,10 +816,10 @@
               <w:ind w:left="360" w:hanging="180"/>
               <w:jc w:val="left"/>
               <w:rPr>
-                <w:del w:id="9025" w:author="Claude (AI) - proposed" w:date="2026-10-15T02:49:26Z"/>
-              </w:rPr>
-            </w:pPr>
-            <w:del w:id="9024" w:author="Claude (AI) - proposed" w:date="2026-10-15T02:49:26Z">
+                <w:del w:id="9025" w:author="Claude (AI) - proposed" w:date="2026-10-18T00:25:41Z"/>
+              </w:rPr>
+            </w:pPr>
+            <w:del w:id="9024" w:author="Claude (AI) - proposed" w:date="2026-10-18T00:25:41Z">
               <w:r>
                 <w:rPr>
                   <w:rFonts w:ascii="Arial" w:cs="Arial" w:eastAsia="Arial" w:hAnsi="Arial"/>
@@ -841,10 +841,10 @@
               <w:ind w:left="360" w:hanging="180"/>
               <w:jc w:val="left"/>
               <w:rPr>
-                <w:del w:id="9027" w:author="Claude (AI) - proposed" w:date="2026-10-15T02:49:26Z"/>
-              </w:rPr>
-            </w:pPr>
-            <w:del w:id="9026" w:author="Claude (AI) - proposed" w:date="2026-10-15T02:49:26Z">
+                <w:del w:id="9027" w:author="Claude (AI) - proposed" w:date="2026-10-18T00:25:41Z"/>
+              </w:rPr>
+            </w:pPr>
+            <w:del w:id="9026" w:author="Claude (AI) - proposed" w:date="2026-10-18T00:25:41Z">
               <w:r>
                 <w:rPr>
                   <w:rFonts w:ascii="Arial" w:cs="Arial" w:eastAsia="Arial" w:hAnsi="Arial"/>
@@ -866,7 +866,7 @@
               <w:ind w:left="360" w:hanging="180"/>
               <w:jc w:val="left"/>
             </w:pPr>
-            <w:del w:id="9028" w:author="Claude (AI) - proposed" w:date="2026-10-15T02:49:26Z">
+            <w:del w:id="9028" w:author="Claude (AI) - proposed" w:date="2026-10-18T00:25:41Z">
               <w:r>
                 <w:rPr>
                   <w:rFonts w:ascii="Arial" w:cs="Arial" w:eastAsia="Arial" w:hAnsi="Arial"/>
@@ -881,7 +881,7 @@
                 <w:delText xml:space="preserve">–  Comparison of plant and animal cells — similarities and differences in structure and function</w:delText>
               </w:r>
             </w:del>
-            <w:ins w:id="9029" w:author="Claude (AI) - proposed" w:date="2026-10-15T02:49:26Z">
+            <w:ins w:id="9029" w:author="Claude (AI) - proposed" w:date="2026-10-18T00:25:41Z">
               <w:r>
                 <w:rPr>
                   <w:rFonts w:ascii="Arial" w:cs="Arial" w:eastAsia="Arial" w:hAnsi="Arial"/>
@@ -903,10 +903,10 @@
               <w:ind w:left="360" w:hanging="180"/>
               <w:jc w:val="left"/>
               <w:rPr>
-                <w:ins w:id="9031" w:author="Claude (AI) - proposed" w:date="2026-10-15T02:49:26Z"/>
-              </w:rPr>
-            </w:pPr>
-            <w:ins w:id="9030" w:author="Claude (AI) - proposed" w:date="2026-10-15T02:49:26Z">
+                <w:ins w:id="9031" w:author="Claude (AI) - proposed" w:date="2026-10-18T00:25:41Z"/>
+              </w:rPr>
+            </w:pPr>
+            <w:ins w:id="9030" w:author="Claude (AI) - proposed" w:date="2026-10-18T00:25:41Z">
               <w:r>
                 <w:rPr>
                   <w:rFonts w:ascii="Arial" w:cs="Arial" w:eastAsia="Arial" w:hAnsi="Arial"/>
@@ -928,10 +928,10 @@
               <w:spacing w:after="40" w:before="0"/>
               <w:jc w:val="left"/>
               <w:rPr>
-                <w:ins w:id="9033" w:author="Claude (AI) - proposed" w:date="2026-10-15T02:49:26Z"/>
-              </w:rPr>
-            </w:pPr>
-            <w:ins w:id="9032" w:author="Claude (AI) - proposed" w:date="2026-10-15T02:49:26Z">
+                <w:ins w:id="9033" w:author="Claude (AI) - proposed" w:date="2026-10-18T00:25:41Z"/>
+              </w:rPr>
+            </w:pPr>
+            <w:ins w:id="9032" w:author="Claude (AI) - proposed" w:date="2026-10-18T00:25:41Z">
               <w:r>
                 <w:rPr>
                   <w:rFonts w:ascii="Arial" w:cs="Arial" w:eastAsia="Arial" w:hAnsi="Arial"/>
@@ -953,10 +953,10 @@
               <w:ind w:left="360" w:hanging="180"/>
               <w:jc w:val="left"/>
               <w:rPr>
-                <w:ins w:id="9035" w:author="Claude (AI) - proposed" w:date="2026-10-15T02:49:26Z"/>
-              </w:rPr>
-            </w:pPr>
-            <w:ins w:id="9034" w:author="Claude (AI) - proposed" w:date="2026-10-15T02:49:26Z">
+                <w:ins w:id="9035" w:author="Claude (AI) - proposed" w:date="2026-10-18T00:25:41Z"/>
+              </w:rPr>
+            </w:pPr>
+            <w:ins w:id="9034" w:author="Claude (AI) - proposed" w:date="2026-10-18T00:25:41Z">
               <w:r>
                 <w:rPr>
                   <w:rFonts w:ascii="Arial" w:cs="Arial" w:eastAsia="Arial" w:hAnsi="Arial"/>
@@ -978,10 +978,10 @@
               <w:ind w:left="360" w:hanging="180"/>
               <w:jc w:val="left"/>
               <w:rPr>
-                <w:ins w:id="9037" w:author="Claude (AI) - proposed" w:date="2026-10-15T02:49:26Z"/>
-              </w:rPr>
-            </w:pPr>
-            <w:ins w:id="9036" w:author="Claude (AI) - proposed" w:date="2026-10-15T02:49:26Z">
+                <w:ins w:id="9037" w:author="Claude (AI) - proposed" w:date="2026-10-18T00:25:41Z"/>
+              </w:rPr>
+            </w:pPr>
+            <w:ins w:id="9036" w:author="Claude (AI) - proposed" w:date="2026-10-18T00:25:41Z">
               <w:r>
                 <w:rPr>
                   <w:rFonts w:ascii="Arial" w:cs="Arial" w:eastAsia="Arial" w:hAnsi="Arial"/>
@@ -1003,10 +1003,10 @@
               <w:ind w:left="360" w:hanging="180"/>
               <w:jc w:val="left"/>
               <w:rPr>
-                <w:ins w:id="9039" w:author="Claude (AI) - proposed" w:date="2026-10-15T02:49:26Z"/>
-              </w:rPr>
-            </w:pPr>
-            <w:ins w:id="9038" w:author="Claude (AI) - proposed" w:date="2026-10-15T02:49:26Z">
+                <w:ins w:id="9039" w:author="Claude (AI) - proposed" w:date="2026-10-18T00:25:41Z"/>
+              </w:rPr>
+            </w:pPr>
+            <w:ins w:id="9038" w:author="Claude (AI) - proposed" w:date="2026-10-18T00:25:41Z">
               <w:r>
                 <w:rPr>
                   <w:rFonts w:ascii="Arial" w:cs="Arial" w:eastAsia="Arial" w:hAnsi="Arial"/>
@@ -1028,10 +1028,10 @@
               <w:ind w:left="360" w:hanging="180"/>
               <w:jc w:val="left"/>
               <w:rPr>
-                <w:ins w:id="9041" w:author="Claude (AI) - proposed" w:date="2026-10-15T02:49:26Z"/>
-              </w:rPr>
-            </w:pPr>
-            <w:ins w:id="9040" w:author="Claude (AI) - proposed" w:date="2026-10-15T02:49:26Z">
+                <w:ins w:id="9041" w:author="Claude (AI) - proposed" w:date="2026-10-18T00:25:41Z"/>
+              </w:rPr>
+            </w:pPr>
+            <w:ins w:id="9040" w:author="Claude (AI) - proposed" w:date="2026-10-18T00:25:41Z">
               <w:r>
                 <w:rPr>
                   <w:rFonts w:ascii="Arial" w:cs="Arial" w:eastAsia="Arial" w:hAnsi="Arial"/>
@@ -1114,7 +1114,7 @@
               </w:rPr>
               <w:t xml:space="preserve">By the end of the sub</w:t>
             </w:r>
-            <w:del w:id="9042" w:author="Claude (AI) - proposed" w:date="2026-10-15T02:49:26Z">
+            <w:del w:id="9042" w:author="Claude (AI) - proposed" w:date="2026-10-18T00:25:41Z">
               <w:r>
                 <w:rPr>
                   <w:rFonts w:ascii="Arial" w:cs="Arial" w:eastAsia="Arial" w:hAnsi="Arial"/>
@@ -1129,7 +1129,7 @@
                 <w:delText xml:space="preserve">-</w:delText>
               </w:r>
             </w:del>
-            <w:ins w:id="9043" w:author="Claude (AI) - proposed" w:date="2026-10-15T02:49:26Z">
+            <w:ins w:id="9043" w:author="Claude (AI) - proposed" w:date="2026-10-18T00:25:41Z">
               <w:r>
                 <w:rPr>
                   <w:rFonts w:ascii="Arial" w:cs="Arial" w:eastAsia="Arial" w:hAnsi="Arial"/>
@@ -1164,10 +1164,10 @@
               <w:spacing w:after="40" w:before="0"/>
               <w:jc w:val="left"/>
               <w:rPr>
-                <w:ins w:id="9045" w:author="Claude (AI) - proposed" w:date="2026-10-15T02:49:26Z"/>
-              </w:rPr>
-            </w:pPr>
-            <w:ins w:id="9044" w:author="Claude (AI) - proposed" w:date="2026-10-15T02:49:26Z">
+                <w:ins w:id="9045" w:author="Claude (AI) - proposed" w:date="2026-10-18T00:25:41Z"/>
+              </w:rPr>
+            </w:pPr>
+            <w:ins w:id="9044" w:author="Claude (AI) - proposed" w:date="2026-10-18T00:25:41Z">
               <w:r>
                 <w:rPr>
                   <w:rFonts w:ascii="Arial" w:cs="Arial" w:eastAsia="Arial" w:hAnsi="Arial"/>
@@ -1189,10 +1189,10 @@
               <w:spacing w:after="40" w:before="0"/>
               <w:jc w:val="left"/>
               <w:rPr>
-                <w:ins w:id="9047" w:author="Claude (AI) - proposed" w:date="2026-10-15T02:49:26Z"/>
-              </w:rPr>
-            </w:pPr>
-            <w:ins w:id="9046" w:author="Claude (AI) - proposed" w:date="2026-10-15T02:49:26Z">
+                <w:ins w:id="9047" w:author="Claude (AI) - proposed" w:date="2026-10-18T00:25:41Z"/>
+              </w:rPr>
+            </w:pPr>
+            <w:ins w:id="9046" w:author="Claude (AI) - proposed" w:date="2026-10-18T00:25:41Z">
               <w:r>
                 <w:rPr>
                   <w:rFonts w:ascii="Arial" w:cs="Arial" w:eastAsia="Arial" w:hAnsi="Arial"/>
@@ -1214,7 +1214,7 @@
               <w:spacing w:after="40" w:before="0"/>
               <w:jc w:val="left"/>
             </w:pPr>
-            <w:del w:id="9048" w:author="Claude (AI) - proposed" w:date="2026-10-15T02:49:26Z">
+            <w:del w:id="9048" w:author="Claude (AI) - proposed" w:date="2026-10-18T00:25:41Z">
               <w:r>
                 <w:rPr>
                   <w:rFonts w:ascii="Arial" w:cs="Arial" w:eastAsia="Arial" w:hAnsi="Arial"/>
@@ -1229,7 +1229,7 @@
                 <w:delText xml:space="preserve">a</w:delText>
               </w:r>
             </w:del>
-            <w:ins w:id="9049" w:author="Claude (AI) - proposed" w:date="2026-10-15T02:49:26Z">
+            <w:ins w:id="9049" w:author="Claude (AI) - proposed" w:date="2026-10-18T00:25:41Z">
               <w:r>
                 <w:rPr>
                   <w:rFonts w:ascii="Arial" w:cs="Arial" w:eastAsia="Arial" w:hAnsi="Arial"/>
@@ -1257,7 +1257,7 @@
               </w:rPr>
               <w:t xml:space="preserve">) describe the </w:t>
             </w:r>
-            <w:del w:id="9050" w:author="Claude (AI) - proposed" w:date="2026-10-15T02:49:26Z">
+            <w:del w:id="9050" w:author="Claude (AI) - proposed" w:date="2026-10-18T00:25:41Z">
               <w:r>
                 <w:rPr>
                   <w:rFonts w:ascii="Arial" w:cs="Arial" w:eastAsia="Arial" w:hAnsi="Arial"/>
@@ -1272,7 +1272,7 @@
                 <w:delText xml:space="preserve">ultra-structure</w:delText>
               </w:r>
             </w:del>
-            <w:ins w:id="9051" w:author="Claude (AI) - proposed" w:date="2026-10-15T02:49:26Z">
+            <w:ins w:id="9051" w:author="Claude (AI) - proposed" w:date="2026-10-18T00:25:41Z">
               <w:r>
                 <w:rPr>
                   <w:rFonts w:ascii="Arial" w:cs="Arial" w:eastAsia="Arial" w:hAnsi="Arial"/>
@@ -1300,7 +1300,7 @@
               </w:rPr>
               <w:t xml:space="preserve"> of plant and animal cells </w:t>
             </w:r>
-            <w:del w:id="9052" w:author="Claude (AI) - proposed" w:date="2026-10-15T02:49:26Z">
+            <w:del w:id="9052" w:author="Claude (AI) - proposed" w:date="2026-10-18T00:25:41Z">
               <w:r>
                 <w:rPr>
                   <w:rFonts w:ascii="Arial" w:cs="Arial" w:eastAsia="Arial" w:hAnsi="Arial"/>
@@ -1315,7 +1315,7 @@
                 <w:delText xml:space="preserve">using diagrams and models</w:delText>
               </w:r>
             </w:del>
-            <w:ins w:id="9053" w:author="Claude (AI) - proposed" w:date="2026-10-15T02:49:26Z">
+            <w:ins w:id="9053" w:author="Claude (AI) - proposed" w:date="2026-10-18T00:25:41Z">
               <w:r>
                 <w:rPr>
                   <w:rFonts w:ascii="Arial" w:cs="Arial" w:eastAsia="Arial" w:hAnsi="Arial"/>
@@ -1350,10 +1350,10 @@
               <w:spacing w:after="40" w:before="0"/>
               <w:jc w:val="left"/>
               <w:rPr>
-                <w:del w:id="9055" w:author="Claude (AI) - proposed" w:date="2026-10-15T02:49:26Z"/>
-              </w:rPr>
-            </w:pPr>
-            <w:del w:id="9054" w:author="Claude (AI) - proposed" w:date="2026-10-15T02:49:26Z">
+                <w:del w:id="9055" w:author="Claude (AI) - proposed" w:date="2026-10-18T00:25:41Z"/>
+              </w:rPr>
+            </w:pPr>
+            <w:del w:id="9054" w:author="Claude (AI) - proposed" w:date="2026-10-18T00:25:41Z">
               <w:r>
                 <w:rPr>
                   <w:rFonts w:ascii="Arial" w:cs="Arial" w:eastAsia="Arial" w:hAnsi="Arial"/>
@@ -1375,10 +1375,10 @@
               <w:spacing w:after="40" w:before="0"/>
               <w:jc w:val="left"/>
               <w:rPr>
-                <w:del w:id="9057" w:author="Claude (AI) - proposed" w:date="2026-10-15T02:49:26Z"/>
-              </w:rPr>
-            </w:pPr>
-            <w:del w:id="9056" w:author="Claude (AI) - proposed" w:date="2026-10-15T02:49:26Z">
+                <w:del w:id="9057" w:author="Claude (AI) - proposed" w:date="2026-10-18T00:25:41Z"/>
+              </w:rPr>
+            </w:pPr>
+            <w:del w:id="9056" w:author="Claude (AI) - proposed" w:date="2026-10-18T00:25:41Z">
               <w:r>
                 <w:rPr>
                   <w:rFonts w:ascii="Arial" w:cs="Arial" w:eastAsia="Arial" w:hAnsi="Arial"/>
@@ -1413,7 +1413,7 @@
               </w:rPr>
               <w:t xml:space="preserve">d) </w:t>
             </w:r>
-            <w:del w:id="9058" w:author="Claude (AI) - proposed" w:date="2026-10-15T02:49:26Z">
+            <w:del w:id="9058" w:author="Claude (AI) - proposed" w:date="2026-10-18T00:25:41Z">
               <w:r>
                 <w:rPr>
                   <w:rFonts w:ascii="Arial" w:cs="Arial" w:eastAsia="Arial" w:hAnsi="Arial"/>
@@ -1428,7 +1428,7 @@
                 <w:delText xml:space="preserve">explain how cell specialisation enables cells to perform specific</w:delText>
               </w:r>
             </w:del>
-            <w:ins w:id="9059" w:author="Claude (AI) - proposed" w:date="2026-10-15T02:49:26Z">
+            <w:ins w:id="9059" w:author="Claude (AI) - proposed" w:date="2026-10-18T00:25:41Z">
               <w:r>
                 <w:rPr>
                   <w:rFonts w:ascii="Arial" w:cs="Arial" w:eastAsia="Arial" w:hAnsi="Arial"/>
@@ -1456,7 +1456,7 @@
               </w:rPr>
               <w:t xml:space="preserve"> functions in living </w:t>
             </w:r>
-            <w:del w:id="9060" w:author="Claude (AI) - proposed" w:date="2026-10-15T02:49:26Z">
+            <w:del w:id="9060" w:author="Claude (AI) - proposed" w:date="2026-10-18T00:25:41Z">
               <w:r>
                 <w:rPr>
                   <w:rFonts w:ascii="Arial" w:cs="Arial" w:eastAsia="Arial" w:hAnsi="Arial"/>
@@ -1471,7 +1471,7 @@
                 <w:delText xml:space="preserve">organisms</w:delText>
               </w:r>
             </w:del>
-            <w:ins w:id="9061" w:author="Claude (AI) - proposed" w:date="2026-10-15T02:49:26Z">
+            <w:ins w:id="9061" w:author="Claude (AI) - proposed" w:date="2026-10-18T00:25:41Z">
               <w:r>
                 <w:rPr>
                   <w:rFonts w:ascii="Arial" w:cs="Arial" w:eastAsia="Arial" w:hAnsi="Arial"/>
@@ -1506,10 +1506,10 @@
               <w:spacing w:after="40" w:before="0"/>
               <w:jc w:val="left"/>
               <w:rPr>
-                <w:del w:id="9063" w:author="Claude (AI) - proposed" w:date="2026-10-15T02:49:26Z"/>
-              </w:rPr>
-            </w:pPr>
-            <w:del w:id="9062" w:author="Claude (AI) - proposed" w:date="2026-10-15T02:49:26Z">
+                <w:del w:id="9063" w:author="Claude (AI) - proposed" w:date="2026-10-18T00:25:41Z"/>
+              </w:rPr>
+            </w:pPr>
+            <w:del w:id="9062" w:author="Claude (AI) - proposed" w:date="2026-10-18T00:25:41Z">
               <w:r>
                 <w:rPr>
                   <w:rFonts w:ascii="Arial" w:cs="Arial" w:eastAsia="Arial" w:hAnsi="Arial"/>
@@ -1531,7 +1531,7 @@
               <w:spacing w:after="40" w:before="0"/>
               <w:jc w:val="left"/>
             </w:pPr>
-            <w:del w:id="9064" w:author="Claude (AI) - proposed" w:date="2026-10-15T02:49:26Z">
+            <w:del w:id="9064" w:author="Claude (AI) - proposed" w:date="2026-10-18T00:25:41Z">
               <w:r>
                 <w:rPr>
                   <w:rFonts w:ascii="Arial" w:cs="Arial" w:eastAsia="Arial" w:hAnsi="Arial"/>
@@ -1546,7 +1546,7 @@
                 <w:delText xml:space="preserve">f</w:delText>
               </w:r>
             </w:del>
-            <w:ins w:id="9065" w:author="Claude (AI) - proposed" w:date="2026-10-15T02:49:26Z">
+            <w:ins w:id="9065" w:author="Claude (AI) - proposed" w:date="2026-10-18T00:25:41Z">
               <w:r>
                 <w:rPr>
                   <w:rFonts w:ascii="Arial" w:cs="Arial" w:eastAsia="Arial" w:hAnsi="Arial"/>
@@ -1574,7 +1574,7 @@
               </w:rPr>
               <w:t xml:space="preserve">) appreciate the </w:t>
             </w:r>
-            <w:del w:id="9066" w:author="Claude (AI) - proposed" w:date="2026-10-15T02:49:26Z">
+            <w:del w:id="9066" w:author="Claude (AI) - proposed" w:date="2026-10-18T00:25:41Z">
               <w:r>
                 <w:rPr>
                   <w:rFonts w:ascii="Arial" w:cs="Arial" w:eastAsia="Arial" w:hAnsi="Arial"/>
@@ -1589,7 +1589,7 @@
                 <w:delText xml:space="preserve">relationship between cell structure and function in maintaining life processes</w:delText>
               </w:r>
             </w:del>
-            <w:ins w:id="9067" w:author="Claude (AI) - proposed" w:date="2026-10-15T02:49:26Z">
+            <w:ins w:id="9067" w:author="Claude (AI) - proposed" w:date="2026-10-18T00:25:41Z">
               <w:r>
                 <w:rPr>
                   <w:rFonts w:ascii="Arial" w:cs="Arial" w:eastAsia="Arial" w:hAnsi="Arial"/>
@@ -1624,10 +1624,10 @@
               <w:spacing w:after="40" w:before="0"/>
               <w:jc w:val="left"/>
               <w:rPr>
-                <w:ins w:id="9069" w:author="Claude (AI) - proposed" w:date="2026-10-15T02:49:26Z"/>
-              </w:rPr>
-            </w:pPr>
-            <w:ins w:id="9068" w:author="Claude (AI) - proposed" w:date="2026-10-15T02:49:26Z">
+                <w:ins w:id="9069" w:author="Claude (AI) - proposed" w:date="2026-10-18T00:25:41Z"/>
+              </w:rPr>
+            </w:pPr>
+            <w:ins w:id="9068" w:author="Claude (AI) - proposed" w:date="2026-10-18T00:25:41Z">
               <w:r>
                 <w:rPr>
                   <w:rFonts w:ascii="Arial" w:cs="Arial" w:eastAsia="Arial" w:hAnsi="Arial"/>
@@ -1649,10 +1649,10 @@
               <w:spacing w:after="40" w:before="0"/>
               <w:jc w:val="left"/>
               <w:rPr>
-                <w:ins w:id="9071" w:author="Claude (AI) - proposed" w:date="2026-10-15T02:49:26Z"/>
-              </w:rPr>
-            </w:pPr>
-            <w:ins w:id="9070" w:author="Claude (AI) - proposed" w:date="2026-10-15T02:49:26Z">
+                <w:ins w:id="9071" w:author="Claude (AI) - proposed" w:date="2026-10-18T00:25:41Z"/>
+              </w:rPr>
+            </w:pPr>
+            <w:ins w:id="9070" w:author="Claude (AI) - proposed" w:date="2026-10-18T00:25:41Z">
               <w:r>
                 <w:rPr>
                   <w:rFonts w:ascii="Arial" w:cs="Arial" w:eastAsia="Arial" w:hAnsi="Arial"/>
@@ -1674,10 +1674,10 @@
               <w:spacing w:after="40" w:before="0"/>
               <w:jc w:val="left"/>
               <w:rPr>
-                <w:ins w:id="9073" w:author="Claude (AI) - proposed" w:date="2026-10-15T02:49:26Z"/>
-              </w:rPr>
-            </w:pPr>
-            <w:ins w:id="9072" w:author="Claude (AI) - proposed" w:date="2026-10-15T02:49:26Z">
+                <w:ins w:id="9073" w:author="Claude (AI) - proposed" w:date="2026-10-18T00:25:41Z"/>
+              </w:rPr>
+            </w:pPr>
+            <w:ins w:id="9072" w:author="Claude (AI) - proposed" w:date="2026-10-18T00:25:41Z">
               <w:r>
                 <w:rPr>
                   <w:rFonts w:ascii="Arial" w:cs="Arial" w:eastAsia="Arial" w:hAnsi="Arial"/>
@@ -1760,7 +1760,7 @@
               </w:rPr>
               <w:t xml:space="preserve">–  Communication and Collaboration: </w:t>
             </w:r>
-            <w:del w:id="9074" w:author="Claude (AI) - proposed" w:date="2026-10-15T02:49:26Z">
+            <w:del w:id="9074" w:author="Claude (AI) - proposed" w:date="2026-10-18T00:25:41Z">
               <w:r>
                 <w:rPr>
                   <w:rFonts w:ascii="Arial" w:cs="Arial" w:eastAsia="Arial" w:hAnsi="Arial"/>
@@ -1775,7 +1775,7 @@
                 <w:delText xml:space="preserve">Learners work in small groups to construct</w:delText>
               </w:r>
             </w:del>
-            <w:ins w:id="9075" w:author="Claude (AI) - proposed" w:date="2026-10-15T02:49:26Z">
+            <w:ins w:id="9075" w:author="Claude (AI) - proposed" w:date="2026-10-18T00:25:41Z">
               <w:r>
                 <w:rPr>
                   <w:rFonts w:ascii="Arial" w:cs="Arial" w:eastAsia="Arial" w:hAnsi="Arial"/>
@@ -1803,7 +1803,7 @@
               </w:rPr>
               <w:t xml:space="preserve"> annotated 3D cell models </w:t>
             </w:r>
-            <w:del w:id="9076" w:author="Claude (AI) - proposed" w:date="2026-10-15T02:49:26Z">
+            <w:del w:id="9076" w:author="Claude (AI) - proposed" w:date="2026-10-18T00:25:41Z">
               <w:r>
                 <w:rPr>
                   <w:rFonts w:ascii="Arial" w:cs="Arial" w:eastAsia="Arial" w:hAnsi="Arial"/>
@@ -1818,7 +1818,7 @@
                 <w:delText xml:space="preserve">using</w:delText>
               </w:r>
             </w:del>
-            <w:ins w:id="9077" w:author="Claude (AI) - proposed" w:date="2026-10-15T02:49:26Z">
+            <w:ins w:id="9077" w:author="Claude (AI) - proposed" w:date="2026-10-18T00:25:41Z">
               <w:r>
                 <w:rPr>
                   <w:rFonts w:ascii="Arial" w:cs="Arial" w:eastAsia="Arial" w:hAnsi="Arial"/>
@@ -1846,7 +1846,7 @@
               </w:rPr>
               <w:t xml:space="preserve"> locally available materials (bottle tops, avocado seeds, maize grains, plastic bags) and </w:t>
             </w:r>
-            <w:del w:id="9078" w:author="Claude (AI) - proposed" w:date="2026-10-15T02:49:26Z">
+            <w:del w:id="9078" w:author="Claude (AI) - proposed" w:date="2026-10-18T00:25:41Z">
               <w:r>
                 <w:rPr>
                   <w:rFonts w:ascii="Arial" w:cs="Arial" w:eastAsia="Arial" w:hAnsi="Arial"/>
@@ -1861,7 +1861,7 @@
                 <w:delText xml:space="preserve">present their models to the class, justifying their choices of materials for each organelle</w:delText>
               </w:r>
             </w:del>
-            <w:ins w:id="9079" w:author="Claude (AI) - proposed" w:date="2026-10-15T02:49:26Z">
+            <w:ins w:id="9079" w:author="Claude (AI) - proposed" w:date="2026-10-18T00:25:41Z">
               <w:r>
                 <w:rPr>
                   <w:rFonts w:ascii="Arial" w:cs="Arial" w:eastAsia="Arial" w:hAnsi="Arial"/>
@@ -1896,10 +1896,10 @@
               <w:ind w:left="360" w:hanging="180"/>
               <w:jc w:val="left"/>
               <w:rPr>
-                <w:ins w:id="9081" w:author="Claude (AI) - proposed" w:date="2026-10-15T02:49:26Z"/>
-              </w:rPr>
-            </w:pPr>
-            <w:ins w:id="9080" w:author="Claude (AI) - proposed" w:date="2026-10-15T02:49:26Z">
+                <w:ins w:id="9081" w:author="Claude (AI) - proposed" w:date="2026-10-18T00:25:41Z"/>
+              </w:rPr>
+            </w:pPr>
+            <w:ins w:id="9080" w:author="Claude (AI) - proposed" w:date="2026-10-18T00:25:41Z">
               <w:r>
                 <w:rPr>
                   <w:rFonts w:ascii="Arial" w:cs="Arial" w:eastAsia="Arial" w:hAnsi="Arial"/>
@@ -1921,10 +1921,10 @@
               <w:spacing w:after="40" w:before="0"/>
               <w:jc w:val="left"/>
               <w:rPr>
-                <w:ins w:id="9083" w:author="Claude (AI) - proposed" w:date="2026-10-15T02:49:26Z"/>
-              </w:rPr>
-            </w:pPr>
-            <w:ins w:id="9082" w:author="Claude (AI) - proposed" w:date="2026-10-15T02:49:26Z">
+                <w:ins w:id="9083" w:author="Claude (AI) - proposed" w:date="2026-10-18T00:25:41Z"/>
+              </w:rPr>
+            </w:pPr>
+            <w:ins w:id="9082" w:author="Claude (AI) - proposed" w:date="2026-10-18T00:25:41Z">
               <w:r>
                 <w:rPr>
                   <w:rFonts w:ascii="Arial" w:cs="Arial" w:eastAsia="Arial" w:hAnsi="Arial"/>
@@ -1959,7 +1959,7 @@
               </w:rPr>
               <w:t xml:space="preserve">–  Critical Thinking and Problem Solving: Learners analyse </w:t>
             </w:r>
-            <w:del w:id="9084" w:author="Claude (AI) - proposed" w:date="2026-10-15T02:49:26Z">
+            <w:del w:id="9084" w:author="Claude (AI) - proposed" w:date="2026-10-18T00:25:41Z">
               <w:r>
                 <w:rPr>
                   <w:rFonts w:ascii="Arial" w:cs="Arial" w:eastAsia="Arial" w:hAnsi="Arial"/>
@@ -1974,7 +1974,7 @@
                 <w:delText xml:space="preserve">electron micrograph images</w:delText>
               </w:r>
             </w:del>
-            <w:ins w:id="9085" w:author="Claude (AI) - proposed" w:date="2026-10-15T02:49:26Z">
+            <w:ins w:id="9085" w:author="Claude (AI) - proposed" w:date="2026-10-18T00:25:41Z">
               <w:r>
                 <w:rPr>
                   <w:rFonts w:ascii="Arial" w:cs="Arial" w:eastAsia="Arial" w:hAnsi="Arial"/>
@@ -2002,7 +2002,7 @@
               </w:rPr>
               <w:t xml:space="preserve"> of different specialised cells (e.g., a Kenyan blood smear showing red blood cells, a </w:t>
             </w:r>
-            <w:del w:id="9086" w:author="Claude (AI) - proposed" w:date="2026-10-15T02:49:26Z">
+            <w:del w:id="9086" w:author="Claude (AI) - proposed" w:date="2026-10-18T00:25:41Z">
               <w:r>
                 <w:rPr>
                   <w:rFonts w:ascii="Arial" w:cs="Arial" w:eastAsia="Arial" w:hAnsi="Arial"/>
@@ -2017,7 +2017,7 @@
                 <w:delText xml:space="preserve">maize leaf cross-section</w:delText>
               </w:r>
             </w:del>
-            <w:ins w:id="9087" w:author="Claude (AI) - proposed" w:date="2026-10-15T02:49:26Z">
+            <w:ins w:id="9087" w:author="Claude (AI) - proposed" w:date="2026-10-18T00:25:41Z">
               <w:r>
                 <w:rPr>
                   <w:rFonts w:ascii="Arial" w:cs="Arial" w:eastAsia="Arial" w:hAnsi="Arial"/>
@@ -2140,10 +2140,10 @@
               <w:ind w:left="360" w:hanging="180"/>
               <w:jc w:val="left"/>
               <w:rPr>
-                <w:ins w:id="9089" w:author="Claude (AI) - proposed" w:date="2026-10-15T02:49:26Z"/>
-              </w:rPr>
-            </w:pPr>
-            <w:ins w:id="9088" w:author="Claude (AI) - proposed" w:date="2026-10-15T02:49:26Z">
+                <w:ins w:id="9089" w:author="Claude (AI) - proposed" w:date="2026-10-18T00:25:41Z"/>
+              </w:rPr>
+            </w:pPr>
+            <w:ins w:id="9088" w:author="Claude (AI) - proposed" w:date="2026-10-18T00:25:41Z">
               <w:r>
                 <w:rPr>
                   <w:rFonts w:ascii="Arial" w:cs="Arial" w:eastAsia="Arial" w:hAnsi="Arial"/>
@@ -2178,7 +2178,7 @@
               </w:rPr>
               <w:t xml:space="preserve">–  Responsibility: The learner </w:t>
             </w:r>
-            <w:del w:id="9090" w:author="Claude (AI) - proposed" w:date="2026-10-15T02:49:26Z">
+            <w:del w:id="9090" w:author="Claude (AI) - proposed" w:date="2026-10-18T00:25:41Z">
               <w:r>
                 <w:rPr>
                   <w:rFonts w:ascii="Arial" w:cs="Arial" w:eastAsia="Arial" w:hAnsi="Arial"/>
@@ -2193,7 +2193,7 @@
                 <w:delText xml:space="preserve">responsibly</w:delText>
               </w:r>
             </w:del>
-            <w:ins w:id="9091" w:author="Claude (AI) - proposed" w:date="2026-10-15T02:49:26Z">
+            <w:ins w:id="9091" w:author="Claude (AI) - proposed" w:date="2026-10-18T00:25:41Z">
               <w:r>
                 <w:rPr>
                   <w:rFonts w:ascii="Arial" w:cs="Arial" w:eastAsia="Arial" w:hAnsi="Arial"/>
@@ -2221,7 +2221,7 @@
               </w:rPr>
               <w:t xml:space="preserve"> handles microscopes and prepared slides of onion epidermis</w:t>
             </w:r>
-            <w:del w:id="9092" w:author="Claude (AI) - proposed" w:date="2026-10-15T02:49:26Z">
+            <w:del w:id="9092" w:author="Claude (AI) - proposed" w:date="2026-10-18T00:25:41Z">
               <w:r>
                 <w:rPr>
                   <w:rFonts w:ascii="Arial" w:cs="Arial" w:eastAsia="Arial" w:hAnsi="Arial"/>
@@ -2236,7 +2236,7 @@
                 <w:delText xml:space="preserve">, cheek cells, or other specimens</w:delText>
               </w:r>
             </w:del>
-            <w:ins w:id="9093" w:author="Claude (AI) - proposed" w:date="2026-10-15T02:49:26Z">
+            <w:ins w:id="9093" w:author="Claude (AI) - proposed" w:date="2026-10-18T00:25:41Z">
               <w:r>
                 <w:rPr>
                   <w:rFonts w:ascii="Arial" w:cs="Arial" w:eastAsia="Arial" w:hAnsi="Arial"/>
@@ -2271,10 +2271,10 @@
               <w:spacing w:after="40" w:before="0"/>
               <w:jc w:val="left"/>
               <w:rPr>
-                <w:ins w:id="9095" w:author="Claude (AI) - proposed" w:date="2026-10-15T02:49:26Z"/>
-              </w:rPr>
-            </w:pPr>
-            <w:ins w:id="9094" w:author="Claude (AI) - proposed" w:date="2026-10-15T02:49:26Z">
+                <w:ins w:id="9095" w:author="Claude (AI) - proposed" w:date="2026-10-18T00:25:41Z"/>
+              </w:rPr>
+            </w:pPr>
+            <w:ins w:id="9094" w:author="Claude (AI) - proposed" w:date="2026-10-18T00:25:41Z">
               <w:r>
                 <w:rPr>
                   <w:rFonts w:ascii="Arial" w:cs="Arial" w:eastAsia="Arial" w:hAnsi="Arial"/>
@@ -2296,10 +2296,10 @@
               <w:ind w:left="360" w:hanging="180"/>
               <w:jc w:val="left"/>
               <w:rPr>
-                <w:del w:id="9097" w:author="Claude (AI) - proposed" w:date="2026-10-15T02:49:26Z"/>
-              </w:rPr>
-            </w:pPr>
-            <w:del w:id="9096" w:author="Claude (AI) - proposed" w:date="2026-10-15T02:49:26Z">
+                <w:del w:id="9097" w:author="Claude (AI) - proposed" w:date="2026-10-18T00:25:41Z"/>
+              </w:rPr>
+            </w:pPr>
+            <w:del w:id="9096" w:author="Claude (AI) - proposed" w:date="2026-10-18T00:25:41Z">
               <w:r>
                 <w:rPr>
                   <w:rFonts w:ascii="Arial" w:cs="Arial" w:eastAsia="Arial" w:hAnsi="Arial"/>
@@ -2557,10 +2557,10 @@
               <w:ind w:left="360" w:hanging="180"/>
               <w:jc w:val="left"/>
               <w:rPr>
-                <w:ins w:id="9099" w:author="Claude (AI) - proposed" w:date="2026-10-15T02:49:26Z"/>
-              </w:rPr>
-            </w:pPr>
-            <w:ins w:id="9098" w:author="Claude (AI) - proposed" w:date="2026-10-15T02:49:26Z">
+                <w:ins w:id="9099" w:author="Claude (AI) - proposed" w:date="2026-10-18T00:25:41Z"/>
+              </w:rPr>
+            </w:pPr>
+            <w:ins w:id="9098" w:author="Claude (AI) - proposed" w:date="2026-10-18T00:25:41Z">
               <w:r>
                 <w:rPr>
                   <w:rFonts w:ascii="Arial" w:cs="Arial" w:eastAsia="Arial" w:hAnsi="Arial"/>
@@ -2582,10 +2582,10 @@
               <w:ind w:left="360" w:hanging="180"/>
               <w:jc w:val="left"/>
               <w:rPr>
-                <w:ins w:id="9101" w:author="Claude (AI) - proposed" w:date="2026-10-15T02:49:26Z"/>
-              </w:rPr>
-            </w:pPr>
-            <w:ins w:id="9100" w:author="Claude (AI) - proposed" w:date="2026-10-15T02:49:26Z">
+                <w:ins w:id="9101" w:author="Claude (AI) - proposed" w:date="2026-10-18T00:25:41Z"/>
+              </w:rPr>
+            </w:pPr>
+            <w:ins w:id="9100" w:author="Claude (AI) - proposed" w:date="2026-10-18T00:25:41Z">
               <w:r>
                 <w:rPr>
                   <w:rFonts w:ascii="Arial" w:cs="Arial" w:eastAsia="Arial" w:hAnsi="Arial"/>
@@ -2607,10 +2607,10 @@
               <w:spacing w:after="40" w:before="0"/>
               <w:jc w:val="left"/>
               <w:rPr>
-                <w:ins w:id="9103" w:author="Claude (AI) - proposed" w:date="2026-10-15T02:49:26Z"/>
-              </w:rPr>
-            </w:pPr>
-            <w:ins w:id="9102" w:author="Claude (AI) - proposed" w:date="2026-10-15T02:49:26Z">
+                <w:ins w:id="9103" w:author="Claude (AI) - proposed" w:date="2026-10-18T00:25:41Z"/>
+              </w:rPr>
+            </w:pPr>
+            <w:ins w:id="9102" w:author="Claude (AI) - proposed" w:date="2026-10-18T00:25:41Z">
               <w:r>
                 <w:rPr>
                   <w:rFonts w:ascii="Arial" w:cs="Arial" w:eastAsia="Arial" w:hAnsi="Arial"/>
@@ -2672,10 +2672,10 @@
               <w:ind w:left="360" w:hanging="180"/>
               <w:jc w:val="left"/>
               <w:rPr>
-                <w:del w:id="9105" w:author="Claude (AI) - proposed" w:date="2026-10-15T02:49:26Z"/>
-              </w:rPr>
-            </w:pPr>
-            <w:del w:id="9104" w:author="Claude (AI) - proposed" w:date="2026-10-15T02:49:26Z">
+                <w:del w:id="9105" w:author="Claude (AI) - proposed" w:date="2026-10-18T00:25:41Z"/>
+              </w:rPr>
+            </w:pPr>
+            <w:del w:id="9104" w:author="Claude (AI) - proposed" w:date="2026-10-18T00:25:41Z">
               <w:r>
                 <w:rPr>
                   <w:rFonts w:ascii="Arial" w:cs="Arial" w:eastAsia="Arial" w:hAnsi="Arial"/>
@@ -2730,7 +2730,7 @@
               </w:rPr>
               <w:t xml:space="preserve">–  Career Guidance: Learners relate cell biology knowledge to careers in medicine, nursing, biotechnology, agriculture, and food science within the Kenyan job market and </w:t>
             </w:r>
-            <w:del w:id="9106" w:author="Claude (AI) - proposed" w:date="2026-10-15T02:49:26Z">
+            <w:del w:id="9106" w:author="Claude (AI) - proposed" w:date="2026-10-18T00:25:41Z">
               <w:r>
                 <w:rPr>
                   <w:rFonts w:ascii="Arial" w:cs="Arial" w:eastAsia="Arial" w:hAnsi="Arial"/>
@@ -2745,7 +2745,7 @@
                 <w:delText xml:space="preserve">Kenya's Big Four Agenda priorities</w:delText>
               </w:r>
             </w:del>
-            <w:ins w:id="9107" w:author="Claude (AI) - proposed" w:date="2026-10-15T02:49:26Z">
+            <w:ins w:id="9107" w:author="Claude (AI) - proposed" w:date="2026-10-18T00:25:41Z">
               <w:r>
                 <w:rPr>
                   <w:rFonts w:ascii="Arial" w:cs="Arial" w:eastAsia="Arial" w:hAnsi="Arial"/>
@@ -3137,7 +3137,7 @@
               </w:rPr>
               <w:t xml:space="preserve">1. </w:t>
             </w:r>
-            <w:del w:id="9108" w:author="Claude (AI) - proposed" w:date="2026-10-15T02:49:26Z">
+            <w:del w:id="9108" w:author="Claude (AI) - proposed" w:date="2026-10-18T00:25:41Z">
               <w:r>
                 <w:rPr>
                   <w:rFonts w:ascii="Arial" w:cs="Arial" w:eastAsia="Arial" w:hAnsi="Arial"/>
@@ -3152,7 +3152,7 @@
                 <w:delText xml:space="preserve">What are the structural differences between</w:delText>
               </w:r>
             </w:del>
-            <w:ins w:id="9109" w:author="Claude (AI) - proposed" w:date="2026-10-15T02:49:26Z">
+            <w:ins w:id="9109" w:author="Claude (AI) - proposed" w:date="2026-10-18T00:25:41Z">
               <w:r>
                 <w:rPr>
                   <w:rFonts w:ascii="Arial" w:cs="Arial" w:eastAsia="Arial" w:hAnsi="Arial"/>
@@ -3180,7 +3180,7 @@
               </w:rPr>
               <w:t xml:space="preserve"> plant and animal cells</w:t>
             </w:r>
-            <w:ins w:id="9110" w:author="Claude (AI) - proposed" w:date="2026-10-15T02:49:26Z">
+            <w:ins w:id="9110" w:author="Claude (AI) - proposed" w:date="2026-10-18T00:25:41Z">
               <w:r>
                 <w:rPr>
                   <w:rFonts w:ascii="Arial" w:cs="Arial" w:eastAsia="Arial" w:hAnsi="Arial"/>
@@ -3215,10 +3215,10 @@
               <w:spacing w:after="40" w:before="0"/>
               <w:jc w:val="left"/>
               <w:rPr>
-                <w:ins w:id="9112" w:author="Claude (AI) - proposed" w:date="2026-10-15T02:49:26Z"/>
-              </w:rPr>
-            </w:pPr>
-            <w:ins w:id="9111" w:author="Claude (AI) - proposed" w:date="2026-10-15T02:49:26Z">
+                <w:ins w:id="9112" w:author="Claude (AI) - proposed" w:date="2026-10-18T00:25:41Z"/>
+              </w:rPr>
+            </w:pPr>
+            <w:ins w:id="9111" w:author="Claude (AI) - proposed" w:date="2026-10-18T00:25:41Z">
               <w:r>
                 <w:rPr>
                   <w:rFonts w:ascii="Arial" w:cs="Arial" w:eastAsia="Arial" w:hAnsi="Arial"/>
@@ -3240,10 +3240,10 @@
               <w:spacing w:after="40" w:before="0"/>
               <w:jc w:val="left"/>
               <w:rPr>
-                <w:del w:id="9114" w:author="Claude (AI) - proposed" w:date="2026-10-15T02:49:26Z"/>
-              </w:rPr>
-            </w:pPr>
-            <w:del w:id="9113" w:author="Claude (AI) - proposed" w:date="2026-10-15T02:49:26Z">
+                <w:del w:id="9114" w:author="Claude (AI) - proposed" w:date="2026-10-18T00:25:41Z"/>
+              </w:rPr>
+            </w:pPr>
+            <w:del w:id="9113" w:author="Claude (AI) - proposed" w:date="2026-10-18T00:25:41Z">
               <w:r>
                 <w:rPr>
                   <w:rFonts w:ascii="Arial" w:cs="Arial" w:eastAsia="Arial" w:hAnsi="Arial"/>
@@ -3326,7 +3326,7 @@
               </w:rPr>
               <w:t xml:space="preserve">ANCHORING PHENOMENON: A </w:t>
             </w:r>
-            <w:del w:id="9115" w:author="Claude (AI) - proposed" w:date="2026-10-15T02:49:26Z">
+            <w:del w:id="9115" w:author="Claude (AI) - proposed" w:date="2026-10-18T00:25:41Z">
               <w:r>
                 <w:rPr>
                   <w:rFonts w:ascii="Arial" w:cs="Arial" w:eastAsia="Arial" w:hAnsi="Arial"/>
@@ -3341,7 +3341,7 @@
                 <w:delText xml:space="preserve">Form 4 student</w:delText>
               </w:r>
             </w:del>
-            <w:ins w:id="9116" w:author="Claude (AI) - proposed" w:date="2026-10-15T02:49:26Z">
+            <w:ins w:id="9116" w:author="Claude (AI) - proposed" w:date="2026-10-18T00:25:41Z">
               <w:r>
                 <w:rPr>
                   <w:rFonts w:ascii="Arial" w:cs="Arial" w:eastAsia="Arial" w:hAnsi="Arial"/>
@@ -3477,7 +3477,7 @@
               </w:rPr>
               <w:t xml:space="preserve">Lesson 2 — OBSERVE (Microscopy Practical 1): "Seeing cells for the first time" | Students prepare wet mount slides of onion epidermal cells AND</w:t>
             </w:r>
-            <w:del w:id="9117" w:author="Claude (AI) - proposed" w:date="2026-10-15T02:49:26Z">
+            <w:del w:id="9117" w:author="Claude (AI) - proposed" w:date="2026-10-18T00:25:41Z">
               <w:r>
                 <w:rPr>
                   <w:rFonts w:ascii="Arial" w:cs="Arial" w:eastAsia="Arial" w:hAnsi="Arial"/>
@@ -3492,7 +3492,7 @@
                 <w:delText xml:space="preserve"> their own</w:delText>
               </w:r>
             </w:del>
-            <w:ins w:id="9118" w:author="Claude (AI) - proposed" w:date="2026-10-15T02:49:26Z">
+            <w:ins w:id="9118" w:author="Claude (AI) - proposed" w:date="2026-10-18T00:25:41Z">
               <w:r>
                 <w:rPr>
                   <w:rFonts w:ascii="Arial" w:cs="Arial" w:eastAsia="Arial" w:hAnsi="Arial"/>
@@ -3520,7 +3520,7 @@
               </w:rPr>
               <w:t xml:space="preserve"> cheek cells (</w:t>
             </w:r>
-            <w:del w:id="9119" w:author="Claude (AI) - proposed" w:date="2026-10-15T02:49:26Z">
+            <w:del w:id="9119" w:author="Claude (AI) - proposed" w:date="2026-10-18T00:25:41Z">
               <w:r>
                 <w:rPr>
                   <w:rFonts w:ascii="Arial" w:cs="Arial" w:eastAsia="Arial" w:hAnsi="Arial"/>
@@ -3535,7 +3535,7 @@
                 <w:delText xml:space="preserve">cotton bud method, safely</w:delText>
               </w:r>
             </w:del>
-            <w:ins w:id="9120" w:author="Claude (AI) - proposed" w:date="2026-10-15T02:49:26Z">
+            <w:ins w:id="9120" w:author="Claude (AI) - proposed" w:date="2026-10-18T00:25:41Z">
               <w:r>
                 <w:rPr>
                   <w:rFonts w:ascii="Arial" w:cs="Arial" w:eastAsia="Arial" w:hAnsi="Arial"/>
@@ -3683,7 +3683,7 @@
               </w:rPr>
               <w:t xml:space="preserve">Lesson 5 — OBSERVE + EXPLAIN (Prokaryote vs. Eukaryote): "Are bacteria cells the same as our cells?" | </w:t>
             </w:r>
-            <w:del w:id="9121" w:author="Claude (AI) - proposed" w:date="2026-10-15T02:49:26Z">
+            <w:del w:id="9121" w:author="Claude (AI) - proposed" w:date="2026-10-18T00:25:41Z">
               <w:r>
                 <w:rPr>
                   <w:rFonts w:ascii="Arial" w:cs="Arial" w:eastAsia="Arial" w:hAnsi="Arial"/>
@@ -3698,7 +3698,7 @@
                 <w:delText xml:space="preserve">Revisit</w:delText>
               </w:r>
             </w:del>
-            <w:ins w:id="9122" w:author="Claude (AI) - proposed" w:date="2026-10-15T02:49:26Z">
+            <w:ins w:id="9122" w:author="Claude (AI) - proposed" w:date="2026-10-18T00:25:41Z">
               <w:r>
                 <w:rPr>
                   <w:rFonts w:ascii="Arial" w:cs="Arial" w:eastAsia="Arial" w:hAnsi="Arial"/>
@@ -3726,7 +3726,7 @@
               </w:rPr>
               <w:t xml:space="preserve"> the fermenting uji supporting phenomenon</w:t>
             </w:r>
-            <w:ins w:id="9123" w:author="Claude (AI) - proposed" w:date="2026-10-15T02:49:26Z">
+            <w:ins w:id="9123" w:author="Claude (AI) - proposed" w:date="2026-10-18T00:25:41Z">
               <w:r>
                 <w:rPr>
                   <w:rFonts w:ascii="Arial" w:cs="Arial" w:eastAsia="Arial" w:hAnsi="Arial"/>
@@ -3754,7 +3754,7 @@
               </w:rPr>
               <w:t xml:space="preserve">. Students examine images/diagrams of bacterial cells (E. coli) vs. human cells. Identify key differences: no membrane-bound nucleus, no membrane-bound organelles, smaller size, presence of cell wall in bacteria. Students update their DQB and revise their models to add a </w:t>
             </w:r>
-            <w:del w:id="9124" w:author="Claude (AI) - proposed" w:date="2026-10-15T02:49:26Z">
+            <w:del w:id="9124" w:author="Claude (AI) - proposed" w:date="2026-10-18T00:25:41Z">
               <w:r>
                 <w:rPr>
                   <w:rFonts w:ascii="Arial" w:cs="Arial" w:eastAsia="Arial" w:hAnsi="Arial"/>
@@ -3769,7 +3769,7 @@
                 <w:delText xml:space="preserve">"prokaryote" column</w:delText>
               </w:r>
             </w:del>
-            <w:ins w:id="9125" w:author="Claude (AI) - proposed" w:date="2026-10-15T02:49:26Z">
+            <w:ins w:id="9125" w:author="Claude (AI) - proposed" w:date="2026-10-18T00:25:41Z">
               <w:r>
                 <w:rPr>
                   <w:rFonts w:ascii="Arial" w:cs="Arial" w:eastAsia="Arial" w:hAnsi="Arial"/>
@@ -3837,7 +3837,7 @@
               </w:rPr>
               <w:t xml:space="preserve">Lesson 6 — EXPLAIN (Cell Specialisation): "Why don't all cells look the same?" | Students investigate 6 specialised cells: red blood cells (no nucleus → more haemoglobin space), guard cells (bean-shaped → control stomatal opening in sukuma wiki), root hair cells (elongated → large surface area in bean seedling), muscle cells (elongated with many mitochondria → contraction), nerve cells (long axons → signal transmission), and sperm cells (flagellum → motility). Students match structural features to functions using evidence cards. Sickle cell supporting phenomenon is </w:t>
             </w:r>
-            <w:del w:id="9126" w:author="Claude (AI) - proposed" w:date="2026-10-15T02:49:26Z">
+            <w:del w:id="9126" w:author="Claude (AI) - proposed" w:date="2026-10-18T00:25:41Z">
               <w:r>
                 <w:rPr>
                   <w:rFonts w:ascii="Arial" w:cs="Arial" w:eastAsia="Arial" w:hAnsi="Arial"/>
@@ -3852,7 +3852,7 @@
                 <w:delText xml:space="preserve">revisited: students</w:delText>
               </w:r>
             </w:del>
-            <w:ins w:id="9127" w:author="Claude (AI) - proposed" w:date="2026-10-15T02:49:26Z">
+            <w:ins w:id="9127" w:author="Claude (AI) - proposed" w:date="2026-10-18T00:25:41Z">
               <w:r>
                 <w:rPr>
                   <w:rFonts w:ascii="Arial" w:cs="Arial" w:eastAsia="Arial" w:hAnsi="Arial"/>
@@ -4210,7 +4210,7 @@
         </w:rPr>
         <w:t xml:space="preserve">© 2026 SeaVuria and ARES. This work is licensed under a </w:t>
       </w:r>
-      <w:hyperlink w:history="1" r:id="rIdwjkt4crlvpjjw_ect7xlj">
+      <w:hyperlink w:history="1" r:id="rIdxbotlnzxdckriab_legw1">
         <w:r>
           <w:rPr>
             <w:rFonts w:ascii="Arial" w:cs="Arial" w:eastAsia="Arial" w:hAnsi="Arial"/>
@@ -4230,7 +4230,7 @@
         </w:rPr>
         <w:t xml:space="preserve"> (</w:t>
       </w:r>
-      <w:hyperlink w:history="1" r:id="rIdwvj30e1criebngabg3nhh">
+      <w:hyperlink w:history="1" r:id="rIdj-0-fbuwlj5hf0m36fq2n">
         <w:r>
           <w:rPr>
             <w:rFonts w:ascii="Arial" w:cs="Arial" w:eastAsia="Arial" w:hAnsi="Arial"/>
@@ -4250,7 +4250,7 @@
         </w:rPr>
         <w:t xml:space="preserve">). To view a copy of this license, visit </w:t>
       </w:r>
-      <w:hyperlink w:history="1" r:id="rIdfxkdfr1xi_longntlz5mc">
+      <w:hyperlink w:history="1" r:id="rIdjz7lbzax6-2lqsleitcvg">
         <w:r>
           <w:rPr>
             <w:rFonts w:ascii="Arial" w:cs="Arial" w:eastAsia="Arial" w:hAnsi="Arial"/>
@@ -4757,10 +4757,10 @@
               <w:spacing w:after="40" w:before="0"/>
               <w:jc w:val="left"/>
               <w:rPr>
-                <w:ins w:id="9129" w:author="Claude (AI) - proposed" w:date="2026-10-15T02:49:26Z"/>
-              </w:rPr>
-            </w:pPr>
-            <w:ins w:id="9128" w:author="Claude (AI) - proposed" w:date="2026-10-15T02:49:26Z">
+                <w:ins w:id="9129" w:author="Claude (AI) - proposed" w:date="2026-10-18T00:25:41Z"/>
+              </w:rPr>
+            </w:pPr>
+            <w:ins w:id="9128" w:author="Claude (AI) - proposed" w:date="2026-10-18T00:25:41Z">
               <w:r>
                 <w:rPr>
                   <w:rFonts w:ascii="Arial" w:cs="Arial" w:eastAsia="Arial" w:hAnsi="Arial"/>
@@ -4782,10 +4782,10 @@
               <w:spacing w:after="40" w:before="0"/>
               <w:jc w:val="left"/>
               <w:rPr>
-                <w:del w:id="9131" w:author="Claude (AI) - proposed" w:date="2026-10-15T02:49:26Z"/>
-              </w:rPr>
-            </w:pPr>
-            <w:del w:id="9130" w:author="Claude (AI) - proposed" w:date="2026-10-15T02:49:26Z">
+                <w:del w:id="9131" w:author="Claude (AI) - proposed" w:date="2026-10-18T00:25:41Z"/>
+              </w:rPr>
+            </w:pPr>
+            <w:del w:id="9130" w:author="Claude (AI) - proposed" w:date="2026-10-18T00:25:41Z">
               <w:r>
                 <w:rPr>
                   <w:rFonts w:ascii="Arial" w:cs="Arial" w:eastAsia="Arial" w:hAnsi="Arial"/>
@@ -4868,7 +4868,7 @@
               </w:rPr>
               <w:t xml:space="preserve">This is the OPENING lesson of the unit. Its sole purpose is to create productive confusion — students encounter the anchoring phenomenon (blood smear vs. sukuma wiki leaf cell images) and realise they cannot yet explain why cells of the same organism, or across organisms, look so radically different. All predictions and questions generated here are posted to the Driving Question Board (DQB) and will be revisited and revised across all </w:t>
             </w:r>
-            <w:del w:id="9132" w:author="Claude (AI) - proposed" w:date="2026-10-15T02:49:26Z">
+            <w:del w:id="9132" w:author="Claude (AI) - proposed" w:date="2026-10-18T00:25:41Z">
               <w:r>
                 <w:rPr>
                   <w:rFonts w:ascii="Arial" w:cs="Arial" w:eastAsia="Arial" w:hAnsi="Arial"/>
@@ -4883,7 +4883,7 @@
                 <w:delText xml:space="preserve">6</w:delText>
               </w:r>
             </w:del>
-            <w:ins w:id="9133" w:author="Claude (AI) - proposed" w:date="2026-10-15T02:49:26Z">
+            <w:ins w:id="9133" w:author="Claude (AI) - proposed" w:date="2026-10-18T00:25:41Z">
               <w:r>
                 <w:rPr>
                   <w:rFonts w:ascii="Arial" w:cs="Arial" w:eastAsia="Arial" w:hAnsi="Arial"/>
@@ -5362,7 +5362,7 @@
             <w:pPr>
               <w:spacing w:after="20" w:before="0"/>
             </w:pPr>
-            <w:hyperlink w:history="1" r:id="rIdxmorxrrw_vmxxbvlggb4r">
+            <w:hyperlink w:history="1" r:id="rIdylo4ko-oqaow9h8ol0e3b">
               <w:r>
                 <w:rPr>
                   <w:rFonts w:ascii="Arial" w:cs="Arial" w:eastAsia="Arial" w:hAnsi="Arial"/>
@@ -5395,7 +5395,7 @@
               <w:spacing w:after="10" w:before="0"/>
               <w:ind w:left="120"/>
             </w:pPr>
-            <w:hyperlink w:history="1" r:id="rId44v_yq3ixekwtw-an8sgh">
+            <w:hyperlink w:history="1" r:id="rId5u9s0hjv3waylqbq6qhqa">
               <w:r>
                 <w:rPr>
                   <w:rFonts w:ascii="Arial" w:cs="Arial" w:eastAsia="Arial" w:hAnsi="Arial"/>
@@ -5440,7 +5440,7 @@
             <w:pPr>
               <w:spacing w:after="20" w:before="0"/>
             </w:pPr>
-            <w:hyperlink w:history="1" r:id="rIdoyzu-qghsjrnqvcqdh89h">
+            <w:hyperlink w:history="1" r:id="rIdaamxgj1dkgs2zll2sl-cd">
               <w:r>
                 <w:rPr>
                   <w:rFonts w:ascii="Arial" w:cs="Arial" w:eastAsia="Arial" w:hAnsi="Arial"/>
@@ -5473,7 +5473,7 @@
               <w:spacing w:after="10" w:before="0"/>
               <w:ind w:left="120"/>
             </w:pPr>
-            <w:hyperlink w:history="1" r:id="rIdnur0a9atogrd4j6yqw-d2">
+            <w:hyperlink w:history="1" r:id="rId4usxxkc3ihqu6fzvrmp3b">
               <w:r>
                 <w:rPr>
                   <w:rFonts w:ascii="Arial" w:cs="Arial" w:eastAsia="Arial" w:hAnsi="Arial"/>
@@ -5673,7 +5673,7 @@
             <w:pPr>
               <w:spacing w:after="20" w:before="0"/>
             </w:pPr>
-            <w:hyperlink w:history="1" r:id="rIdhwsvaksk2x8w4o70dfeyq">
+            <w:hyperlink w:history="1" r:id="rIdfku33nzxiwbiv_dk8vnem">
               <w:r>
                 <w:rPr>
                   <w:rFonts w:ascii="Arial" w:cs="Arial" w:eastAsia="Arial" w:hAnsi="Arial"/>
@@ -5706,7 +5706,7 @@
               <w:spacing w:after="10" w:before="0"/>
               <w:ind w:left="120"/>
             </w:pPr>
-            <w:hyperlink w:history="1" r:id="rIdr5cum2wynegfm39qqlpdp">
+            <w:hyperlink w:history="1" r:id="rIdqwzw2nuzyov39udvxiztw">
               <w:r>
                 <w:rPr>
                   <w:rFonts w:ascii="Arial" w:cs="Arial" w:eastAsia="Arial" w:hAnsi="Arial"/>
@@ -5751,7 +5751,7 @@
             <w:pPr>
               <w:spacing w:after="20" w:before="0"/>
             </w:pPr>
-            <w:hyperlink w:history="1" r:id="rIdptzdrvg66usmo2psxexdd">
+            <w:hyperlink w:history="1" r:id="rIddumnid65_pmophiawv20l">
               <w:r>
                 <w:rPr>
                   <w:rFonts w:ascii="Arial" w:cs="Arial" w:eastAsia="Arial" w:hAnsi="Arial"/>
@@ -5784,7 +5784,7 @@
               <w:spacing w:after="10" w:before="0"/>
               <w:ind w:left="120"/>
             </w:pPr>
-            <w:hyperlink w:history="1" r:id="rIdf8s9pif9mnllhmt_sje_1">
+            <w:hyperlink w:history="1" r:id="rIdfiudb0umrfrva268n1ite">
               <w:r>
                 <w:rPr>
                   <w:rFonts w:ascii="Arial" w:cs="Arial" w:eastAsia="Arial" w:hAnsi="Arial"/>
@@ -5829,7 +5829,7 @@
               </w:rPr>
               <w:t xml:space="preserve">Students receive a structured OBSERVATION TABLE (printed or copied from the board) with </w:t>
             </w:r>
-            <w:del w:id="9134" w:author="Claude (AI) - proposed" w:date="2026-10-15T02:49:26Z">
+            <w:del w:id="9134" w:author="Claude (AI) - proposed" w:date="2026-10-18T00:25:41Z">
               <w:r>
                 <w:rPr>
                   <w:rFonts w:ascii="Arial" w:cs="Arial" w:eastAsia="Arial" w:hAnsi="Arial"/>
@@ -5844,7 +5844,7 @@
                 <w:delText xml:space="preserve">three</w:delText>
               </w:r>
             </w:del>
-            <w:ins w:id="9135" w:author="Claude (AI) - proposed" w:date="2026-10-15T02:49:26Z">
+            <w:ins w:id="9135" w:author="Claude (AI) - proposed" w:date="2026-10-18T00:25:41Z">
               <w:r>
                 <w:rPr>
                   <w:rFonts w:ascii="Arial" w:cs="Arial" w:eastAsia="Arial" w:hAnsi="Arial"/>
@@ -5872,7 +5872,7 @@
               </w:rPr>
               <w:t xml:space="preserve"> columns: 'Feature Observed', 'Blood Cell (Red)', 'Blood Cell (White)', 'Sukuma Wiki Leaf Cell'. Teacher projects each image in turn at high resolution. Students complete the table systematically — describing shape, colour after staining, visible internal structures, and approximate relative size. After completing their own tables individually (8 minutes</w:t>
             </w:r>
-            <w:ins w:id="9136" w:author="Claude (AI) - proposed" w:date="2026-10-15T02:49:26Z">
+            <w:ins w:id="9136" w:author="Claude (AI) - proposed" w:date="2026-10-18T00:25:41Z">
               <w:r>
                 <w:rPr>
                   <w:rFonts w:ascii="Arial" w:cs="Arial" w:eastAsia="Arial" w:hAnsi="Arial"/>
@@ -5933,7 +5933,7 @@
               </w:rPr>
               <w:t xml:space="preserve">Project Image A (blood smear) first. Say: 'You have 4 minutes to fill in the first two columns of your observation table — describe exactly what you SEE, not what you think you know. Be a detective, not a textbook.' [START 4-MIN TIMER.] Then project Image B (sukuma wiki). Say: 'Now 4 minutes for the sukuma wiki leaf cell column</w:t>
             </w:r>
-            <w:ins w:id="9137" w:author="Claude (AI) - proposed" w:date="2026-10-15T02:49:26Z">
+            <w:ins w:id="9137" w:author="Claude (AI) - proposed" w:date="2026-10-18T00:25:41Z">
               <w:r>
                 <w:rPr>
                   <w:rFonts w:ascii="Arial" w:cs="Arial" w:eastAsia="Arial" w:hAnsi="Arial"/>
@@ -6083,7 +6083,7 @@
             <w:pPr>
               <w:spacing w:after="20" w:before="0"/>
             </w:pPr>
-            <w:hyperlink w:history="1" r:id="rIdfaurkcclimtfclungzchm">
+            <w:hyperlink w:history="1" r:id="rIdpqhzos9va8ksazex62tsw">
               <w:r>
                 <w:rPr>
                   <w:rFonts w:ascii="Arial" w:cs="Arial" w:eastAsia="Arial" w:hAnsi="Arial"/>
@@ -6116,7 +6116,7 @@
               <w:spacing w:after="10" w:before="0"/>
               <w:ind w:left="120"/>
             </w:pPr>
-            <w:hyperlink w:history="1" r:id="rIdk06q3jb-7q91hijedqdtp">
+            <w:hyperlink w:history="1" r:id="rIdktvydbk6fn0zqbdhfkhvg">
               <w:r>
                 <w:rPr>
                   <w:rFonts w:ascii="Arial" w:cs="Arial" w:eastAsia="Arial" w:hAnsi="Arial"/>
@@ -6161,7 +6161,7 @@
             <w:pPr>
               <w:spacing w:after="20" w:before="0"/>
             </w:pPr>
-            <w:hyperlink w:history="1" r:id="rIdb30ltzhe_arrtxvcijovx">
+            <w:hyperlink w:history="1" r:id="rIdvmj7pojiff81nhxkauurm">
               <w:r>
                 <w:rPr>
                   <w:rFonts w:ascii="Arial" w:cs="Arial" w:eastAsia="Arial" w:hAnsi="Arial"/>
@@ -6210,7 +6210,7 @@
               <w:spacing w:after="10" w:before="0"/>
               <w:ind w:left="120"/>
             </w:pPr>
-            <w:hyperlink w:history="1" r:id="rIdytdzb20mozdeurh4xejur">
+            <w:hyperlink w:history="1" r:id="rIdvjxfg0g0lkkssaayyyk6y">
               <w:r>
                 <w:rPr>
                   <w:rFonts w:ascii="Arial" w:cs="Arial" w:eastAsia="Arial" w:hAnsi="Arial"/>
@@ -6410,7 +6410,7 @@
             <w:pPr>
               <w:spacing w:after="20" w:before="0"/>
             </w:pPr>
-            <w:hyperlink w:history="1" r:id="rIdg4p33k23zflqwsrzbhxhq">
+            <w:hyperlink w:history="1" r:id="rIdnojgs9ol3p7oigxb8sw35">
               <w:r>
                 <w:rPr>
                   <w:rFonts w:ascii="Arial" w:cs="Arial" w:eastAsia="Arial" w:hAnsi="Arial"/>
@@ -6443,7 +6443,7 @@
               <w:spacing w:after="10" w:before="0"/>
               <w:ind w:left="120"/>
             </w:pPr>
-            <w:hyperlink w:history="1" r:id="rIdojdcma6aqpjad0xqo3qlc">
+            <w:hyperlink w:history="1" r:id="rIdkm7bslwexu9jemdymn7yb">
               <w:r>
                 <w:rPr>
                   <w:rFonts w:ascii="Arial" w:cs="Arial" w:eastAsia="Arial" w:hAnsi="Arial"/>
@@ -6488,7 +6488,7 @@
             <w:pPr>
               <w:spacing w:after="20" w:before="0"/>
             </w:pPr>
-            <w:hyperlink w:history="1" r:id="rId-qgvifaqs1rrdkpan5agv">
+            <w:hyperlink w:history="1" r:id="rIdx1xtsuoapsvvvrp1dj484">
               <w:r>
                 <w:rPr>
                   <w:rFonts w:ascii="Arial" w:cs="Arial" w:eastAsia="Arial" w:hAnsi="Arial"/>
@@ -6537,7 +6537,7 @@
               <w:spacing w:after="10" w:before="0"/>
               <w:ind w:left="120"/>
             </w:pPr>
-            <w:hyperlink w:history="1" r:id="rIdtpztubdwcncr5qf7p5vw3">
+            <w:hyperlink w:history="1" r:id="rIdu2xmjpc2zo3sv6ssd846w">
               <w:r>
                 <w:rPr>
                   <w:rFonts w:ascii="Arial" w:cs="Arial" w:eastAsia="Arial" w:hAnsi="Arial"/>
@@ -6582,7 +6582,7 @@
               </w:rPr>
               <w:t xml:space="preserve">Each student receives two sticky notes (or two small pieces of paper if sticky notes unavailable). On sticky note 1 (one colour — e.g., yellow): students write ONE question they still cannot answer about cells after today's lesson. On sticky note 2 (a different colour — e.g., blue): students write ONE prediction they made at the start of class that they now think might be WRONG and why. Students bring their sticky notes to the front and place them on the class Driving Question Board (DQB) — a large sheet of paper or a section of the classroom wall divided into columns: 'Questions about Cell Structure' | 'Questions about Why Cells Look Different' | 'Questions about How Cells Work'. Teacher helps students categorise their sticky notes into the correct column as they come forward (this takes 3–4 minutes as students arrive in waves). Teacher reads 3–4 questions aloud from the board — choosing the most generative ones — and says: 'These questions are going to drive everything we do for the next </w:t>
             </w:r>
-            <w:del w:id="9138" w:author="Claude (AI) - proposed" w:date="2026-10-15T02:49:26Z">
+            <w:del w:id="9138" w:author="Claude (AI) - proposed" w:date="2026-10-18T00:25:41Z">
               <w:r>
                 <w:rPr>
                   <w:rFonts w:ascii="Arial" w:cs="Arial" w:eastAsia="Arial" w:hAnsi="Arial"/>
@@ -6597,7 +6597,7 @@
                 <w:delText xml:space="preserve">5</w:delText>
               </w:r>
             </w:del>
-            <w:ins w:id="9139" w:author="Claude (AI) - proposed" w:date="2026-10-15T02:49:26Z">
+            <w:ins w:id="9139" w:author="Claude (AI) - proposed" w:date="2026-10-18T00:25:41Z">
               <w:r>
                 <w:rPr>
                   <w:rFonts w:ascii="Arial" w:cs="Arial" w:eastAsia="Arial" w:hAnsi="Arial"/>
@@ -6625,7 +6625,7 @@
               </w:rPr>
               <w:t xml:space="preserve"> lessons. I am not going to answer them now. By Lesson </w:t>
             </w:r>
-            <w:del w:id="9140" w:author="Claude (AI) - proposed" w:date="2026-10-15T02:49:26Z">
+            <w:del w:id="9140" w:author="Claude (AI) - proposed" w:date="2026-10-18T00:25:41Z">
               <w:r>
                 <w:rPr>
                   <w:rFonts w:ascii="Arial" w:cs="Arial" w:eastAsia="Arial" w:hAnsi="Arial"/>
@@ -6640,7 +6640,7 @@
                 <w:delText xml:space="preserve">6</w:delText>
               </w:r>
             </w:del>
-            <w:ins w:id="9141" w:author="Claude (AI) - proposed" w:date="2026-10-15T02:49:26Z">
+            <w:ins w:id="9141" w:author="Claude (AI) - proposed" w:date="2026-10-18T00:25:41Z">
               <w:r>
                 <w:rPr>
                   <w:rFonts w:ascii="Arial" w:cs="Arial" w:eastAsia="Arial" w:hAnsi="Arial"/>
@@ -6767,7 +6767,7 @@
               </w:rPr>
               <w:t xml:space="preserve">OBSERVABLE INDICATOR: Every student has posted two sticky notes. Teacher photographs the DQB at the end of the lesson (or keeps it intact) for comparison in Lesson </w:t>
             </w:r>
-            <w:del w:id="9142" w:author="Claude (AI) - proposed" w:date="2026-10-15T02:49:26Z">
+            <w:del w:id="9142" w:author="Claude (AI) - proposed" w:date="2026-10-18T00:25:41Z">
               <w:r>
                 <w:rPr>
                   <w:rFonts w:ascii="Arial" w:cs="Arial" w:eastAsia="Arial" w:hAnsi="Arial"/>
@@ -6782,7 +6782,7 @@
                 <w:delText xml:space="preserve">6</w:delText>
               </w:r>
             </w:del>
-            <w:ins w:id="9143" w:author="Claude (AI) - proposed" w:date="2026-10-15T02:49:26Z">
+            <w:ins w:id="9143" w:author="Claude (AI) - proposed" w:date="2026-10-18T00:25:41Z">
               <w:r>
                 <w:rPr>
                   <w:rFonts w:ascii="Arial" w:cs="Arial" w:eastAsia="Arial" w:hAnsi="Arial"/>
@@ -6866,7 +6866,7 @@
             <w:pPr>
               <w:spacing w:after="20" w:before="0"/>
             </w:pPr>
-            <w:hyperlink w:history="1" r:id="rIdgc3hlf7xfxor4cavqk5-w">
+            <w:hyperlink w:history="1" r:id="rIdqnpjt9xrt6zk0ixejeebk">
               <w:r>
                 <w:rPr>
                   <w:rFonts w:ascii="Arial" w:cs="Arial" w:eastAsia="Arial" w:hAnsi="Arial"/>
@@ -6915,7 +6915,7 @@
               <w:spacing w:after="10" w:before="0"/>
               <w:ind w:left="120"/>
             </w:pPr>
-            <w:hyperlink w:history="1" r:id="rIdqnmjjatvc9idmpifn25dh">
+            <w:hyperlink w:history="1" r:id="rIdahkbozz7kyvmj50-1gw5k">
               <w:r>
                 <w:rPr>
                   <w:rFonts w:ascii="Arial" w:cs="Arial" w:eastAsia="Arial" w:hAnsi="Arial"/>
@@ -6960,7 +6960,7 @@
             <w:pPr>
               <w:spacing w:after="20" w:before="0"/>
             </w:pPr>
-            <w:hyperlink w:history="1" r:id="rId06gmgjcpd7pue2yyqekdx">
+            <w:hyperlink w:history="1" r:id="rId5g2fcvfmkwypsqnttwfdq">
               <w:r>
                 <w:rPr>
                   <w:rFonts w:ascii="Arial" w:cs="Arial" w:eastAsia="Arial" w:hAnsi="Arial"/>
@@ -6993,7 +6993,7 @@
               <w:spacing w:after="10" w:before="0"/>
               <w:ind w:left="120"/>
             </w:pPr>
-            <w:hyperlink w:history="1" r:id="rId3vo8yzsgs9tcthhzj6tpo">
+            <w:hyperlink w:history="1" r:id="rIdoevsfohprqlkiegasoi8i">
               <w:r>
                 <w:rPr>
                   <w:rFonts w:ascii="Arial" w:cs="Arial" w:eastAsia="Arial" w:hAnsi="Arial"/>
@@ -7038,7 +7038,7 @@
               </w:rPr>
               <w:t xml:space="preserve">Students return to the cell sketch they drew in Phase 1 (Predict). Using a different coloured pen, they now REVISE their sketch in light of everything observed and discussed in the lesson. This is NOT a copy of a textbook diagram — students use only what they have built through the lesson's evidence. Revised sketches must include: (a) at least one structure they are NOW confident all cells share, labelled with a sentence explaining WHY they believe it is universal; (b) at least one structure they are now UNSURE about, marked with a '?' and a note explaining the uncertainty; (c) an annotation in the margin: 'This model is INCOMPLETE because I still do not know ___'. Students also write a brief 'Model Changelog' entry (2 sentences) beneath their revised sketch: 'I changed ___ from my original drawing because the evidence showed ___.' Teacher collects books at the end of the lesson (or photographs the page) so that the Lesson 1 model can be compared with the </w:t>
             </w:r>
-            <w:del w:id="9144" w:author="Claude (AI) - proposed" w:date="2026-10-15T02:49:26Z">
+            <w:del w:id="9144" w:author="Claude (AI) - proposed" w:date="2026-10-18T00:25:41Z">
               <w:r>
                 <w:rPr>
                   <w:rFonts w:ascii="Arial" w:cs="Arial" w:eastAsia="Arial" w:hAnsi="Arial"/>
@@ -7053,7 +7053,7 @@
                 <w:delText xml:space="preserve">Lesson 6 final model</w:delText>
               </w:r>
             </w:del>
-            <w:ins w:id="9145" w:author="Claude (AI) - proposed" w:date="2026-10-15T02:49:26Z">
+            <w:ins w:id="9145" w:author="Claude (AI) - proposed" w:date="2026-10-18T00:25:41Z">
               <w:r>
                 <w:rPr>
                   <w:rFonts w:ascii="Arial" w:cs="Arial" w:eastAsia="Arial" w:hAnsi="Arial"/>
@@ -7147,7 +7147,7 @@
               </w:rPr>
               <w:t xml:space="preserve">ITERATIVE MODEL BUILDING (NGSS SEP 2: Developing and Using Models): By returning to and physically revising the Phase 1 sketch using a different colour, students make their conceptual change visible on the page. The 'Model Changelog' formalises the process of evidence-based revision — a metacognitive habit that is central to scientific practice and to CBE's emphasis on self-assessment. The deliberate incompleteness of the model ('This model is incomplete because ___') prevents premature closure and sustains curiosity across the unit. Comparing Lesson 1 and Lesson </w:t>
             </w:r>
-            <w:del w:id="9146" w:author="Claude (AI) - proposed" w:date="2026-10-15T02:49:26Z">
+            <w:del w:id="9146" w:author="Claude (AI) - proposed" w:date="2026-10-18T00:25:41Z">
               <w:r>
                 <w:rPr>
                   <w:rFonts w:ascii="Arial" w:cs="Arial" w:eastAsia="Arial" w:hAnsi="Arial"/>
@@ -7162,7 +7162,7 @@
                 <w:delText xml:space="preserve">6</w:delText>
               </w:r>
             </w:del>
-            <w:ins w:id="9147" w:author="Claude (AI) - proposed" w:date="2026-10-15T02:49:26Z">
+            <w:ins w:id="9147" w:author="Claude (AI) - proposed" w:date="2026-10-18T00:25:41Z">
               <w:r>
                 <w:rPr>
                   <w:rFonts w:ascii="Arial" w:cs="Arial" w:eastAsia="Arial" w:hAnsi="Arial"/>
@@ -7338,7 +7338,7 @@
               </w:rPr>
               <w:t xml:space="preserve">1. PHENOMENON UPTAKE: Did the blood smear + sukuma wiki images create genuine confusion and curiosity, or did students seem uninterested? If uptake was low, consider: was the silent observation time long enough? Should the images be introduced with a brief narrative hook — e.g., 'Imagine you are the </w:t>
             </w:r>
-            <w:del w:id="9148" w:author="Claude (AI) - proposed" w:date="2026-10-15T02:49:26Z">
+            <w:del w:id="9148" w:author="Claude (AI) - proposed" w:date="2026-10-18T00:25:41Z">
               <w:r>
                 <w:rPr>
                   <w:rFonts w:ascii="Arial" w:cs="Arial" w:eastAsia="Arial" w:hAnsi="Arial"/>
@@ -7353,7 +7353,7 @@
                 <w:delText xml:space="preserve">Form 4 student</w:delText>
               </w:r>
             </w:del>
-            <w:ins w:id="9149" w:author="Claude (AI) - proposed" w:date="2026-10-15T02:49:26Z">
+            <w:ins w:id="9149" w:author="Claude (AI) - proposed" w:date="2026-10-18T00:25:41Z">
               <w:r>
                 <w:rPr>
                   <w:rFonts w:ascii="Arial" w:cs="Arial" w:eastAsia="Arial" w:hAnsi="Arial"/>
@@ -7767,7 +7767,7 @@
         </w:rPr>
         <w:t xml:space="preserve">© 2026 SeaVuria and ARES. Aligned with KICD objectives. Developed by SeaVuria; technical implementation by ARES (with AI assistance from Claude). Licensed under </w:t>
       </w:r>
-      <w:hyperlink w:history="1" r:id="rIdgaknxaboe9ndb5bd4uoq_">
+      <w:hyperlink w:history="1" r:id="rIdbcduvfdrezt8qdnswc7t9">
         <w:r>
           <w:rPr>
             <w:rFonts w:ascii="Arial" w:cs="Arial" w:eastAsia="Arial" w:hAnsi="Arial"/>
@@ -7788,7 +7788,7 @@
         </w:rPr>
         <w:t xml:space="preserve"> (</w:t>
       </w:r>
-      <w:hyperlink w:history="1" r:id="rIdkeeqy6dyckkjs_05fxvit">
+      <w:hyperlink w:history="1" r:id="rIdtayn_kvreralepz0hg3rd">
         <w:r>
           <w:rPr>
             <w:rFonts w:ascii="Arial" w:cs="Arial" w:eastAsia="Arial" w:hAnsi="Arial"/>
@@ -8092,7 +8092,7 @@
               <w:spacing w:after="40" w:before="0"/>
               <w:jc w:val="left"/>
             </w:pPr>
-            <w:del w:id="9150" w:author="Claude (AI) - proposed" w:date="2026-10-15T02:49:26Z">
+            <w:del w:id="9150" w:author="Claude (AI) - proposed" w:date="2026-10-18T00:25:41Z">
               <w:r>
                 <w:rPr>
                   <w:rFonts w:ascii="Arial" w:cs="Arial" w:eastAsia="Arial" w:hAnsi="Arial"/>
@@ -8107,7 +8107,7 @@
                 <w:delText xml:space="preserve">Learners will identify visible cell structures including the cell wall, cell membrane, nucleus, cytoplasm, and vacuole in onion epidermal cells and cheek cells as seen under light microscopy.</w:delText>
               </w:r>
             </w:del>
-            <w:ins w:id="9151" w:author="Claude (AI) - proposed" w:date="2026-10-15T02:49:26Z">
+            <w:ins w:id="9151" w:author="Claude (AI) - proposed" w:date="2026-10-18T00:25:41Z">
               <w:r>
                 <w:rPr>
                   <w:rFonts w:ascii="Arial" w:cs="Arial" w:eastAsia="Arial" w:hAnsi="Arial"/>
@@ -8313,7 +8313,7 @@
               <w:spacing w:after="40" w:before="0"/>
               <w:jc w:val="left"/>
             </w:pPr>
-            <w:del w:id="9152" w:author="Claude (AI) - proposed" w:date="2026-10-15T02:49:26Z">
+            <w:del w:id="9152" w:author="Claude (AI) - proposed" w:date="2026-10-18T00:25:41Z">
               <w:r>
                 <w:rPr>
                   <w:rFonts w:ascii="Arial" w:cs="Arial" w:eastAsia="Arial" w:hAnsi="Arial"/>
@@ -8328,7 +8328,7 @@
                 <w:delText xml:space="preserve">What are the structural differences between</w:delText>
               </w:r>
             </w:del>
-            <w:ins w:id="9153" w:author="Claude (AI) - proposed" w:date="2026-10-15T02:49:26Z">
+            <w:ins w:id="9153" w:author="Claude (AI) - proposed" w:date="2026-10-18T00:25:41Z">
               <w:r>
                 <w:rPr>
                   <w:rFonts w:ascii="Arial" w:cs="Arial" w:eastAsia="Arial" w:hAnsi="Arial"/>
@@ -8356,7 +8356,7 @@
               </w:rPr>
               <w:t xml:space="preserve"> plant and animal cells</w:t>
             </w:r>
-            <w:ins w:id="9154" w:author="Claude (AI) - proposed" w:date="2026-10-15T02:49:26Z">
+            <w:ins w:id="9154" w:author="Claude (AI) - proposed" w:date="2026-10-18T00:25:41Z">
               <w:r>
                 <w:rPr>
                   <w:rFonts w:ascii="Arial" w:cs="Arial" w:eastAsia="Arial" w:hAnsi="Arial"/>
@@ -8507,10 +8507,10 @@
               <w:spacing w:after="40" w:before="0"/>
               <w:jc w:val="left"/>
               <w:rPr>
-                <w:ins w:id="9156" w:author="Claude (AI) - proposed" w:date="2026-10-15T02:49:26Z"/>
-              </w:rPr>
-            </w:pPr>
-            <w:ins w:id="9155" w:author="Claude (AI) - proposed" w:date="2026-10-15T02:49:26Z">
+                <w:ins w:id="9156" w:author="Claude (AI) - proposed" w:date="2026-10-18T00:25:41Z"/>
+              </w:rPr>
+            </w:pPr>
+            <w:ins w:id="9155" w:author="Claude (AI) - proposed" w:date="2026-10-18T00:25:41Z">
               <w:r>
                 <w:rPr>
                   <w:rFonts w:ascii="Arial" w:cs="Arial" w:eastAsia="Arial" w:hAnsi="Arial"/>
@@ -8532,10 +8532,10 @@
               <w:spacing w:after="40" w:before="0"/>
               <w:jc w:val="left"/>
               <w:rPr>
-                <w:del w:id="9158" w:author="Claude (AI) - proposed" w:date="2026-10-15T02:49:26Z"/>
-              </w:rPr>
-            </w:pPr>
-            <w:del w:id="9157" w:author="Claude (AI) - proposed" w:date="2026-10-15T02:49:26Z">
+                <w:del w:id="9158" w:author="Claude (AI) - proposed" w:date="2026-10-18T00:25:41Z"/>
+              </w:rPr>
+            </w:pPr>
+            <w:del w:id="9157" w:author="Claude (AI) - proposed" w:date="2026-10-18T00:25:41Z">
               <w:r>
                 <w:rPr>
                   <w:rFonts w:ascii="Arial" w:cs="Arial" w:eastAsia="Arial" w:hAnsi="Arial"/>
@@ -8645,7 +8645,7 @@
               </w:rPr>
               <w:t xml:space="preserve">Learners open the lesson by revisiting their Lesson 1 predictions about what a basic cell looks like. They then conduct a hands-on microscopy practical in which they prepare </w:t>
             </w:r>
-            <w:del w:id="9159" w:author="Claude (AI) - proposed" w:date="2026-10-15T02:49:26Z">
+            <w:del w:id="9159" w:author="Claude (AI) - proposed" w:date="2026-10-18T00:25:41Z">
               <w:r>
                 <w:rPr>
                   <w:rFonts w:ascii="Arial" w:cs="Arial" w:eastAsia="Arial" w:hAnsi="Arial"/>
@@ -8660,7 +8660,7 @@
                 <w:delText xml:space="preserve">wet mount slides</w:delText>
               </w:r>
             </w:del>
-            <w:ins w:id="9160" w:author="Claude (AI) - proposed" w:date="2026-10-15T02:49:26Z">
+            <w:ins w:id="9160" w:author="Claude (AI) - proposed" w:date="2026-10-18T00:25:41Z">
               <w:r>
                 <w:rPr>
                   <w:rFonts w:ascii="Arial" w:cs="Arial" w:eastAsia="Arial" w:hAnsi="Arial"/>
@@ -8688,7 +8688,7 @@
               </w:rPr>
               <w:t xml:space="preserve"> of onion epidermal cells (plant cell) and </w:t>
             </w:r>
-            <w:del w:id="9161" w:author="Claude (AI) - proposed" w:date="2026-10-15T02:49:26Z">
+            <w:del w:id="9161" w:author="Claude (AI) - proposed" w:date="2026-10-18T00:25:41Z">
               <w:r>
                 <w:rPr>
                   <w:rFonts w:ascii="Arial" w:cs="Arial" w:eastAsia="Arial" w:hAnsi="Arial"/>
@@ -8703,7 +8703,7 @@
                 <w:delText xml:space="preserve">their own</w:delText>
               </w:r>
             </w:del>
-            <w:ins w:id="9162" w:author="Claude (AI) - proposed" w:date="2026-10-15T02:49:26Z">
+            <w:ins w:id="9162" w:author="Claude (AI) - proposed" w:date="2026-10-18T00:25:41Z">
               <w:r>
                 <w:rPr>
                   <w:rFonts w:ascii="Arial" w:cs="Arial" w:eastAsia="Arial" w:hAnsi="Arial"/>
@@ -8731,7 +8731,7 @@
               </w:rPr>
               <w:t xml:space="preserve"> cheek cells (animal cell)</w:t>
             </w:r>
-            <w:ins w:id="9163" w:author="Claude (AI) - proposed" w:date="2026-10-15T02:49:26Z">
+            <w:ins w:id="9163" w:author="Claude (AI) - proposed" w:date="2026-10-18T00:25:41Z">
               <w:r>
                 <w:rPr>
                   <w:rFonts w:ascii="Arial" w:cs="Arial" w:eastAsia="Arial" w:hAnsi="Arial"/>
@@ -8759,7 +8759,7 @@
               </w:rPr>
               <w:t xml:space="preserve">. Using low and high power magnification, they observe, sketch, and label what they see</w:t>
             </w:r>
-            <w:ins w:id="9164" w:author="Claude (AI) - proposed" w:date="2026-10-15T02:49:26Z">
+            <w:ins w:id="9164" w:author="Claude (AI) - proposed" w:date="2026-10-18T00:25:41Z">
               <w:r>
                 <w:rPr>
                   <w:rFonts w:ascii="Arial" w:cs="Arial" w:eastAsia="Arial" w:hAnsi="Arial"/>
@@ -8787,7 +8787,7 @@
               </w:rPr>
               <w:t xml:space="preserve">, then complete a structured comparison table to record differences. The lesson closes with a Driving Question Board update in which learners post new questions arising from structures they observed but cannot yet explain — for example, the rectangular walls of onion cells, the faint or invisible nucleus in cheek cells, and the absence of any green colour in the onion layer used. These unresolved questions serve as the engine for Lessons 3 and 4.</w:t>
             </w:r>
-            <w:ins w:id="9165" w:author="Claude (AI) - proposed" w:date="2026-10-15T02:49:26Z">
+            <w:ins w:id="9165" w:author="Claude (AI) - proposed" w:date="2026-10-18T00:25:41Z">
               <w:r>
                 <w:rPr>
                   <w:rFonts w:ascii="Arial" w:cs="Arial" w:eastAsia="Arial" w:hAnsi="Arial"/>
@@ -9090,7 +9090,7 @@
             <w:pPr>
               <w:spacing w:after="20" w:before="0"/>
             </w:pPr>
-            <w:hyperlink w:history="1" r:id="rIdtxo3wrefs7l69n10vrxns">
+            <w:hyperlink w:history="1" r:id="rIdg7suuctqdvnmiulje5jxo">
               <w:r>
                 <w:rPr>
                   <w:rFonts w:ascii="Arial" w:cs="Arial" w:eastAsia="Arial" w:hAnsi="Arial"/>
@@ -9123,7 +9123,7 @@
               <w:spacing w:after="10" w:before="0"/>
               <w:ind w:left="120"/>
             </w:pPr>
-            <w:hyperlink w:history="1" r:id="rIdbi8ih0f3o_vdybgk3q965">
+            <w:hyperlink w:history="1" r:id="rIdqjsdspsyonrobmpnxtbnv">
               <w:r>
                 <w:rPr>
                   <w:rFonts w:ascii="Arial" w:cs="Arial" w:eastAsia="Arial" w:hAnsi="Arial"/>
@@ -9168,7 +9168,7 @@
             <w:pPr>
               <w:spacing w:after="20" w:before="0"/>
             </w:pPr>
-            <w:hyperlink w:history="1" r:id="rIdqvxzjms5hsgmwt1kfsk_t">
+            <w:hyperlink w:history="1" r:id="rIdj-t9g-ic1duilnyb-345y">
               <w:r>
                 <w:rPr>
                   <w:rFonts w:ascii="Arial" w:cs="Arial" w:eastAsia="Arial" w:hAnsi="Arial"/>
@@ -9201,7 +9201,7 @@
               <w:spacing w:after="10" w:before="0"/>
               <w:ind w:left="120"/>
             </w:pPr>
-            <w:hyperlink w:history="1" r:id="rIdbur9jmppf4bipn72h3lv0">
+            <w:hyperlink w:history="1" r:id="rIdswtwdexd-csxehbcua1a6">
               <w:r>
                 <w:rPr>
                   <w:rFonts w:ascii="Arial" w:cs="Arial" w:eastAsia="Arial" w:hAnsi="Arial"/>
@@ -9246,7 +9246,7 @@
               </w:rPr>
               <w:t xml:space="preserve">Learners open their notebooks and spend </w:t>
             </w:r>
-            <w:del w:id="9166" w:author="Claude (AI) - proposed" w:date="2026-10-15T02:49:26Z">
+            <w:del w:id="9166" w:author="Claude (AI) - proposed" w:date="2026-10-18T00:25:41Z">
               <w:r>
                 <w:rPr>
                   <w:rFonts w:ascii="Arial" w:cs="Arial" w:eastAsia="Arial" w:hAnsi="Arial"/>
@@ -9261,7 +9261,7 @@
                 <w:delText xml:space="preserve">3 minutes</w:delText>
               </w:r>
             </w:del>
-            <w:ins w:id="9167" w:author="Claude (AI) - proposed" w:date="2026-10-15T02:49:26Z">
+            <w:ins w:id="9167" w:author="Claude (AI) - proposed" w:date="2026-10-18T00:25:41Z">
               <w:r>
                 <w:rPr>
                   <w:rFonts w:ascii="Arial" w:cs="Arial" w:eastAsia="Arial" w:hAnsi="Arial"/>
@@ -9289,7 +9289,7 @@
               </w:rPr>
               <w:t xml:space="preserve"> individually reviewing the sketch of a basic cell they drew in Lesson 1. The teacher projects the two anchoring phenomenon images side by side: the stained blood smear (showing red blood cells and white blood cells) and the sukuma wiki leaf cell image. Learners are asked to circle ONE structure on their Lesson 1 sketch that they predict they will be able to see with a light microscope in an onion cell today, and ONE structure they predict they will see in </w:t>
             </w:r>
-            <w:del w:id="9168" w:author="Claude (AI) - proposed" w:date="2026-10-15T02:49:26Z">
+            <w:del w:id="9168" w:author="Claude (AI) - proposed" w:date="2026-10-18T00:25:41Z">
               <w:r>
                 <w:rPr>
                   <w:rFonts w:ascii="Arial" w:cs="Arial" w:eastAsia="Arial" w:hAnsi="Arial"/>
@@ -9304,7 +9304,7 @@
                 <w:delText xml:space="preserve">their own cheek cell</w:delText>
               </w:r>
             </w:del>
-            <w:ins w:id="9169" w:author="Claude (AI) - proposed" w:date="2026-10-15T02:49:26Z">
+            <w:ins w:id="9169" w:author="Claude (AI) - proposed" w:date="2026-10-18T00:25:41Z">
               <w:r>
                 <w:rPr>
                   <w:rFonts w:ascii="Arial" w:cs="Arial" w:eastAsia="Arial" w:hAnsi="Arial"/>
@@ -9365,7 +9365,7 @@
               </w:rPr>
               <w:t xml:space="preserve">Teacher projects the anchoring phenomenon images and says: 'Last lesson you predicted what a basic cell looks like. Today we stop predicting and start seeing. But before we look through the microscope, tell me — what do you EXPECT to see in an onion cell versus in </w:t>
             </w:r>
-            <w:del w:id="9170" w:author="Claude (AI) - proposed" w:date="2026-10-15T02:49:26Z">
+            <w:del w:id="9170" w:author="Claude (AI) - proposed" w:date="2026-10-18T00:25:41Z">
               <w:r>
                 <w:rPr>
                   <w:rFonts w:ascii="Arial" w:cs="Arial" w:eastAsia="Arial" w:hAnsi="Arial"/>
@@ -9380,7 +9380,7 @@
                 <w:delText xml:space="preserve">your</w:delText>
               </w:r>
             </w:del>
-            <w:ins w:id="9171" w:author="Claude (AI) - proposed" w:date="2026-10-15T02:49:26Z">
+            <w:ins w:id="9171" w:author="Claude (AI) - proposed" w:date="2026-10-18T00:25:41Z">
               <w:r>
                 <w:rPr>
                   <w:rFonts w:ascii="Arial" w:cs="Arial" w:eastAsia="Arial" w:hAnsi="Arial"/>
@@ -9530,7 +9530,7 @@
             <w:pPr>
               <w:spacing w:after="20" w:before="0"/>
             </w:pPr>
-            <w:hyperlink w:history="1" r:id="rIdirptgw3jlkkbhn24eeo92">
+            <w:hyperlink w:history="1" r:id="rId5rmlmnooqxqluekhdlja0">
               <w:r>
                 <w:rPr>
                   <w:rFonts w:ascii="Arial" w:cs="Arial" w:eastAsia="Arial" w:hAnsi="Arial"/>
@@ -9563,7 +9563,7 @@
               <w:spacing w:after="10" w:before="0"/>
               <w:ind w:left="120"/>
             </w:pPr>
-            <w:hyperlink w:history="1" r:id="rIdyvaibafeuv-fwsgoaq4y5">
+            <w:hyperlink w:history="1" r:id="rIdsgpzpvznaxvl2dxsjvsdo">
               <w:r>
                 <w:rPr>
                   <w:rFonts w:ascii="Arial" w:cs="Arial" w:eastAsia="Arial" w:hAnsi="Arial"/>
@@ -9608,7 +9608,7 @@
             <w:pPr>
               <w:spacing w:after="20" w:before="0"/>
             </w:pPr>
-            <w:hyperlink w:history="1" r:id="rIdjfndco9hwxrmnfnrdbuo1">
+            <w:hyperlink w:history="1" r:id="rIdatuxujb_77shk4hcw-oxu">
               <w:r>
                 <w:rPr>
                   <w:rFonts w:ascii="Arial" w:cs="Arial" w:eastAsia="Arial" w:hAnsi="Arial"/>
@@ -9641,7 +9641,7 @@
               <w:spacing w:after="10" w:before="0"/>
               <w:ind w:left="120"/>
             </w:pPr>
-            <w:hyperlink w:history="1" r:id="rId4twekzmcz6izkmhdkepq0">
+            <w:hyperlink w:history="1" r:id="rId6vh7qw_gzokaianvlmeuz">
               <w:r>
                 <w:rPr>
                   <w:rFonts w:ascii="Arial" w:cs="Arial" w:eastAsia="Arial" w:hAnsi="Arial"/>
@@ -9686,7 +9686,7 @@
               </w:rPr>
               <w:t xml:space="preserve">Learners work in pairs at benches. Each pair has: </w:t>
             </w:r>
-            <w:del w:id="9172" w:author="Claude (AI) - proposed" w:date="2026-10-15T02:49:26Z">
+            <w:del w:id="9172" w:author="Claude (AI) - proposed" w:date="2026-10-18T00:25:41Z">
               <w:r>
                 <w:rPr>
                   <w:rFonts w:ascii="Arial" w:cs="Arial" w:eastAsia="Arial" w:hAnsi="Arial"/>
@@ -9701,7 +9701,7 @@
                 <w:delText xml:space="preserve">2 glass slides, 2 cover slips</w:delText>
               </w:r>
             </w:del>
-            <w:ins w:id="9173" w:author="Claude (AI) - proposed" w:date="2026-10-15T02:49:26Z">
+            <w:ins w:id="9173" w:author="Claude (AI) - proposed" w:date="2026-10-18T00:25:41Z">
               <w:r>
                 <w:rPr>
                   <w:rFonts w:ascii="Arial" w:cs="Arial" w:eastAsia="Arial" w:hAnsi="Arial"/>
@@ -9729,7 +9729,7 @@
               </w:rPr>
               <w:t xml:space="preserve">, iodine solution in a dropper bottle, a </w:t>
             </w:r>
-            <w:del w:id="9174" w:author="Claude (AI) - proposed" w:date="2026-10-15T02:49:26Z">
+            <w:del w:id="9174" w:author="Claude (AI) - proposed" w:date="2026-10-18T00:25:41Z">
               <w:r>
                 <w:rPr>
                   <w:rFonts w:ascii="Arial" w:cs="Arial" w:eastAsia="Arial" w:hAnsi="Arial"/>
@@ -9744,7 +9744,7 @@
                 <w:delText xml:space="preserve">fresh onion</w:delText>
               </w:r>
             </w:del>
-            <w:ins w:id="9175" w:author="Claude (AI) - proposed" w:date="2026-10-15T02:49:26Z">
+            <w:ins w:id="9175" w:author="Claude (AI) - proposed" w:date="2026-10-18T00:25:41Z">
               <w:r>
                 <w:rPr>
                   <w:rFonts w:ascii="Arial" w:cs="Arial" w:eastAsia="Arial" w:hAnsi="Arial"/>
@@ -9772,7 +9772,7 @@
               </w:rPr>
               <w:t xml:space="preserve">, forceps or a ruler edge, </w:t>
             </w:r>
-            <w:del w:id="9176" w:author="Claude (AI) - proposed" w:date="2026-10-15T02:49:26Z">
+            <w:del w:id="9176" w:author="Claude (AI) - proposed" w:date="2026-10-18T00:25:41Z">
               <w:r>
                 <w:rPr>
                   <w:rFonts w:ascii="Arial" w:cs="Arial" w:eastAsia="Arial" w:hAnsi="Arial"/>
@@ -9787,7 +9787,7 @@
                 <w:delText xml:space="preserve">cotton buds, methylene blue solution in a dropper bottle</w:delText>
               </w:r>
             </w:del>
-            <w:ins w:id="9177" w:author="Claude (AI) - proposed" w:date="2026-10-15T02:49:26Z">
+            <w:ins w:id="9177" w:author="Claude (AI) - proposed" w:date="2026-10-18T00:25:41Z">
               <w:r>
                 <w:rPr>
                   <w:rFonts w:ascii="Arial" w:cs="Arial" w:eastAsia="Arial" w:hAnsi="Arial"/>
@@ -9815,7 +9815,7 @@
               </w:rPr>
               <w:t xml:space="preserve">, tissue paper</w:t>
             </w:r>
-            <w:ins w:id="9178" w:author="Claude (AI) - proposed" w:date="2026-10-15T02:49:26Z">
+            <w:ins w:id="9178" w:author="Claude (AI) - proposed" w:date="2026-10-18T00:25:41Z">
               <w:r>
                 <w:rPr>
                   <w:rFonts w:ascii="Arial" w:cs="Arial" w:eastAsia="Arial" w:hAnsi="Arial"/>
@@ -9843,7 +9843,7 @@
               </w:rPr>
               <w:t xml:space="preserve">, and a light microscope</w:t>
             </w:r>
-            <w:ins w:id="9179" w:author="Claude (AI) - proposed" w:date="2026-10-15T02:49:26Z">
+            <w:ins w:id="9179" w:author="Claude (AI) - proposed" w:date="2026-10-18T00:25:41Z">
               <w:r>
                 <w:rPr>
                   <w:rFonts w:ascii="Arial" w:cs="Arial" w:eastAsia="Arial" w:hAnsi="Arial"/>
@@ -9871,7 +9871,7 @@
               </w:rPr>
               <w:t xml:space="preserve">. PART A — Onion Epidermal Cell: Learners peel a thin transparent layer from between two onion scales using forceps (the teacher demonstrates this first). The tissue is placed on a slide with one drop of water, flattened, and a cover slip lowered at an angle to avoid air bubbles. One drop of iodine solution is drawn under the cover slip using tissue paper on the opposite side. Learners focus under low power (4x or 10x objective) then switch to high power (40x objective). They observe and draw what they see in a circle representing the field of view, label what they can identify, and write the magnification used. PART B — Cheek Cell</w:t>
             </w:r>
-            <w:del w:id="9180" w:author="Claude (AI) - proposed" w:date="2026-10-15T02:49:26Z">
+            <w:del w:id="9180" w:author="Claude (AI) - proposed" w:date="2026-10-18T00:25:41Z">
               <w:r>
                 <w:rPr>
                   <w:rFonts w:ascii="Arial" w:cs="Arial" w:eastAsia="Arial" w:hAnsi="Arial"/>
@@ -9886,7 +9886,7 @@
                 <w:delText xml:space="preserve">: Each learner gently rubs the inside of their own cheek with their own clean cotton bud, smears the material onto their own slide, adds one drop of methylene blue, covers with a cover slip, and observes. They draw</w:delText>
               </w:r>
             </w:del>
-            <w:ins w:id="9181" w:author="Claude (AI) - proposed" w:date="2026-10-15T02:49:26Z">
+            <w:ins w:id="9181" w:author="Claude (AI) - proposed" w:date="2026-10-18T00:25:41Z">
               <w:r>
                 <w:rPr>
                   <w:rFonts w:ascii="Arial" w:cs="Arial" w:eastAsia="Arial" w:hAnsi="Arial"/>
@@ -9914,7 +9914,7 @@
               </w:rPr>
               <w:t xml:space="preserve"> and label what they </w:t>
             </w:r>
-            <w:del w:id="9182" w:author="Claude (AI) - proposed" w:date="2026-10-15T02:49:26Z">
+            <w:del w:id="9182" w:author="Claude (AI) - proposed" w:date="2026-10-18T00:25:41Z">
               <w:r>
                 <w:rPr>
                   <w:rFonts w:ascii="Arial" w:cs="Arial" w:eastAsia="Arial" w:hAnsi="Arial"/>
@@ -9929,7 +9929,7 @@
                 <w:delText xml:space="preserve">see</w:delText>
               </w:r>
             </w:del>
-            <w:ins w:id="9183" w:author="Claude (AI) - proposed" w:date="2026-10-15T02:49:26Z">
+            <w:ins w:id="9183" w:author="Claude (AI) - proposed" w:date="2026-10-18T00:25:41Z">
               <w:r>
                 <w:rPr>
                   <w:rFonts w:ascii="Arial" w:cs="Arial" w:eastAsia="Arial" w:hAnsi="Arial"/>
@@ -9957,7 +9957,7 @@
               </w:rPr>
               <w:t xml:space="preserve">. Learners then complete a structured comparison table: FEATURE | ONION CELL | CHEEK CELL — with rows for shape, cell wall visible (yes/no), nucleus visible (yes/no), colour, other observations.</w:t>
             </w:r>
-            <w:ins w:id="9184" w:author="Claude (AI) - proposed" w:date="2026-10-15T02:49:26Z">
+            <w:ins w:id="9184" w:author="Claude (AI) - proposed" w:date="2026-10-18T00:25:41Z">
               <w:r>
                 <w:rPr>
                   <w:rFonts w:ascii="Arial" w:cs="Arial" w:eastAsia="Arial" w:hAnsi="Arial"/>
@@ -10005,7 +10005,7 @@
               </w:rPr>
               <w:t xml:space="preserve">Teacher first demonstrates the onion peel preparation at the front bench, narrating each step: 'I am peeling the inner layer — it must be thin enough to be almost transparent. If it is too thick the light will not pass through and you will see nothing. Watch how I lower the cover slip at an angle to push out air bubbles.' Teacher then circulates during the practical, asking targeted questions at each bench: 'What is the shape of the onion cells — does it remind you of anything you have seen in Kenya? Think of the bricks used to build a nyumba.' </w:t>
             </w:r>
-            <w:del w:id="9185" w:author="Claude (AI) - proposed" w:date="2026-10-15T02:49:26Z">
+            <w:del w:id="9185" w:author="Claude (AI) - proposed" w:date="2026-10-18T00:25:41Z">
               <w:r>
                 <w:rPr>
                   <w:rFonts w:ascii="Arial" w:cs="Arial" w:eastAsia="Arial" w:hAnsi="Arial"/>
@@ -10020,7 +10020,7 @@
                 <w:delText xml:space="preserve">At</w:delText>
               </w:r>
             </w:del>
-            <w:ins w:id="9186" w:author="Claude (AI) - proposed" w:date="2026-10-15T02:49:26Z">
+            <w:ins w:id="9186" w:author="Claude (AI) - proposed" w:date="2026-10-18T00:25:41Z">
               <w:r>
                 <w:rPr>
                   <w:rFonts w:ascii="Arial" w:cs="Arial" w:eastAsia="Arial" w:hAnsi="Arial"/>
@@ -10048,7 +10048,7 @@
               </w:rPr>
               <w:t xml:space="preserve"> the cheek cell </w:t>
             </w:r>
-            <w:del w:id="9187" w:author="Claude (AI) - proposed" w:date="2026-10-15T02:49:26Z">
+            <w:del w:id="9187" w:author="Claude (AI) - proposed" w:date="2026-10-18T00:25:41Z">
               <w:r>
                 <w:rPr>
                   <w:rFonts w:ascii="Arial" w:cs="Arial" w:eastAsia="Arial" w:hAnsi="Arial"/>
@@ -10063,7 +10063,7 @@
                 <w:delText xml:space="preserve">stage, teacher reminds the class firmly: 'Your cotton bud goes in YOUR mouth. No sharing. After use, it goes directly into the Jik beaker — not on the bench, not on the floor</w:delText>
               </w:r>
             </w:del>
-            <w:ins w:id="9188" w:author="Claude (AI) - proposed" w:date="2026-10-15T02:49:26Z">
+            <w:ins w:id="9188" w:author="Claude (AI) - proposed" w:date="2026-10-18T00:25:41Z">
               <w:r>
                 <w:rPr>
                   <w:rFonts w:ascii="Arial" w:cs="Arial" w:eastAsia="Arial" w:hAnsi="Arial"/>
@@ -10091,7 +10091,7 @@
               </w:rPr>
               <w:t xml:space="preserve">.' Teacher uses a document camera or pre-prepared large diagram to show learners the difference between a focused cell and an air bubble so they can self-correct. If microscopes are limited, teacher ensures rotation so every learner has at least 5 minutes of independent viewing time. Teacher says: 'When you are looking through the eyepiece, I want you to ask yourself three questions: What shape do I see? Can I see a boundary around each cell? Can I see anything inside? You have </w:t>
             </w:r>
-            <w:del w:id="9189" w:author="Claude (AI) - proposed" w:date="2026-10-15T02:49:26Z">
+            <w:del w:id="9189" w:author="Claude (AI) - proposed" w:date="2026-10-18T00:25:41Z">
               <w:r>
                 <w:rPr>
                   <w:rFonts w:ascii="Arial" w:cs="Arial" w:eastAsia="Arial" w:hAnsi="Arial"/>
@@ -10106,7 +10106,7 @@
                 <w:delText xml:space="preserve">12 minutes</w:delText>
               </w:r>
             </w:del>
-            <w:ins w:id="9190" w:author="Claude (AI) - proposed" w:date="2026-10-15T02:49:26Z">
+            <w:ins w:id="9190" w:author="Claude (AI) - proposed" w:date="2026-10-18T00:25:41Z">
               <w:r>
                 <w:rPr>
                   <w:rFonts w:ascii="Arial" w:cs="Arial" w:eastAsia="Arial" w:hAnsi="Arial"/>
@@ -10134,7 +10134,7 @@
               </w:rPr>
               <w:t xml:space="preserve">. Observe first, draw second — do not start drawing until you have spent at least 2 minutes just looking.' [WAIT TIME: Teacher pauses after circulating to the third bench and asks the whole class to freeze and share one surprising observation — 30 seconds of whole-class listening before continuing practical work.]</w:t>
             </w:r>
-            <w:ins w:id="9191" w:author="Claude (AI) - proposed" w:date="2026-10-15T02:49:26Z">
+            <w:ins w:id="9191" w:author="Claude (AI) - proposed" w:date="2026-10-18T00:25:41Z">
               <w:r>
                 <w:rPr>
                   <w:rFonts w:ascii="Arial" w:cs="Arial" w:eastAsia="Arial" w:hAnsi="Arial"/>
@@ -10182,7 +10182,7 @@
               </w:rPr>
               <w:t xml:space="preserve">The structured comparison table forces learners to observe with purpose rather than passively looking. The use of iodine (which stains </w:t>
             </w:r>
-            <w:del w:id="9192" w:author="Claude (AI) - proposed" w:date="2026-10-15T02:49:26Z">
+            <w:del w:id="9192" w:author="Claude (AI) - proposed" w:date="2026-10-18T00:25:41Z">
               <w:r>
                 <w:rPr>
                   <w:rFonts w:ascii="Arial" w:cs="Arial" w:eastAsia="Arial" w:hAnsi="Arial"/>
@@ -10197,7 +10197,7 @@
                 <w:delText xml:space="preserve">starch and makes cell walls and nuclei more visible in onion cells) and methylene blue (which stains nuclei in cheek cells)</w:delText>
               </w:r>
             </w:del>
-            <w:ins w:id="9193" w:author="Claude (AI) - proposed" w:date="2026-10-15T02:49:26Z">
+            <w:ins w:id="9193" w:author="Claude (AI) - proposed" w:date="2026-10-18T00:25:41Z">
               <w:r>
                 <w:rPr>
                   <w:rFonts w:ascii="Arial" w:cs="Arial" w:eastAsia="Arial" w:hAnsi="Arial"/>
@@ -10258,7 +10258,7 @@
               </w:rPr>
               <w:t xml:space="preserve">Teacher examines biological drawings during circulation. Key criteria checked informally: (1) Is the drawing in pencil and occupying most of the circle? (2) Are label lines ruled and touching the structure — not arrows? (3) Is the magnification recorded? (4) Are at least two structures labelled per cell type? Teacher identifies one strong drawing from each cell type to display on the document camera during the Explain Phase debrief. Comparison tables are scanned for the key productive observation: most learners will note that the onion cell has a defined rectangular wall and that the cheek cell does NOT — this is the central evidence piece for the lesson.</w:t>
             </w:r>
-            <w:ins w:id="9194" w:author="Claude (AI) - proposed" w:date="2026-10-15T02:49:26Z">
+            <w:ins w:id="9194" w:author="Claude (AI) - proposed" w:date="2026-10-18T00:25:41Z">
               <w:r>
                 <w:rPr>
                   <w:rFonts w:ascii="Arial" w:cs="Arial" w:eastAsia="Arial" w:hAnsi="Arial"/>
@@ -10329,7 +10329,7 @@
             <w:pPr>
               <w:spacing w:after="20" w:before="0"/>
             </w:pPr>
-            <w:hyperlink w:history="1" r:id="rIdiiiwovr2rplm_y_kbyfs9">
+            <w:hyperlink w:history="1" r:id="rIdemgsplpievhiqiw84_x13">
               <w:r>
                 <w:rPr>
                   <w:rFonts w:ascii="Arial" w:cs="Arial" w:eastAsia="Arial" w:hAnsi="Arial"/>
@@ -10378,7 +10378,7 @@
               <w:spacing w:after="10" w:before="0"/>
               <w:ind w:left="120"/>
             </w:pPr>
-            <w:hyperlink w:history="1" r:id="rId8iv92uwztmxxkxkh6nwgv">
+            <w:hyperlink w:history="1" r:id="rIddir8dwpdqka1jnjiv5og4">
               <w:r>
                 <w:rPr>
                   <w:rFonts w:ascii="Arial" w:cs="Arial" w:eastAsia="Arial" w:hAnsi="Arial"/>
@@ -10423,7 +10423,7 @@
             <w:pPr>
               <w:spacing w:after="20" w:before="0"/>
             </w:pPr>
-            <w:hyperlink w:history="1" r:id="rIdfsaazbk-vrwr88vj0lhjv">
+            <w:hyperlink w:history="1" r:id="rId81vf-d6v6_c9mxv2ugcrq">
               <w:r>
                 <w:rPr>
                   <w:rFonts w:ascii="Arial" w:cs="Arial" w:eastAsia="Arial" w:hAnsi="Arial"/>
@@ -10456,7 +10456,7 @@
               <w:spacing w:after="10" w:before="0"/>
               <w:ind w:left="120"/>
             </w:pPr>
-            <w:hyperlink w:history="1" r:id="rIdmmu9qyival83rtm5zau97">
+            <w:hyperlink w:history="1" r:id="rIdxplifteooxlcba9pq_wxa">
               <w:r>
                 <w:rPr>
                   <w:rFonts w:ascii="Arial" w:cs="Arial" w:eastAsia="Arial" w:hAnsi="Arial"/>
@@ -10501,7 +10501,7 @@
               </w:rPr>
               <w:t xml:space="preserve">Learners close their microscopes and return to their seats. The teacher displays two reference biological drawings on the board — one of an onion epidermal cell and one of a cheek cell, both correctly labelled with: cell wall, cell membrane, cytoplasm, nucleus, and vacuole (onion only). Learners compare these to their own drawings and self-assess using a 3-point rubric written on the board: (1) I drew the correct shape and size relative to the field of view; (2) I labelled at least 3 structures with ruled lines; (3) I recorded the magnification. Learners circle where they scored well and underline one thing to improve. The teacher then leads a whole-class discussion focused on the comparison table: 'What were the biggest differences you recorded between your onion cell and your cheek cell?' Learners share and teacher builds a consensus comparison on the board. Teacher then returns to the Lesson 1 board predictions: 'Which predictions were correct? Which surprised you?' Key surprises are highlighted — especially the absence of green colour in the onion cell (expected by some learners who confused onion with sukuma wiki) and the difficulty of seeing the nucleus clearly in cheek cells. Teacher introduces the formal names for structures observed: cell wall, </w:t>
             </w:r>
-            <w:del w:id="9195" w:author="Claude (AI) - proposed" w:date="2026-10-15T02:49:26Z">
+            <w:del w:id="9195" w:author="Claude (AI) - proposed" w:date="2026-10-18T00:25:41Z">
               <w:r>
                 <w:rPr>
                   <w:rFonts w:ascii="Arial" w:cs="Arial" w:eastAsia="Arial" w:hAnsi="Arial"/>
@@ -10529,7 +10529,7 @@
               </w:rPr>
               <w:t xml:space="preserve">nucleus, cytoplasm, vacuole</w:t>
             </w:r>
-            <w:ins w:id="9196" w:author="Claude (AI) - proposed" w:date="2026-10-15T02:49:26Z">
+            <w:ins w:id="9196" w:author="Claude (AI) - proposed" w:date="2026-10-18T00:25:41Z">
               <w:r>
                 <w:rPr>
                   <w:rFonts w:ascii="Arial" w:cs="Arial" w:eastAsia="Arial" w:hAnsi="Arial"/>
@@ -10590,7 +10590,7 @@
               </w:rPr>
               <w:t xml:space="preserve">Teacher projects the two reference drawings and says: 'Compare your drawing to this. I am not looking for perfection — I am looking for honesty. Where did you get it right? Where do you need to improve? You have 90 seconds.' [WAIT TIME: 90 seconds of silent self-assessment.] Teacher then cold-calls 4 learners to share one difference they recorded in their comparison table. Teacher uses these contributions to build the consensus table on the board, saying: 'Kweli — that is genuine scientific evidence. You observed that the onion cell has a thick boundary that the cheek cell does NOT have. We are going to call that the cell wall. Write that term next to your observation in your table.' Teacher asks: 'Did anyone predict they would see green structures in the onion cell?' [Hands raised.] 'And did you see green?' [No.] 'Interesting. So the sukuma wiki cell we saw in Lesson 1 had green structures, but the onion cell does not — even though both are plants. What question does that raise for you?' Teacher pauses and gestures toward the DQB. [WAIT TIME: 20 seconds for learners to formulate a question mentally before the DQB phase begins.]</w:t>
             </w:r>
-            <w:ins w:id="9197" w:author="Claude (AI) - proposed" w:date="2026-10-15T02:49:26Z">
+            <w:ins w:id="9197" w:author="Claude (AI) - proposed" w:date="2026-10-18T00:25:41Z">
               <w:r>
                 <w:rPr>
                   <w:rFonts w:ascii="Arial" w:cs="Arial" w:eastAsia="Arial" w:hAnsi="Arial"/>
@@ -10671,7 +10671,7 @@
               </w:rPr>
               <w:t xml:space="preserve">The self-assessment rubric gives the teacher rapid data on drawing quality without marking every book. Teacher specifically looks for learners who labelled the cell wall on the cheek cell (a misconception — cheek cells have a membrane, not a rigid wall) and addresses this immediately: 'Remember — you did NOT see a thick rectangular wall around </w:t>
             </w:r>
-            <w:del w:id="9198" w:author="Claude (AI) - proposed" w:date="2026-10-15T02:49:26Z">
+            <w:del w:id="9198" w:author="Claude (AI) - proposed" w:date="2026-10-18T00:25:41Z">
               <w:r>
                 <w:rPr>
                   <w:rFonts w:ascii="Arial" w:cs="Arial" w:eastAsia="Arial" w:hAnsi="Arial"/>
@@ -10686,7 +10686,7 @@
                 <w:delText xml:space="preserve">your cheek cell</w:delText>
               </w:r>
             </w:del>
-            <w:ins w:id="9199" w:author="Claude (AI) - proposed" w:date="2026-10-15T02:49:26Z">
+            <w:ins w:id="9199" w:author="Claude (AI) - proposed" w:date="2026-10-18T00:25:41Z">
               <w:r>
                 <w:rPr>
                   <w:rFonts w:ascii="Arial" w:cs="Arial" w:eastAsia="Arial" w:hAnsi="Arial"/>
@@ -10770,7 +10770,7 @@
             <w:pPr>
               <w:spacing w:after="20" w:before="0"/>
             </w:pPr>
-            <w:hyperlink w:history="1" r:id="rIdxl9ayymskjnpvbi8xeatx">
+            <w:hyperlink w:history="1" r:id="rIdkwnafzlmqt7gs8kbtev2r">
               <w:r>
                 <w:rPr>
                   <w:rFonts w:ascii="Arial" w:cs="Arial" w:eastAsia="Arial" w:hAnsi="Arial"/>
@@ -10819,7 +10819,7 @@
               <w:spacing w:after="10" w:before="0"/>
               <w:ind w:left="120"/>
             </w:pPr>
-            <w:hyperlink w:history="1" r:id="rIdlaq4lwxianorjzodmlua9">
+            <w:hyperlink w:history="1" r:id="rIdmdenrax5zodrisifjgelo">
               <w:r>
                 <w:rPr>
                   <w:rFonts w:ascii="Arial" w:cs="Arial" w:eastAsia="Arial" w:hAnsi="Arial"/>
@@ -10864,7 +10864,7 @@
             <w:pPr>
               <w:spacing w:after="20" w:before="0"/>
             </w:pPr>
-            <w:hyperlink w:history="1" r:id="rId9c-r8r01omhl4jufnkuk9">
+            <w:hyperlink w:history="1" r:id="rIdbiu0m8rumxqjgm_2ouked">
               <w:r>
                 <w:rPr>
                   <w:rFonts w:ascii="Arial" w:cs="Arial" w:eastAsia="Arial" w:hAnsi="Arial"/>
@@ -10897,7 +10897,7 @@
               <w:spacing w:after="10" w:before="0"/>
               <w:ind w:left="120"/>
             </w:pPr>
-            <w:hyperlink w:history="1" r:id="rIdsqesvp7zlhywhgs7p2v41">
+            <w:hyperlink w:history="1" r:id="rId_lw_andz6m5eoom9d3-qa">
               <w:r>
                 <w:rPr>
                   <w:rFonts w:ascii="Arial" w:cs="Arial" w:eastAsia="Arial" w:hAnsi="Arial"/>
@@ -10942,7 +10942,7 @@
               </w:rPr>
               <w:t xml:space="preserve">Each learner receives one sticky note (or tears a small piece of paper if sticky notes are unavailable). They write ONE question that arose from today's practical — something they observed but cannot yet explain. Learners are prompted with sentence starters on the board: 'I noticed ______ and I wonder why ______.' or 'I expected to see ______ but instead I saw ______ — why?' Learners post their question notes on the class Driving Question Board under the section labelled LESSON 2: MICROSCOPY EVIDENCE. Teacher reads 5 to 6 questions aloud, clusters related ones together with a marker circle, and identifies which questions will be answered in Lessons 3 and 4 versus which will need to wait for later in the unit. Examples of expected learner questions: 'Why did the onion cell not have green colour but the sukuma wiki cell does?', 'What is the jelly-like stuff inside the cheek cell?', 'Why </w:t>
             </w:r>
-            <w:del w:id="9200" w:author="Claude (AI) - proposed" w:date="2026-10-15T02:49:26Z">
+            <w:del w:id="9200" w:author="Claude (AI) - proposed" w:date="2026-10-18T00:25:41Z">
               <w:r>
                 <w:rPr>
                   <w:rFonts w:ascii="Arial" w:cs="Arial" w:eastAsia="Arial" w:hAnsi="Arial"/>
@@ -10957,7 +10957,7 @@
                 <w:delText xml:space="preserve">could I not see a nucleus clearly in my cheek</w:delText>
               </w:r>
             </w:del>
-            <w:ins w:id="9201" w:author="Claude (AI) - proposed" w:date="2026-10-15T02:49:26Z">
+            <w:ins w:id="9201" w:author="Claude (AI) - proposed" w:date="2026-10-18T00:25:41Z">
               <w:r>
                 <w:rPr>
                   <w:rFonts w:ascii="Arial" w:cs="Arial" w:eastAsia="Arial" w:hAnsi="Arial"/>
@@ -11140,7 +11140,7 @@
             <w:pPr>
               <w:spacing w:after="20" w:before="0"/>
             </w:pPr>
-            <w:hyperlink w:history="1" r:id="rIdy23iw3vlkrc67k14r73jw">
+            <w:hyperlink w:history="1" r:id="rIdza8bybopnkh_drttwe7_f">
               <w:r>
                 <w:rPr>
                   <w:rFonts w:ascii="Arial" w:cs="Arial" w:eastAsia="Arial" w:hAnsi="Arial"/>
@@ -11173,7 +11173,7 @@
               <w:spacing w:after="10" w:before="0"/>
               <w:ind w:left="120"/>
             </w:pPr>
-            <w:hyperlink w:history="1" r:id="rIdnqscc1xtur7pcaeu1m5-k">
+            <w:hyperlink w:history="1" r:id="rIdkt6mtcswv4cste-ymqeyg">
               <w:r>
                 <w:rPr>
                   <w:rFonts w:ascii="Arial" w:cs="Arial" w:eastAsia="Arial" w:hAnsi="Arial"/>
@@ -11218,7 +11218,7 @@
             <w:pPr>
               <w:spacing w:after="20" w:before="0"/>
             </w:pPr>
-            <w:hyperlink w:history="1" r:id="rIdeywz4fktxn-3lsiojgd9y">
+            <w:hyperlink w:history="1" r:id="rId01bmpwg7ea-ob2nznxfxg">
               <w:r>
                 <w:rPr>
                   <w:rFonts w:ascii="Arial" w:cs="Arial" w:eastAsia="Arial" w:hAnsi="Arial"/>
@@ -11251,7 +11251,7 @@
               <w:spacing w:after="10" w:before="0"/>
               <w:ind w:left="120"/>
             </w:pPr>
-            <w:hyperlink w:history="1" r:id="rIdbwhdirkgifqlgqeuozhje">
+            <w:hyperlink w:history="1" r:id="rIdrjeiiesjgsva7mqqnc39v">
               <w:r>
                 <w:rPr>
                   <w:rFonts w:ascii="Arial" w:cs="Arial" w:eastAsia="Arial" w:hAnsi="Arial"/>
@@ -11490,7 +11490,7 @@
               </w:rPr>
               <w:t xml:space="preserve">After the lesson, consider the following questions: (1) Were all learners able to achieve a focused image of at least one cell type? If not, what microscope management adjustment is needed — rotation schedule, demonstration frequency, or peer-support pairing? (2) Which misconceptions appeared most frequently in comparison tables — for example, labelling the cell membrane as the cell wall in cheek cells, or expecting chloroplasts in the onion? Plan a 2-minute correction opener for Lesson 3. (3) What questions on the DQB reveal the richest thinking? Prioritise these in Lesson 3 planning. (4) Did the practical take longer than allocated? If so, </w:t>
             </w:r>
-            <w:del w:id="9202" w:author="Claude (AI) - proposed" w:date="2026-10-15T02:49:26Z">
+            <w:del w:id="9202" w:author="Claude (AI) - proposed" w:date="2026-10-18T00:25:41Z">
               <w:r>
                 <w:rPr>
                   <w:rFonts w:ascii="Arial" w:cs="Arial" w:eastAsia="Arial" w:hAnsi="Arial"/>
@@ -11505,7 +11505,7 @@
                 <w:delText xml:space="preserve">consider whether Part B (cheek cells) can be done as a demonstration in future, freeing time for deeper discussion</w:delText>
               </w:r>
             </w:del>
-            <w:ins w:id="9203" w:author="Claude (AI) - proposed" w:date="2026-10-15T02:49:26Z">
+            <w:ins w:id="9203" w:author="Claude (AI) - proposed" w:date="2026-10-18T00:25:41Z">
               <w:r>
                 <w:rPr>
                   <w:rFonts w:ascii="Arial" w:cs="Arial" w:eastAsia="Arial" w:hAnsi="Arial"/>
@@ -11533,7 +11533,7 @@
               </w:rPr>
               <w:t xml:space="preserve">. (5) Were safety protocols followed by all learners, particularly the </w:t>
             </w:r>
-            <w:del w:id="9204" w:author="Claude (AI) - proposed" w:date="2026-10-15T02:49:26Z">
+            <w:del w:id="9204" w:author="Claude (AI) - proposed" w:date="2026-10-18T00:25:41Z">
               <w:r>
                 <w:rPr>
                   <w:rFonts w:ascii="Arial" w:cs="Arial" w:eastAsia="Arial" w:hAnsi="Arial"/>
@@ -11548,7 +11548,7 @@
                 <w:delText xml:space="preserve">cotton bud discard procedure</w:delText>
               </w:r>
             </w:del>
-            <w:ins w:id="9205" w:author="Claude (AI) - proposed" w:date="2026-10-15T02:49:26Z">
+            <w:ins w:id="9205" w:author="Claude (AI) - proposed" w:date="2026-10-18T00:25:41Z">
               <w:r>
                 <w:rPr>
                   <w:rFonts w:ascii="Arial" w:cs="Arial" w:eastAsia="Arial" w:hAnsi="Arial"/>
@@ -11706,7 +11706,7 @@
               </w:rPr>
               <w:t xml:space="preserve">Onion epidermal cells are rectangular, have a thick outer wall, and show a visible vacuole when stained with iodine. </w:t>
             </w:r>
-            <w:del w:id="9206" w:author="Claude (AI) - proposed" w:date="2026-10-15T02:49:26Z">
+            <w:del w:id="9206" w:author="Claude (AI) - proposed" w:date="2026-10-18T00:25:41Z">
               <w:r>
                 <w:rPr>
                   <w:rFonts w:ascii="Arial" w:cs="Arial" w:eastAsia="Arial" w:hAnsi="Arial"/>
@@ -11721,7 +11721,7 @@
                 <w:delText xml:space="preserve">Cheek</w:delText>
               </w:r>
             </w:del>
-            <w:ins w:id="9207" w:author="Claude (AI) - proposed" w:date="2026-10-15T02:49:26Z">
+            <w:ins w:id="9207" w:author="Claude (AI) - proposed" w:date="2026-10-18T00:25:41Z">
               <w:r>
                 <w:rPr>
                   <w:rFonts w:ascii="Arial" w:cs="Arial" w:eastAsia="Arial" w:hAnsi="Arial"/>
@@ -11905,7 +11905,7 @@
         </w:rPr>
         <w:t xml:space="preserve">© 2026 SeaVuria and ARES. Aligned with KICD objectives. Developed by SeaVuria; technical implementation by ARES (with AI assistance from Claude). Licensed under </w:t>
       </w:r>
-      <w:hyperlink w:history="1" r:id="rId0dlxl1axsbu1auarrfqst">
+      <w:hyperlink w:history="1" r:id="rIdlllurzvrwugn2demlghqs">
         <w:r>
           <w:rPr>
             <w:rFonts w:ascii="Arial" w:cs="Arial" w:eastAsia="Arial" w:hAnsi="Arial"/>
@@ -11926,7 +11926,7 @@
         </w:rPr>
         <w:t xml:space="preserve"> (</w:t>
       </w:r>
-      <w:hyperlink w:history="1" r:id="rId8smfhl9uq4qek2d4pebvw">
+      <w:hyperlink w:history="1" r:id="rId8u4sbiea8hmrtler61ugh">
         <w:r>
           <w:rPr>
             <w:rFonts w:ascii="Arial" w:cs="Arial" w:eastAsia="Arial" w:hAnsi="Arial"/>
@@ -12434,10 +12434,10 @@
               <w:spacing w:after="40" w:before="0"/>
               <w:jc w:val="left"/>
               <w:rPr>
-                <w:ins w:id="9209" w:author="Claude (AI) - proposed" w:date="2026-10-15T02:49:26Z"/>
-              </w:rPr>
-            </w:pPr>
-            <w:ins w:id="9208" w:author="Claude (AI) - proposed" w:date="2026-10-15T02:49:26Z">
+                <w:ins w:id="9209" w:author="Claude (AI) - proposed" w:date="2026-10-18T00:25:41Z"/>
+              </w:rPr>
+            </w:pPr>
+            <w:ins w:id="9208" w:author="Claude (AI) - proposed" w:date="2026-10-18T00:25:41Z">
               <w:r>
                 <w:rPr>
                   <w:rFonts w:ascii="Arial" w:cs="Arial" w:eastAsia="Arial" w:hAnsi="Arial"/>
@@ -12459,10 +12459,10 @@
               <w:spacing w:after="40" w:before="0"/>
               <w:jc w:val="left"/>
               <w:rPr>
-                <w:del w:id="9211" w:author="Claude (AI) - proposed" w:date="2026-10-15T02:49:26Z"/>
-              </w:rPr>
-            </w:pPr>
-            <w:del w:id="9210" w:author="Claude (AI) - proposed" w:date="2026-10-15T02:49:26Z">
+                <w:del w:id="9211" w:author="Claude (AI) - proposed" w:date="2026-10-18T00:25:41Z"/>
+              </w:rPr>
+            </w:pPr>
+            <w:del w:id="9210" w:author="Claude (AI) - proposed" w:date="2026-10-18T00:25:41Z">
               <w:r>
                 <w:rPr>
                   <w:rFonts w:ascii="Arial" w:cs="Arial" w:eastAsia="Arial" w:hAnsi="Arial"/>
@@ -12545,7 +12545,7 @@
               </w:rPr>
               <w:t xml:space="preserve">In Lessons 1–2 learners observed the anchoring phenomenon (the blood smear and sukuma wiki leaf slide) and generated DQB questions about WHY cells look different. In Lesson 3, learners now open the 'black box' of the animal cell — they examine what organelles exist inside, what each one does, and begin to build a reference model of a generic animal cell. This prepares them to explain in Lessons 4–</w:t>
             </w:r>
-            <w:del w:id="9212" w:author="Claude (AI) - proposed" w:date="2026-10-15T02:49:26Z">
+            <w:del w:id="9212" w:author="Claude (AI) - proposed" w:date="2026-10-18T00:25:41Z">
               <w:r>
                 <w:rPr>
                   <w:rFonts w:ascii="Arial" w:cs="Arial" w:eastAsia="Arial" w:hAnsi="Arial"/>
@@ -12560,7 +12560,7 @@
                 <w:delText xml:space="preserve">5</w:delText>
               </w:r>
             </w:del>
-            <w:ins w:id="9213" w:author="Claude (AI) - proposed" w:date="2026-10-15T02:49:26Z">
+            <w:ins w:id="9213" w:author="Claude (AI) - proposed" w:date="2026-10-18T00:25:41Z">
               <w:r>
                 <w:rPr>
                   <w:rFonts w:ascii="Arial" w:cs="Arial" w:eastAsia="Arial" w:hAnsi="Arial"/>
@@ -12751,7 +12751,7 @@
               </w:rPr>
               <w:t xml:space="preserve">Learners begin by revisiting the anchoring phenomenon — the blood smear image showing enucleated red blood cells beside nucleated white blood cells — and reactivate their DQB questions from Lessons 1–2. They predict which organelles must be inside a 'typical' animal cell before any instruction. They then systematically observe a set of annotated electron micrograph images (or high-quality printed diagrams) of animal cell organelles, matching each to its structure and function. The central sensemaking activity uses a Nairobi Industrial Park factory analogy: the cell is a manufacturing factory in the Industrial Area along Mombasa Road, and each organelle maps onto a department in that factory (nucleus = Managing Director's office; mitochondria = generator room; ribosomes = production line workers; rough ER = internal transport corridor; Golgi apparatus = packaging and dispatch department; lysosomes = waste management and security unit; centrioles = site engineers who set up scaffolding during construction). Learners build an annotated concept map linking organelle → structure feature → function → factory-analogy role → connection to the phenomenon. The lesson closes with a return to the DQB where learners post 'answered' sticky notes and add new refined questions, advancing the driving question.</w:t>
             </w:r>
-            <w:ins w:id="9214" w:author="Claude (AI) - proposed" w:date="2026-10-15T02:49:26Z">
+            <w:ins w:id="9214" w:author="Claude (AI) - proposed" w:date="2026-10-18T00:25:41Z">
               <w:r>
                 <w:rPr>
                   <w:rFonts w:ascii="Arial" w:cs="Arial" w:eastAsia="Arial" w:hAnsi="Arial"/>
@@ -13054,7 +13054,7 @@
             <w:pPr>
               <w:spacing w:after="20" w:before="0"/>
             </w:pPr>
-            <w:hyperlink w:history="1" r:id="rId-07r1eayrqxoumfrgldsz">
+            <w:hyperlink w:history="1" r:id="rIdmqwc_kg_du1ywticpwd24">
               <w:r>
                 <w:rPr>
                   <w:rFonts w:ascii="Arial" w:cs="Arial" w:eastAsia="Arial" w:hAnsi="Arial"/>
@@ -13087,7 +13087,7 @@
               <w:spacing w:after="10" w:before="0"/>
               <w:ind w:left="120"/>
             </w:pPr>
-            <w:hyperlink w:history="1" r:id="rIdmggtmyghcsyo1juvq028d">
+            <w:hyperlink w:history="1" r:id="rIdtrvyxhqvnpczem32cxv6f">
               <w:r>
                 <w:rPr>
                   <w:rFonts w:ascii="Arial" w:cs="Arial" w:eastAsia="Arial" w:hAnsi="Arial"/>
@@ -13132,7 +13132,7 @@
             <w:pPr>
               <w:spacing w:after="20" w:before="0"/>
             </w:pPr>
-            <w:hyperlink w:history="1" r:id="rIdorajhdudx73antg6pc0hs">
+            <w:hyperlink w:history="1" r:id="rIdow4adtvx9yvbksf_d3kuj">
               <w:r>
                 <w:rPr>
                   <w:rFonts w:ascii="Arial" w:cs="Arial" w:eastAsia="Arial" w:hAnsi="Arial"/>
@@ -13165,7 +13165,7 @@
               <w:spacing w:after="10" w:before="0"/>
               <w:ind w:left="120"/>
             </w:pPr>
-            <w:hyperlink w:history="1" r:id="rIdmoat41qknplrvy8cp-els">
+            <w:hyperlink w:history="1" r:id="rId89qwt404k1_t5nttq1wov">
               <w:r>
                 <w:rPr>
                   <w:rFonts w:ascii="Arial" w:cs="Arial" w:eastAsia="Arial" w:hAnsi="Arial"/>
@@ -13445,7 +13445,7 @@
             <w:pPr>
               <w:spacing w:after="20" w:before="0"/>
             </w:pPr>
-            <w:hyperlink w:history="1" r:id="rIdnph8ydhyxuwmv8opqrt7g">
+            <w:hyperlink w:history="1" r:id="rIdcqz8uvttiajnkjhcfh5eb">
               <w:r>
                 <w:rPr>
                   <w:rFonts w:ascii="Arial" w:cs="Arial" w:eastAsia="Arial" w:hAnsi="Arial"/>
@@ -13478,7 +13478,7 @@
               <w:spacing w:after="10" w:before="0"/>
               <w:ind w:left="120"/>
             </w:pPr>
-            <w:hyperlink w:history="1" r:id="rIdwth-s7iwk0mpn3spohtzi">
+            <w:hyperlink w:history="1" r:id="rIdaylihg1pr-7avwkl3p8vf">
               <w:r>
                 <w:rPr>
                   <w:rFonts w:ascii="Arial" w:cs="Arial" w:eastAsia="Arial" w:hAnsi="Arial"/>
@@ -13523,7 +13523,7 @@
             <w:pPr>
               <w:spacing w:after="20" w:before="0"/>
             </w:pPr>
-            <w:hyperlink w:history="1" r:id="rIdfbhtq27s0cs3v7lftxd02">
+            <w:hyperlink w:history="1" r:id="rId01mjjzfnu3bh95f-3ib73">
               <w:r>
                 <w:rPr>
                   <w:rFonts w:ascii="Arial" w:cs="Arial" w:eastAsia="Arial" w:hAnsi="Arial"/>
@@ -13556,7 +13556,7 @@
               <w:spacing w:after="10" w:before="0"/>
               <w:ind w:left="120"/>
             </w:pPr>
-            <w:hyperlink w:history="1" r:id="rIdwwq-nfwl4vpw52rnq_ns3">
+            <w:hyperlink w:history="1" r:id="rIdlrj3itpsp6w6yqhilknfe">
               <w:r>
                 <w:rPr>
                   <w:rFonts w:ascii="Arial" w:cs="Arial" w:eastAsia="Arial" w:hAnsi="Arial"/>
@@ -13694,7 +13694,7 @@
               </w:rPr>
               <w:t xml:space="preserve">4. After </w:t>
             </w:r>
-            <w:del w:id="9215" w:author="Claude (AI) - proposed" w:date="2026-10-15T02:49:26Z">
+            <w:del w:id="9215" w:author="Claude (AI) - proposed" w:date="2026-10-18T00:25:41Z">
               <w:r>
                 <w:rPr>
                   <w:rFonts w:ascii="Arial" w:cs="Arial" w:eastAsia="Arial" w:hAnsi="Arial"/>
@@ -13709,7 +13709,7 @@
                 <w:delText xml:space="preserve">15</w:delText>
               </w:r>
             </w:del>
-            <w:ins w:id="9216" w:author="Claude (AI) - proposed" w:date="2026-10-15T02:49:26Z">
+            <w:ins w:id="9216" w:author="Claude (AI) - proposed" w:date="2026-10-18T00:25:41Z">
               <w:r>
                 <w:rPr>
                   <w:rFonts w:ascii="Arial" w:cs="Arial" w:eastAsia="Arial" w:hAnsi="Arial"/>
@@ -13737,7 +13737,7 @@
               </w:rPr>
               <w:t xml:space="preserve"> minutes of pair work, cold-call </w:t>
             </w:r>
-            <w:del w:id="9217" w:author="Claude (AI) - proposed" w:date="2026-10-15T02:49:26Z">
+            <w:del w:id="9217" w:author="Claude (AI) - proposed" w:date="2026-10-18T00:25:41Z">
               <w:r>
                 <w:rPr>
                   <w:rFonts w:ascii="Arial" w:cs="Arial" w:eastAsia="Arial" w:hAnsi="Arial"/>
@@ -13752,7 +13752,7 @@
                 <w:delText xml:space="preserve">5</w:delText>
               </w:r>
             </w:del>
-            <w:ins w:id="9218" w:author="Claude (AI) - proposed" w:date="2026-10-15T02:49:26Z">
+            <w:ins w:id="9218" w:author="Claude (AI) - proposed" w:date="2026-10-18T00:25:41Z">
               <w:r>
                 <w:rPr>
                   <w:rFonts w:ascii="Arial" w:cs="Arial" w:eastAsia="Arial" w:hAnsi="Arial"/>
@@ -13780,7 +13780,7 @@
               </w:rPr>
               <w:t xml:space="preserve"> learners (different from Phase 1) to share one structural observation each for </w:t>
             </w:r>
-            <w:del w:id="9219" w:author="Claude (AI) - proposed" w:date="2026-10-15T02:49:26Z">
+            <w:del w:id="9219" w:author="Claude (AI) - proposed" w:date="2026-10-18T00:25:41Z">
               <w:r>
                 <w:rPr>
                   <w:rFonts w:ascii="Arial" w:cs="Arial" w:eastAsia="Arial" w:hAnsi="Arial"/>
@@ -13795,7 +13795,7 @@
                 <w:delText xml:space="preserve">5</w:delText>
               </w:r>
             </w:del>
-            <w:ins w:id="9220" w:author="Claude (AI) - proposed" w:date="2026-10-15T02:49:26Z">
+            <w:ins w:id="9220" w:author="Claude (AI) - proposed" w:date="2026-10-18T00:25:41Z">
               <w:r>
                 <w:rPr>
                   <w:rFonts w:ascii="Arial" w:cs="Arial" w:eastAsia="Arial" w:hAnsi="Arial"/>
@@ -13830,10 +13830,10 @@
               <w:spacing w:after="40" w:before="0"/>
               <w:jc w:val="left"/>
               <w:rPr>
-                <w:ins w:id="9222" w:author="Claude (AI) - proposed" w:date="2026-10-15T02:49:26Z"/>
-              </w:rPr>
-            </w:pPr>
-            <w:ins w:id="9221" w:author="Claude (AI) - proposed" w:date="2026-10-15T02:49:26Z">
+                <w:ins w:id="9222" w:author="Claude (AI) - proposed" w:date="2026-10-18T00:25:41Z"/>
+              </w:rPr>
+            </w:pPr>
+            <w:ins w:id="9221" w:author="Claude (AI) - proposed" w:date="2026-10-18T00:25:41Z">
               <w:r>
                 <w:rPr>
                   <w:rFonts w:ascii="Arial" w:cs="Arial" w:eastAsia="Arial" w:hAnsi="Arial"/>
@@ -13855,10 +13855,10 @@
               <w:spacing w:after="40" w:before="0"/>
               <w:jc w:val="left"/>
               <w:rPr>
-                <w:del w:id="9224" w:author="Claude (AI) - proposed" w:date="2026-10-15T02:49:26Z"/>
-              </w:rPr>
-            </w:pPr>
-            <w:del w:id="9223" w:author="Claude (AI) - proposed" w:date="2026-10-15T02:49:26Z">
+                <w:del w:id="9224" w:author="Claude (AI) - proposed" w:date="2026-10-18T00:25:41Z"/>
+              </w:rPr>
+            </w:pPr>
+            <w:del w:id="9223" w:author="Claude (AI) - proposed" w:date="2026-10-18T00:25:41Z">
               <w:r>
                 <w:rPr>
                   <w:rFonts w:ascii="Arial" w:cs="Arial" w:eastAsia="Arial" w:hAnsi="Arial"/>
@@ -13939,7 +13939,7 @@
               </w:rPr>
               <w:t xml:space="preserve">Observable indicator: Completed Evidence Table rows for at least 5 of 7 organelles with distinct structural observations (not just 'it is round'). The teacher checks specifically for quality of structural language — are learners describing membranes, shapes, internal features? A learner who writes 'the mitochondria has folded inner membranes that increase surface area' is demonstrating higher-order inference. Flag any pairs who are writing only one-word observations for immediate scaffolding support during circulation.</w:t>
             </w:r>
-            <w:ins w:id="9225" w:author="Claude (AI) - proposed" w:date="2026-10-15T02:49:26Z">
+            <w:ins w:id="9225" w:author="Claude (AI) - proposed" w:date="2026-10-18T00:25:41Z">
               <w:r>
                 <w:rPr>
                   <w:rFonts w:ascii="Arial" w:cs="Arial" w:eastAsia="Arial" w:hAnsi="Arial"/>
@@ -14010,7 +14010,7 @@
             <w:pPr>
               <w:spacing w:after="20" w:before="0"/>
             </w:pPr>
-            <w:hyperlink w:history="1" r:id="rIdyj0x9myp6qmfhvdo5gmtf">
+            <w:hyperlink w:history="1" r:id="rIdiytyt1qzbh_7y_y_e0o3x">
               <w:r>
                 <w:rPr>
                   <w:rFonts w:ascii="Arial" w:cs="Arial" w:eastAsia="Arial" w:hAnsi="Arial"/>
@@ -14043,7 +14043,7 @@
               <w:spacing w:after="10" w:before="0"/>
               <w:ind w:left="120"/>
             </w:pPr>
-            <w:hyperlink w:history="1" r:id="rId5oab3dido4_dhclwalvpm">
+            <w:hyperlink w:history="1" r:id="rIdodslne0r6hk95x7c8qsa1">
               <w:r>
                 <w:rPr>
                   <w:rFonts w:ascii="Arial" w:cs="Arial" w:eastAsia="Arial" w:hAnsi="Arial"/>
@@ -14088,7 +14088,7 @@
             <w:pPr>
               <w:spacing w:after="20" w:before="0"/>
             </w:pPr>
-            <w:hyperlink w:history="1" r:id="rIdrgnfzsyfj3g699bix5jpg">
+            <w:hyperlink w:history="1" r:id="rIdswotkeozsemilivpphab5">
               <w:r>
                 <w:rPr>
                   <w:rFonts w:ascii="Arial" w:cs="Arial" w:eastAsia="Arial" w:hAnsi="Arial"/>
@@ -14137,7 +14137,7 @@
               <w:spacing w:after="10" w:before="0"/>
               <w:ind w:left="120"/>
             </w:pPr>
-            <w:hyperlink w:history="1" r:id="rIdbq99bnrt11gkhpleeo2nh">
+            <w:hyperlink w:history="1" r:id="rIdqngxjyc2uywhuxyqkmcjn">
               <w:r>
                 <w:rPr>
                   <w:rFonts w:ascii="Arial" w:cs="Arial" w:eastAsia="Arial" w:hAnsi="Arial"/>
@@ -14182,7 +14182,7 @@
               </w:rPr>
               <w:t xml:space="preserve">The teacher introduces the Nairobi Industrial Park Factory Analogy. Learners are told: 'Imagine a large manufacturing factory in Nairobi's Industrial Area along Mombasa Road — the kind that assembles products, packages them, ships them, and keeps the lights on. This factory IS your animal cell.' The teacher reveals a large analogy mapping poster (or board diagram) one organelle at a time. For each organelle, the teacher provides the structure-function explanation and then asks learners to articulate the factory-department connection themselves before confirming it. The full analogy set is: (1) Nucleus = Managing Director's Office — holds the master blueprint (DNA), sends instructions to all departments; (2) Cell Membrane = Security gate </w:t>
             </w:r>
-            <w:del w:id="9226" w:author="Claude (AI) - proposed" w:date="2026-10-15T02:49:26Z">
+            <w:del w:id="9226" w:author="Claude (AI) - proposed" w:date="2026-10-18T00:25:41Z">
               <w:r>
                 <w:rPr>
                   <w:rFonts w:ascii="Arial" w:cs="Arial" w:eastAsia="Arial" w:hAnsi="Arial"/>
@@ -14210,7 +14210,7 @@
               </w:rPr>
               <w:t xml:space="preserve">— controls what enters and leaves the factory</w:t>
             </w:r>
-            <w:ins w:id="9227" w:author="Claude (AI) - proposed" w:date="2026-10-15T02:49:26Z">
+            <w:ins w:id="9227" w:author="Claude (AI) - proposed" w:date="2026-10-18T00:25:41Z">
               <w:r>
                 <w:rPr>
                   <w:rFonts w:ascii="Arial" w:cs="Arial" w:eastAsia="Arial" w:hAnsi="Arial"/>
@@ -14238,7 +14238,7 @@
               </w:rPr>
               <w:t xml:space="preserve">; (3) Cytoplasm = Factory floor — the space where all work happens; (4) Mitochondria = Generator room — converts fuel (glucose) into usable </w:t>
             </w:r>
-            <w:del w:id="9228" w:author="Claude (AI) - proposed" w:date="2026-10-15T02:49:26Z">
+            <w:del w:id="9228" w:author="Claude (AI) - proposed" w:date="2026-10-18T00:25:41Z">
               <w:r>
                 <w:rPr>
                   <w:rFonts w:ascii="Arial" w:cs="Arial" w:eastAsia="Arial" w:hAnsi="Arial"/>
@@ -14253,7 +14253,7 @@
                 <w:delText xml:space="preserve">electrical energy (ATP</w:delText>
               </w:r>
             </w:del>
-            <w:ins w:id="9229" w:author="Claude (AI) - proposed" w:date="2026-10-15T02:49:26Z">
+            <w:ins w:id="9229" w:author="Claude (AI) - proposed" w:date="2026-10-18T00:25:41Z">
               <w:r>
                 <w:rPr>
                   <w:rFonts w:ascii="Arial" w:cs="Arial" w:eastAsia="Arial" w:hAnsi="Arial"/>
@@ -14354,7 +14354,7 @@
               </w:rPr>
               <w:t xml:space="preserve">3. After all 10 organelles, say: 'Now annotate your blank diagram — Sheet 3. You have </w:t>
             </w:r>
-            <w:del w:id="9230" w:author="Claude (AI) - proposed" w:date="2026-10-15T02:49:26Z">
+            <w:del w:id="9230" w:author="Claude (AI) - proposed" w:date="2026-10-18T00:25:41Z">
               <w:r>
                 <w:rPr>
                   <w:rFonts w:ascii="Arial" w:cs="Arial" w:eastAsia="Arial" w:hAnsi="Arial"/>
@@ -14369,7 +14369,7 @@
                 <w:delText xml:space="preserve">8</w:delText>
               </w:r>
             </w:del>
-            <w:ins w:id="9231" w:author="Claude (AI) - proposed" w:date="2026-10-15T02:49:26Z">
+            <w:ins w:id="9231" w:author="Claude (AI) - proposed" w:date="2026-10-18T00:25:41Z">
               <w:r>
                 <w:rPr>
                   <w:rFonts w:ascii="Arial" w:cs="Arial" w:eastAsia="Arial" w:hAnsi="Arial"/>
@@ -14437,7 +14437,7 @@
               </w:rPr>
               <w:t xml:space="preserve">5. Cold-call 3 learners to share their explanations. Probe: 'If the nucleus is the MD's office, and the red blood cell has no MD's office — what CAN'T that cell do that the white blood cell CAN?' WAIT 10 seconds. Affirm reasoning that connects to DNA, protein synthesis, or cell reproduction.</w:t>
             </w:r>
-            <w:ins w:id="9232" w:author="Claude (AI) - proposed" w:date="2026-10-15T02:49:26Z">
+            <w:ins w:id="9232" w:author="Claude (AI) - proposed" w:date="2026-10-18T00:25:41Z">
               <w:r>
                 <w:rPr>
                   <w:rFonts w:ascii="Arial" w:cs="Arial" w:eastAsia="Arial" w:hAnsi="Arial"/>
@@ -14574,7 +14574,7 @@
             <w:pPr>
               <w:spacing w:after="20" w:before="0"/>
             </w:pPr>
-            <w:hyperlink w:history="1" r:id="rIdrrazo2pi2t5ckmislrt3m">
+            <w:hyperlink w:history="1" r:id="rIdvnys--dlpmbzyz4kbccx_">
               <w:r>
                 <w:rPr>
                   <w:rFonts w:ascii="Arial" w:cs="Arial" w:eastAsia="Arial" w:hAnsi="Arial"/>
@@ -14607,7 +14607,7 @@
               <w:spacing w:after="10" w:before="0"/>
               <w:ind w:left="120"/>
             </w:pPr>
-            <w:hyperlink w:history="1" r:id="rIdfnku0ofryq3h6i84azpkb">
+            <w:hyperlink w:history="1" r:id="rIdd2z7geb-ksvxo2g6bbefw">
               <w:r>
                 <w:rPr>
                   <w:rFonts w:ascii="Arial" w:cs="Arial" w:eastAsia="Arial" w:hAnsi="Arial"/>
@@ -14652,7 +14652,7 @@
             <w:pPr>
               <w:spacing w:after="20" w:before="0"/>
             </w:pPr>
-            <w:hyperlink w:history="1" r:id="rIdrkdb6pbt85lybqkq6nij6">
+            <w:hyperlink w:history="1" r:id="rId6iemdmauvujgw3lptr902">
               <w:r>
                 <w:rPr>
                   <w:rFonts w:ascii="Arial" w:cs="Arial" w:eastAsia="Arial" w:hAnsi="Arial"/>
@@ -14701,7 +14701,7 @@
               <w:spacing w:after="10" w:before="0"/>
               <w:ind w:left="120"/>
             </w:pPr>
-            <w:hyperlink w:history="1" r:id="rIdqset6xi8doqs3ocpbisck">
+            <w:hyperlink w:history="1" r:id="rIdla_2c5z6d_pvegs5d1fwm">
               <w:r>
                 <w:rPr>
                   <w:rFonts w:ascii="Arial" w:cs="Arial" w:eastAsia="Arial" w:hAnsi="Arial"/>
@@ -14981,7 +14981,7 @@
             <w:pPr>
               <w:spacing w:after="20" w:before="0"/>
             </w:pPr>
-            <w:hyperlink w:history="1" r:id="rIdiovjnfa1l5pdrix2hetau">
+            <w:hyperlink w:history="1" r:id="rIdgkk0ds_rxeyvhckxdko2-">
               <w:r>
                 <w:rPr>
                   <w:rFonts w:ascii="Arial" w:cs="Arial" w:eastAsia="Arial" w:hAnsi="Arial"/>
@@ -15030,7 +15030,7 @@
               <w:spacing w:after="10" w:before="0"/>
               <w:ind w:left="120"/>
             </w:pPr>
-            <w:hyperlink w:history="1" r:id="rIdtk54a-iaytnxd3j2q7vma">
+            <w:hyperlink w:history="1" r:id="rIdasgmr6-ttswwdl_knl3hs">
               <w:r>
                 <w:rPr>
                   <w:rFonts w:ascii="Arial" w:cs="Arial" w:eastAsia="Arial" w:hAnsi="Arial"/>
@@ -15075,7 +15075,7 @@
             <w:pPr>
               <w:spacing w:after="20" w:before="0"/>
             </w:pPr>
-            <w:hyperlink w:history="1" r:id="rId5d2ykxuf0gveb6z135egt">
+            <w:hyperlink w:history="1" r:id="rIda0km-jsvvn3skt6ixbfow">
               <w:r>
                 <w:rPr>
                   <w:rFonts w:ascii="Arial" w:cs="Arial" w:eastAsia="Arial" w:hAnsi="Arial"/>
@@ -15108,7 +15108,7 @@
               <w:spacing w:after="10" w:before="0"/>
               <w:ind w:left="120"/>
             </w:pPr>
-            <w:hyperlink w:history="1" r:id="rIds4nqcduoevwrmpxsalilc">
+            <w:hyperlink w:history="1" r:id="rId3rvwqu5pigisebp9eywpa">
               <w:r>
                 <w:rPr>
                   <w:rFonts w:ascii="Arial" w:cs="Arial" w:eastAsia="Arial" w:hAnsi="Arial"/>
@@ -15153,7 +15153,7 @@
               </w:rPr>
               <w:t xml:space="preserve">Learners open their running 'Cell Model Journal' — a dedicated section of their notebook begun in Lesson 1 — and locate their Lesson 1/2 sketched model of 'what we think a cell looks like'. Using a different coloured pen (to show revision), learners now update their model to reflect today's learning</w:t>
             </w:r>
-            <w:ins w:id="9233" w:author="Claude (AI) - proposed" w:date="2026-10-15T02:49:26Z">
+            <w:ins w:id="9233" w:author="Claude (AI) - proposed" w:date="2026-10-18T00:25:41Z">
               <w:r>
                 <w:rPr>
                   <w:rFonts w:ascii="Arial" w:cs="Arial" w:eastAsia="Arial" w:hAnsi="Arial"/>
@@ -15455,7 +15455,7 @@
               </w:rPr>
               <w:t xml:space="preserve">After the lesson, reflect on the following: (1) PREDICTION QUALITY: Were learners' Phase 1 predictions richer than expected, suggesting stronger prior knowledge from Lessons 1–2? Or were most predictions vague (e.g., 'a nucleus and some other stuff'), suggesting the earlier lessons need more scaffolding of organelle vocabulary? (2) ANALOGY ENGAGEMENT: Did the Nairobi Industrial Park factory analogy land — did learners enthusiastically map organelles to departments, or did some learners find the analogy forced or confusing? If learners proposed their own alternative Kenyan analogies (e.g., a matatu sacco, a market stall), note these for use in Lesson 4. (3) PHENOMENON CONNECTION: When asked to explain WHY the red blood cell lacks a nucleus, how many learners went beyond description ('it doesn't have one') to functional consequence ('it cannot synthesise proteins or replicate')? If fewer than 60% achieved the functional explanation, plan a 5-minute reteach warm-up at the start of Lesson 4 using the </w:t>
             </w:r>
-            <w:del w:id="9234" w:author="Claude (AI) - proposed" w:date="2026-10-15T02:49:26Z">
+            <w:del w:id="9234" w:author="Claude (AI) - proposed" w:date="2026-10-18T00:25:41Z">
               <w:r>
                 <w:rPr>
                   <w:rFonts w:ascii="Arial" w:cs="Arial" w:eastAsia="Arial" w:hAnsi="Arial"/>
@@ -15470,7 +15470,7 @@
                 <w:delText xml:space="preserve">matatu</w:delText>
               </w:r>
             </w:del>
-            <w:ins w:id="9235" w:author="Claude (AI) - proposed" w:date="2026-10-15T02:49:26Z">
+            <w:ins w:id="9235" w:author="Claude (AI) - proposed" w:date="2026-10-18T00:25:41Z">
               <w:r>
                 <w:rPr>
                   <w:rFonts w:ascii="Arial" w:cs="Arial" w:eastAsia="Arial" w:hAnsi="Arial"/>
@@ -15498,7 +15498,7 @@
               </w:rPr>
               <w:t xml:space="preserve"> analogy: 'A </w:t>
             </w:r>
-            <w:del w:id="9236" w:author="Claude (AI) - proposed" w:date="2026-10-15T02:49:26Z">
+            <w:del w:id="9236" w:author="Claude (AI) - proposed" w:date="2026-10-18T00:25:41Z">
               <w:r>
                 <w:rPr>
                   <w:rFonts w:ascii="Arial" w:cs="Arial" w:eastAsia="Arial" w:hAnsi="Arial"/>
@@ -15513,7 +15513,7 @@
                 <w:delText xml:space="preserve">matatu with no driver</w:delText>
               </w:r>
             </w:del>
-            <w:ins w:id="9237" w:author="Claude (AI) - proposed" w:date="2026-10-15T02:49:26Z">
+            <w:ins w:id="9237" w:author="Claude (AI) - proposed" w:date="2026-10-18T00:25:41Z">
               <w:r>
                 <w:rPr>
                   <w:rFonts w:ascii="Arial" w:cs="Arial" w:eastAsia="Arial" w:hAnsi="Arial"/>
@@ -15541,7 +15541,7 @@
               </w:rPr>
               <w:t xml:space="preserve"> (nucleus) can </w:t>
             </w:r>
-            <w:del w:id="9238" w:author="Claude (AI) - proposed" w:date="2026-10-15T02:49:26Z">
+            <w:del w:id="9238" w:author="Claude (AI) - proposed" w:date="2026-10-18T00:25:41Z">
               <w:r>
                 <w:rPr>
                   <w:rFonts w:ascii="Arial" w:cs="Arial" w:eastAsia="Arial" w:hAnsi="Arial"/>
@@ -15556,7 +15556,7 @@
                 <w:delText xml:space="preserve">carry passengers (haemoglobin/oxygen) but cannot navigate new routes or reproduce</w:delText>
               </w:r>
             </w:del>
-            <w:ins w:id="9239" w:author="Claude (AI) - proposed" w:date="2026-10-15T02:49:26Z">
+            <w:ins w:id="9239" w:author="Claude (AI) - proposed" w:date="2026-10-18T00:25:41Z">
               <w:r>
                 <w:rPr>
                   <w:rFonts w:ascii="Arial" w:cs="Arial" w:eastAsia="Arial" w:hAnsi="Arial"/>
@@ -15870,7 +15870,7 @@
         </w:rPr>
         <w:t xml:space="preserve">© 2026 SeaVuria and ARES. Aligned with KICD objectives. Developed by SeaVuria; technical implementation by ARES (with AI assistance from Claude). Licensed under </w:t>
       </w:r>
-      <w:hyperlink w:history="1" r:id="rIdlbkorrzzqndqw-temo1vg">
+      <w:hyperlink w:history="1" r:id="rIdtipxs0mpq0foiaevr8bjc">
         <w:r>
           <w:rPr>
             <w:rFonts w:ascii="Arial" w:cs="Arial" w:eastAsia="Arial" w:hAnsi="Arial"/>
@@ -15891,7 +15891,7 @@
         </w:rPr>
         <w:t xml:space="preserve"> (</w:t>
       </w:r>
-      <w:hyperlink w:history="1" r:id="rId1_pcftridfcdp9ogqrea5">
+      <w:hyperlink w:history="1" r:id="rIdrhvysdq0hs2juwde9jase">
         <w:r>
           <w:rPr>
             <w:rFonts w:ascii="Arial" w:cs="Arial" w:eastAsia="Arial" w:hAnsi="Arial"/>
@@ -16208,7 +16208,7 @@
               </w:rPr>
               <w:t xml:space="preserve">By the end of this lesson, the learner should be able to: (a) identify and describe the structure of plant-specific organelles (chloroplast, cell wall, central vacuole</w:t>
             </w:r>
-            <w:del w:id="9240" w:author="Claude (AI) - proposed" w:date="2026-10-15T02:49:26Z">
+            <w:del w:id="9240" w:author="Claude (AI) - proposed" w:date="2026-10-18T00:25:41Z">
               <w:r>
                 <w:rPr>
                   <w:rFonts w:ascii="Arial" w:cs="Arial" w:eastAsia="Arial" w:hAnsi="Arial"/>
@@ -16427,10 +16427,10 @@
               <w:spacing w:after="40" w:before="0"/>
               <w:jc w:val="left"/>
               <w:rPr>
-                <w:ins w:id="9242" w:author="Claude (AI) - proposed" w:date="2026-10-15T02:49:26Z"/>
-              </w:rPr>
-            </w:pPr>
-            <w:ins w:id="9241" w:author="Claude (AI) - proposed" w:date="2026-10-15T02:49:26Z">
+                <w:ins w:id="9242" w:author="Claude (AI) - proposed" w:date="2026-10-18T00:25:41Z"/>
+              </w:rPr>
+            </w:pPr>
+            <w:ins w:id="9241" w:author="Claude (AI) - proposed" w:date="2026-10-18T00:25:41Z">
               <w:r>
                 <w:rPr>
                   <w:rFonts w:ascii="Arial" w:cs="Arial" w:eastAsia="Arial" w:hAnsi="Arial"/>
@@ -16452,10 +16452,10 @@
               <w:spacing w:after="40" w:before="0"/>
               <w:jc w:val="left"/>
               <w:rPr>
-                <w:del w:id="9244" w:author="Claude (AI) - proposed" w:date="2026-10-15T02:49:26Z"/>
-              </w:rPr>
-            </w:pPr>
-            <w:del w:id="9243" w:author="Claude (AI) - proposed" w:date="2026-10-15T02:49:26Z">
+                <w:del w:id="9244" w:author="Claude (AI) - proposed" w:date="2026-10-18T00:25:41Z"/>
+              </w:rPr>
+            </w:pPr>
+            <w:del w:id="9243" w:author="Claude (AI) - proposed" w:date="2026-10-18T00:25:41Z">
               <w:r>
                 <w:rPr>
                   <w:rFonts w:ascii="Arial" w:cs="Arial" w:eastAsia="Arial" w:hAnsi="Arial"/>
@@ -16989,7 +16989,7 @@
             <w:pPr>
               <w:spacing w:after="20" w:before="0"/>
             </w:pPr>
-            <w:hyperlink w:history="1" r:id="rIdmatx_2z70ex_m496seuzc">
+            <w:hyperlink w:history="1" r:id="rId5g_gafpd3bvtoe58xh43y">
               <w:r>
                 <w:rPr>
                   <w:rFonts w:ascii="Arial" w:cs="Arial" w:eastAsia="Arial" w:hAnsi="Arial"/>
@@ -17022,7 +17022,7 @@
               <w:spacing w:after="10" w:before="0"/>
               <w:ind w:left="120"/>
             </w:pPr>
-            <w:hyperlink w:history="1" r:id="rId7dh1_f4hg0izmaweli5fh">
+            <w:hyperlink w:history="1" r:id="rIdzcjw0ah-gsated6r5wtyf">
               <w:r>
                 <w:rPr>
                   <w:rFonts w:ascii="Arial" w:cs="Arial" w:eastAsia="Arial" w:hAnsi="Arial"/>
@@ -17067,7 +17067,7 @@
             <w:pPr>
               <w:spacing w:after="20" w:before="0"/>
             </w:pPr>
-            <w:hyperlink w:history="1" r:id="rIdmgg2_9fnodo8ylohczmd1">
+            <w:hyperlink w:history="1" r:id="rIdjjw407z-brxckmf84ko_f">
               <w:r>
                 <w:rPr>
                   <w:rFonts w:ascii="Arial" w:cs="Arial" w:eastAsia="Arial" w:hAnsi="Arial"/>
@@ -17100,7 +17100,7 @@
               <w:spacing w:after="10" w:before="0"/>
               <w:ind w:left="120"/>
             </w:pPr>
-            <w:hyperlink w:history="1" r:id="rIdqswcne8udynmidlggj7jp">
+            <w:hyperlink w:history="1" r:id="rIdgenl6awoyd2ljy5ljoju7">
               <w:r>
                 <w:rPr>
                   <w:rFonts w:ascii="Arial" w:cs="Arial" w:eastAsia="Arial" w:hAnsi="Arial"/>
@@ -17300,7 +17300,7 @@
             <w:pPr>
               <w:spacing w:after="20" w:before="0"/>
             </w:pPr>
-            <w:hyperlink w:history="1" r:id="rIdle_ic0b4mvuvfyss8yhqi">
+            <w:hyperlink w:history="1" r:id="rIde6ujvyheosg-weuh8upv2">
               <w:r>
                 <w:rPr>
                   <w:rFonts w:ascii="Arial" w:cs="Arial" w:eastAsia="Arial" w:hAnsi="Arial"/>
@@ -17333,7 +17333,7 @@
               <w:spacing w:after="10" w:before="0"/>
               <w:ind w:left="120"/>
             </w:pPr>
-            <w:hyperlink w:history="1" r:id="rIdmmygv_jomnezxv3h3iqxh">
+            <w:hyperlink w:history="1" r:id="rIdmeojs6smqelkz0piqov2o">
               <w:r>
                 <w:rPr>
                   <w:rFonts w:ascii="Arial" w:cs="Arial" w:eastAsia="Arial" w:hAnsi="Arial"/>
@@ -17378,7 +17378,7 @@
             <w:pPr>
               <w:spacing w:after="20" w:before="0"/>
             </w:pPr>
-            <w:hyperlink w:history="1" r:id="rId5crohu5anbvgzw4t3_1zq">
+            <w:hyperlink w:history="1" r:id="rIdo67k5ssiawqyzl8jexpnc">
               <w:r>
                 <w:rPr>
                   <w:rFonts w:ascii="Arial" w:cs="Arial" w:eastAsia="Arial" w:hAnsi="Arial"/>
@@ -17411,7 +17411,7 @@
               <w:spacing w:after="10" w:before="0"/>
               <w:ind w:left="120"/>
             </w:pPr>
-            <w:hyperlink w:history="1" r:id="rIduovr5nwlaijxii7f5lrkw">
+            <w:hyperlink w:history="1" r:id="rIdkby3syu3dejgsz2ig_n9r">
               <w:r>
                 <w:rPr>
                   <w:rFonts w:ascii="Arial" w:cs="Arial" w:eastAsia="Arial" w:hAnsi="Arial"/>
@@ -17611,7 +17611,7 @@
             <w:pPr>
               <w:spacing w:after="20" w:before="0"/>
             </w:pPr>
-            <w:hyperlink w:history="1" r:id="rIdgj02ux_4xuwf5-xw3duop">
+            <w:hyperlink w:history="1" r:id="rIdkbuttiqs-ecsdsqylnasm">
               <w:r>
                 <w:rPr>
                   <w:rFonts w:ascii="Arial" w:cs="Arial" w:eastAsia="Arial" w:hAnsi="Arial"/>
@@ -17660,7 +17660,7 @@
               <w:spacing w:after="10" w:before="0"/>
               <w:ind w:left="120"/>
             </w:pPr>
-            <w:hyperlink w:history="1" r:id="rIdx83rtzl-hpqd5g-xioj-r">
+            <w:hyperlink w:history="1" r:id="rIdzraj6obd9l9ywbtzfz4bc">
               <w:r>
                 <w:rPr>
                   <w:rFonts w:ascii="Arial" w:cs="Arial" w:eastAsia="Arial" w:hAnsi="Arial"/>
@@ -17705,7 +17705,7 @@
             <w:pPr>
               <w:spacing w:after="20" w:before="0"/>
             </w:pPr>
-            <w:hyperlink w:history="1" r:id="rIdwm2am2l4bp4xt-pqnbtka">
+            <w:hyperlink w:history="1" r:id="rIdwl_csj7okz-ekzsceyvso">
               <w:r>
                 <w:rPr>
                   <w:rFonts w:ascii="Arial" w:cs="Arial" w:eastAsia="Arial" w:hAnsi="Arial"/>
@@ -17738,7 +17738,7 @@
               <w:spacing w:after="10" w:before="0"/>
               <w:ind w:left="120"/>
             </w:pPr>
-            <w:hyperlink w:history="1" r:id="rIdsebmhdscvwzgoxz7vyjzy">
+            <w:hyperlink w:history="1" r:id="rIdxqdqoomvtxdi8flzbdifp">
               <w:r>
                 <w:rPr>
                   <w:rFonts w:ascii="Arial" w:cs="Arial" w:eastAsia="Arial" w:hAnsi="Arial"/>
@@ -17816,7 +17816,7 @@
               </w:rPr>
               <w:t xml:space="preserve">1. Say: 'We are now going to NAME and EXPLAIN the three structures you circled in your Lesson 1 drawings. As I explain each one, you will fill in your comparison table WITH your partner. We pause after each organelle.' 2. CHLOROPLAST (5 min): Draw a chloroplast on the board. Say: 'This is the chloroplast — the green oval you saw in the sukuma wiki leaf cell. It contains a green pigment called chlorophyll. Its function is to capture energy from sunlight and use it to make food for the plant — a process called photosynthesis. This is why sukuma wiki is green. This is why a plant can make its OWN food while your blood cells cannot. Animal cells have NO chloroplasts</w:t>
             </w:r>
-            <w:ins w:id="9245" w:author="Claude (AI) - proposed" w:date="2026-10-15T02:49:26Z">
+            <w:ins w:id="9245" w:author="Claude (AI) - proposed" w:date="2026-10-18T00:25:41Z">
               <w:r>
                 <w:rPr>
                   <w:rFonts w:ascii="Arial" w:cs="Arial" w:eastAsia="Arial" w:hAnsi="Arial"/>
@@ -17844,7 +17844,7 @@
               </w:rPr>
               <w:t xml:space="preserve">.' Point to the phenomenon image: 'The student's blood cell — does it make its own food? No. It needs glucose delivered to it. The sukuma wiki leaf cell? It MAKES its own glucose. Same word — cell — completely different strategy.' [WAIT 10 seconds.] Say: 'Fill in the chloroplast row in your table now — 2 minutes with your partner.' [WAIT 2 minutes.] Cold-call 1 pair to read their 'Connection to Our Phenomenon' cell. 3. CELL WALL (5 min): Draw a cell wall on the board outside the cell membrane. Say: 'Every plant cell has a rigid outer layer called the cell wall, made of a tough substance called cellulose. It is like the fence around a shamba</w:t>
             </w:r>
-            <w:ins w:id="9246" w:author="Claude (AI) - proposed" w:date="2026-10-15T02:49:26Z">
+            <w:ins w:id="9246" w:author="Claude (AI) - proposed" w:date="2026-10-18T00:25:41Z">
               <w:r>
                 <w:rPr>
                   <w:rFonts w:ascii="Arial" w:cs="Arial" w:eastAsia="Arial" w:hAnsi="Arial"/>
@@ -17872,7 +17872,7 @@
               </w:rPr>
               <w:t xml:space="preserve"> — it gives the cell its shape and strength</w:t>
             </w:r>
-            <w:ins w:id="9247" w:author="Claude (AI) - proposed" w:date="2026-10-15T02:49:26Z">
+            <w:ins w:id="9247" w:author="Claude (AI) - proposed" w:date="2026-10-18T00:25:41Z">
               <w:r>
                 <w:rPr>
                   <w:rFonts w:ascii="Arial" w:cs="Arial" w:eastAsia="Arial" w:hAnsi="Arial"/>
@@ -17900,7 +17900,7 @@
               </w:rPr>
               <w:t xml:space="preserve">. This is why the sukuma wiki cells you drew looked rectangular and the blood cells looked round and flexible. Animal cells have a cell membrane but NO cell wall.' Ask: 'Why might it be an advantage for a blood cell NOT to have a rigid wall?' [WAIT 15 seconds.] Cold-call 2 students. Expected answer: flexibility to squeeze through narrow capillaries. Say: 'Exactly — the RBC you saw in the blood smear needs to flex and bend. A rigid wall would be a disadvantage. Structure matches function.' [WAIT 10 seconds.] 'Fill in the cell wall row — 2 minutes.' 4. CENTRAL VACUOLE (5 min): Point back to the wilting bean diagram. Say: 'The large sac pushing everything to the side in your sukuma wiki drawing is the central vacuole. In a healthy plant cell, it is full of water and pushes the cytoplasm and organelles outward against the cell wall. This creates TURGOR PRESSURE — the internal pressure that keeps a plant upright and firm. When the central vacuole loses water — as in our wilted bean — turgor pressure drops, the cell becomes flaccid, and the plant droops. Animal cells have small vacuoles, but nothing like this.</w:t>
             </w:r>
-            <w:ins w:id="9248" w:author="Claude (AI) - proposed" w:date="2026-10-15T02:49:26Z">
+            <w:ins w:id="9248" w:author="Claude (AI) - proposed" w:date="2026-10-18T00:25:41Z">
               <w:r>
                 <w:rPr>
                   <w:rFonts w:ascii="Arial" w:cs="Arial" w:eastAsia="Arial" w:hAnsi="Arial"/>
@@ -18050,7 +18050,7 @@
             <w:pPr>
               <w:spacing w:after="20" w:before="0"/>
             </w:pPr>
-            <w:hyperlink w:history="1" r:id="rIdqakqn_jeliqx31enxy4ok">
+            <w:hyperlink w:history="1" r:id="rIdn6oocgzhdqg6k7v6b-32c">
               <w:r>
                 <w:rPr>
                   <w:rFonts w:ascii="Arial" w:cs="Arial" w:eastAsia="Arial" w:hAnsi="Arial"/>
@@ -18099,7 +18099,7 @@
               <w:spacing w:after="10" w:before="0"/>
               <w:ind w:left="120"/>
             </w:pPr>
-            <w:hyperlink w:history="1" r:id="rIdkxnu0stodbbeya6gfeq-m">
+            <w:hyperlink w:history="1" r:id="rIdbekzorxlmozkxjbab35qm">
               <w:r>
                 <w:rPr>
                   <w:rFonts w:ascii="Arial" w:cs="Arial" w:eastAsia="Arial" w:hAnsi="Arial"/>
@@ -18144,7 +18144,7 @@
             <w:pPr>
               <w:spacing w:after="20" w:before="0"/>
             </w:pPr>
-            <w:hyperlink w:history="1" r:id="rIdrsejsfw0-lljoldefmyjz">
+            <w:hyperlink w:history="1" r:id="rIdp5bmybz1syu7tlivkdtde">
               <w:r>
                 <w:rPr>
                   <w:rFonts w:ascii="Arial" w:cs="Arial" w:eastAsia="Arial" w:hAnsi="Arial"/>
@@ -18177,7 +18177,7 @@
               <w:spacing w:after="10" w:before="0"/>
               <w:ind w:left="120"/>
             </w:pPr>
-            <w:hyperlink w:history="1" r:id="rIdwc42dwe6xb7mxzer2gl9q">
+            <w:hyperlink w:history="1" r:id="rIdyrsgk82wi5ycuupbve4ef">
               <w:r>
                 <w:rPr>
                   <w:rFonts w:ascii="Arial" w:cs="Arial" w:eastAsia="Arial" w:hAnsi="Arial"/>
@@ -18255,7 +18255,7 @@
               </w:rPr>
               <w:t xml:space="preserve">1. Direct students to the DQB (physical board or ARES platform DQB feature). Say: 'You now know three things today that you did not know at the start of the lesson: what a chloroplast does, what a cell wall does, and what a central vacuole does. Write on your NOW I CAN EXPLAIN card — ONE sentence connecting today's learning to the driving question. For example: NOW I can explain why sukuma wiki cells look rectangular — they have a rigid cell wall made of cellulose. Be specific.' [Allow 3 minutes for writing.] 2. Say: 'Now write your STILL WONDERING card. What question did today's lesson CREATE for you that we have NOT yet answered? It must be a genuine question — not just a repeat of something I already explained.' [Allow 2 minutes.] 3. Students post cards. Teacher reads 4 NOW I CAN EXPLAIN cards aloud, affirming specificity. Then reads 3 STILL WONDERING cards aloud. For each STILL WONDERING card, say either: 'We will answer this in Lesson [X]' or 'This is a great question — let's add it to our board and return to it.' 4. Highlight the overarching driving question on the board. Say: 'We now understand the plant side of the puzzle. Next lesson</w:t>
             </w:r>
-            <w:del w:id="9249" w:author="Claude (AI) - proposed" w:date="2026-10-15T02:49:26Z">
+            <w:del w:id="9249" w:author="Claude (AI) - proposed" w:date="2026-10-18T00:25:41Z">
               <w:r>
                 <w:rPr>
                   <w:rFonts w:ascii="Arial" w:cs="Arial" w:eastAsia="Arial" w:hAnsi="Arial"/>
@@ -18270,7 +18270,7 @@
                 <w:delText xml:space="preserve">, we revisit the animal cell — and then we begin to answer the BIG question: what do</w:delText>
               </w:r>
             </w:del>
-            <w:ins w:id="9250" w:author="Claude (AI) - proposed" w:date="2026-10-15T02:49:26Z">
+            <w:ins w:id="9250" w:author="Claude (AI) - proposed" w:date="2026-10-18T00:25:41Z">
               <w:r>
                 <w:rPr>
                   <w:rFonts w:ascii="Arial" w:cs="Arial" w:eastAsia="Arial" w:hAnsi="Arial"/>
@@ -18298,7 +18298,7 @@
               </w:rPr>
               <w:t xml:space="preserve"> ALL cells share, despite looking so different</w:t>
             </w:r>
-            <w:del w:id="9251" w:author="Claude (AI) - proposed" w:date="2026-10-15T02:49:26Z">
+            <w:del w:id="9251" w:author="Claude (AI) - proposed" w:date="2026-10-18T00:25:41Z">
               <w:r>
                 <w:rPr>
                   <w:rFonts w:ascii="Arial" w:cs="Arial" w:eastAsia="Arial" w:hAnsi="Arial"/>
@@ -18313,7 +18313,7 @@
                 <w:delText xml:space="preserve">?</w:delText>
               </w:r>
             </w:del>
-            <w:ins w:id="9252" w:author="Claude (AI) - proposed" w:date="2026-10-15T02:49:26Z">
+            <w:ins w:id="9252" w:author="Claude (AI) - proposed" w:date="2026-10-18T00:25:41Z">
               <w:r>
                 <w:rPr>
                   <w:rFonts w:ascii="Arial" w:cs="Arial" w:eastAsia="Arial" w:hAnsi="Arial"/>
@@ -18463,7 +18463,7 @@
             <w:pPr>
               <w:spacing w:after="20" w:before="0"/>
             </w:pPr>
-            <w:hyperlink w:history="1" r:id="rIdrlh3hwzzy-zbx4fsrdc8a">
+            <w:hyperlink w:history="1" r:id="rIdcn17w7g1upx6c_lnxs-y0">
               <w:r>
                 <w:rPr>
                   <w:rFonts w:ascii="Arial" w:cs="Arial" w:eastAsia="Arial" w:hAnsi="Arial"/>
@@ -18512,7 +18512,7 @@
               <w:spacing w:after="10" w:before="0"/>
               <w:ind w:left="120"/>
             </w:pPr>
-            <w:hyperlink w:history="1" r:id="rIdv1btmsuaaupmh-aazzx6y">
+            <w:hyperlink w:history="1" r:id="rIdjdzxu9v3059qz4du-tkxc">
               <w:r>
                 <w:rPr>
                   <w:rFonts w:ascii="Arial" w:cs="Arial" w:eastAsia="Arial" w:hAnsi="Arial"/>
@@ -18557,7 +18557,7 @@
             <w:pPr>
               <w:spacing w:after="20" w:before="0"/>
             </w:pPr>
-            <w:hyperlink w:history="1" r:id="rIdtjt0wmwha7yrmawb1cbcl">
+            <w:hyperlink w:history="1" r:id="rIdnu4fe8nvp3ajqt8qy2dph">
               <w:r>
                 <w:rPr>
                   <w:rFonts w:ascii="Arial" w:cs="Arial" w:eastAsia="Arial" w:hAnsi="Arial"/>
@@ -18590,7 +18590,7 @@
               <w:spacing w:after="10" w:before="0"/>
               <w:ind w:left="120"/>
             </w:pPr>
-            <w:hyperlink w:history="1" r:id="rIdinu6wjh36rygj4yzcdc2p">
+            <w:hyperlink w:history="1" r:id="rIdbxxhsjclhu1rna4see_xr">
               <w:r>
                 <w:rPr>
                   <w:rFonts w:ascii="Arial" w:cs="Arial" w:eastAsia="Arial" w:hAnsi="Arial"/>
@@ -18668,7 +18668,7 @@
               </w:rPr>
               <w:t xml:space="preserve">1. Distribute or direct students to the ARES platform diagram scaffold. Say: 'You are now going to build your model — a labelled 2D diagram of BOTH cell types. This diagram will grow across the next four lessons as we add more detail. Today, use only what we have learned in Lessons 1–4. Draw in pencil first. Label clearly with leader lines. You have 12 minutes to complete both diagrams.' [Set a visible timer. Circulate continuously.] 2. During circulation, look for THREE specific errors: (a) students drawing a cell wall on the animal cell — correct immediately: 'Check your comparison table. Does an animal cell have a cell wall?'; (b) students drawing the central vacuole as small — say: 'In a turgid plant cell, the central vacuole occupies up to 90% of the cell volume. Make it BIG — it is pushing everything else to the edges'; (c) students omitting the cell membrane on the plant cell — say: 'The plant cell has BOTH a cell membrane AND a cell wall. The membrane is the thin layer just inside the wall. Add it.' 3. After 12 minutes, say: 'Pencils down. Exchange notebooks with your partner. Use the 4-point checklist on the board to review their diagrams. You have 5 minutes. If you find an error, circle it gently in pencil and write a question — do NOT just cross it out.' [WAIT 5 minutes.] 4. After peer review, say: 'Sign your partner's diagram to confirm you reviewed it. Then take back your own notebook and make any corrections.' [Allow 2 minutes for corrections.] 5. Close the model-building phase by saying: 'This </w:t>
             </w:r>
-            <w:del w:id="9253" w:author="Claude (AI) - proposed" w:date="2026-10-15T02:49:26Z">
+            <w:del w:id="9253" w:author="Claude (AI) - proposed" w:date="2026-10-18T00:25:41Z">
               <w:r>
                 <w:rPr>
                   <w:rFonts w:ascii="Arial" w:cs="Arial" w:eastAsia="Arial" w:hAnsi="Arial"/>
@@ -18683,7 +18683,7 @@
                 <w:delText xml:space="preserve">diagram is Version 1 of your cell model</w:delText>
               </w:r>
             </w:del>
-            <w:ins w:id="9254" w:author="Claude (AI) - proposed" w:date="2026-10-15T02:49:26Z">
+            <w:ins w:id="9254" w:author="Claude (AI) - proposed" w:date="2026-10-18T00:25:41Z">
               <w:r>
                 <w:rPr>
                   <w:rFonts w:ascii="Arial" w:cs="Arial" w:eastAsia="Arial" w:hAnsi="Arial"/>
@@ -18777,7 +18777,7 @@
               </w:rPr>
               <w:t xml:space="preserve">Observable indicator: Completed Version </w:t>
             </w:r>
-            <w:del w:id="9255" w:author="Claude (AI) - proposed" w:date="2026-10-15T02:49:26Z">
+            <w:del w:id="9255" w:author="Claude (AI) - proposed" w:date="2026-10-18T00:25:41Z">
               <w:r>
                 <w:rPr>
                   <w:rFonts w:ascii="Arial" w:cs="Arial" w:eastAsia="Arial" w:hAnsi="Arial"/>
@@ -18792,7 +18792,7 @@
                 <w:delText xml:space="preserve">1</w:delText>
               </w:r>
             </w:del>
-            <w:ins w:id="9256" w:author="Claude (AI) - proposed" w:date="2026-10-15T02:49:26Z">
+            <w:ins w:id="9256" w:author="Claude (AI) - proposed" w:date="2026-10-18T00:25:41Z">
               <w:r>
                 <w:rPr>
                   <w:rFonts w:ascii="Arial" w:cs="Arial" w:eastAsia="Arial" w:hAnsi="Arial"/>
@@ -19181,7 +19181,7 @@
               </w:rPr>
               <w:t xml:space="preserve">Students can now partially explain the driving question phenomenon: the sukuma wiki leaf cell looks rectangular, green, and has a large central sac because it contains a cell wall (cellulose rigidity), chloroplasts (photosynthesis / green pigment), and a central vacuole (turgor pressure / water storage) — all of which are absent in the red blood cells and white blood cells seen in the Kisumu County Hospital blood smear. Despite these dramatic structural differences, both cell types share a cell membrane, cytoplasm, and nucleus (in most cases), confirming that they are both cells — but specialised for completely different jobs. Students have produced Version </w:t>
             </w:r>
-            <w:del w:id="9257" w:author="Claude (AI) - proposed" w:date="2026-10-15T02:49:26Z">
+            <w:del w:id="9257" w:author="Claude (AI) - proposed" w:date="2026-10-18T00:25:41Z">
               <w:r>
                 <w:rPr>
                   <w:rFonts w:ascii="Arial" w:cs="Arial" w:eastAsia="Arial" w:hAnsi="Arial"/>
@@ -19196,7 +19196,7 @@
                 <w:delText xml:space="preserve">1</w:delText>
               </w:r>
             </w:del>
-            <w:ins w:id="9258" w:author="Claude (AI) - proposed" w:date="2026-10-15T02:49:26Z">
+            <w:ins w:id="9258" w:author="Claude (AI) - proposed" w:date="2026-10-18T00:25:41Z">
               <w:r>
                 <w:rPr>
                   <w:rFonts w:ascii="Arial" w:cs="Arial" w:eastAsia="Arial" w:hAnsi="Arial"/>
@@ -19244,7 +19244,7 @@
         </w:rPr>
         <w:t xml:space="preserve">© 2026 SeaVuria and ARES. Aligned with KICD objectives. Developed by SeaVuria; technical implementation by ARES (with AI assistance from Claude). Licensed under </w:t>
       </w:r>
-      <w:hyperlink w:history="1" r:id="rIdkhdx1maypsh3nlb6aljon">
+      <w:hyperlink w:history="1" r:id="rIdrxzhjnfdwfdre4nuz0hzy">
         <w:r>
           <w:rPr>
             <w:rFonts w:ascii="Arial" w:cs="Arial" w:eastAsia="Arial" w:hAnsi="Arial"/>
@@ -19265,7 +19265,7 @@
         </w:rPr>
         <w:t xml:space="preserve"> (</w:t>
       </w:r>
-      <w:hyperlink w:history="1" r:id="rId2shpnw43kqjdvsf6mgxqw">
+      <w:hyperlink w:history="1" r:id="rIdv2efpk7dailohcbl43utu">
         <w:r>
           <w:rPr>
             <w:rFonts w:ascii="Arial" w:cs="Arial" w:eastAsia="Arial" w:hAnsi="Arial"/>
@@ -19650,7 +19650,7 @@
               </w:rPr>
               <w:t xml:space="preserve">Learner is able to: (a) compare and contrast diagrams/images of E. coli (prokaryote) and a human cheek cell (eukaryote) using a structured comparison frame; (b) identify at least five structural differences between prokaryotic and eukaryotic cells; (c) revise a cumulative cell model to include a </w:t>
             </w:r>
-            <w:del w:id="9259" w:author="Claude (AI) - proposed" w:date="2026-10-15T02:49:26Z">
+            <w:del w:id="9259" w:author="Claude (AI) - proposed" w:date="2026-10-18T00:25:41Z">
               <w:r>
                 <w:rPr>
                   <w:rFonts w:ascii="Arial" w:cs="Arial" w:eastAsia="Arial" w:hAnsi="Arial"/>
@@ -19665,7 +19665,7 @@
                 <w:delText xml:space="preserve">'prokaryote column'</w:delText>
               </w:r>
             </w:del>
-            <w:ins w:id="9260" w:author="Claude (AI) - proposed" w:date="2026-10-15T02:49:26Z">
+            <w:ins w:id="9260" w:author="Claude (AI) - proposed" w:date="2026-10-18T00:25:41Z">
               <w:r>
                 <w:rPr>
                   <w:rFonts w:ascii="Arial" w:cs="Arial" w:eastAsia="Arial" w:hAnsi="Arial"/>
@@ -19816,10 +19816,10 @@
               <w:spacing w:after="40" w:before="0"/>
               <w:jc w:val="left"/>
               <w:rPr>
-                <w:ins w:id="9262" w:author="Claude (AI) - proposed" w:date="2026-10-15T02:49:26Z"/>
-              </w:rPr>
-            </w:pPr>
-            <w:ins w:id="9261" w:author="Claude (AI) - proposed" w:date="2026-10-15T02:49:26Z">
+                <w:ins w:id="9262" w:author="Claude (AI) - proposed" w:date="2026-10-18T00:25:41Z"/>
+              </w:rPr>
+            </w:pPr>
+            <w:ins w:id="9261" w:author="Claude (AI) - proposed" w:date="2026-10-18T00:25:41Z">
               <w:r>
                 <w:rPr>
                   <w:rFonts w:ascii="Arial" w:cs="Arial" w:eastAsia="Arial" w:hAnsi="Arial"/>
@@ -19841,10 +19841,10 @@
               <w:spacing w:after="40" w:before="0"/>
               <w:jc w:val="left"/>
               <w:rPr>
-                <w:del w:id="9264" w:author="Claude (AI) - proposed" w:date="2026-10-15T02:49:26Z"/>
-              </w:rPr>
-            </w:pPr>
-            <w:del w:id="9263" w:author="Claude (AI) - proposed" w:date="2026-10-15T02:49:26Z">
+                <w:del w:id="9264" w:author="Claude (AI) - proposed" w:date="2026-10-18T00:25:41Z"/>
+              </w:rPr>
+            </w:pPr>
+            <w:del w:id="9263" w:author="Claude (AI) - proposed" w:date="2026-10-18T00:25:41Z">
               <w:r>
                 <w:rPr>
                   <w:rFonts w:ascii="Arial" w:cs="Arial" w:eastAsia="Arial" w:hAnsi="Arial"/>
@@ -19927,7 +19927,7 @@
               </w:rPr>
               <w:t xml:space="preserve">Lessons 1–4 established what a 'generic' eukaryotic cell looks like and how specialised animal and plant cells deviate from that model (RBCs, WBCs, sukuma wiki leaf cells). Lesson 5 now confronts students with the deepest structural divide in all of biology: the prokaryote–eukaryote boundary. By </w:t>
             </w:r>
-            <w:del w:id="9265" w:author="Claude (AI) - proposed" w:date="2026-10-15T02:49:26Z">
+            <w:del w:id="9265" w:author="Claude (AI) - proposed" w:date="2026-10-18T00:25:41Z">
               <w:r>
                 <w:rPr>
                   <w:rFonts w:ascii="Arial" w:cs="Arial" w:eastAsia="Arial" w:hAnsi="Arial"/>
@@ -19942,7 +19942,7 @@
                 <w:delText xml:space="preserve">revisiting</w:delText>
               </w:r>
             </w:del>
-            <w:ins w:id="9266" w:author="Claude (AI) - proposed" w:date="2026-10-15T02:49:26Z">
+            <w:ins w:id="9266" w:author="Claude (AI) - proposed" w:date="2026-10-18T00:25:41Z">
               <w:r>
                 <w:rPr>
                   <w:rFonts w:ascii="Arial" w:cs="Arial" w:eastAsia="Arial" w:hAnsi="Arial"/>
@@ -19970,7 +19970,7 @@
               </w:rPr>
               <w:t xml:space="preserve"> the fermenting uji supporting phenomenon</w:t>
             </w:r>
-            <w:ins w:id="9267" w:author="Claude (AI) - proposed" w:date="2026-10-15T02:49:26Z">
+            <w:ins w:id="9267" w:author="Claude (AI) - proposed" w:date="2026-10-18T00:25:41Z">
               <w:r>
                 <w:rPr>
                   <w:rFonts w:ascii="Arial" w:cs="Arial" w:eastAsia="Arial" w:hAnsi="Arial"/>
@@ -19998,7 +19998,7 @@
               </w:rPr>
               <w:t xml:space="preserve"> (bacteria causing fermentation), students discover that some cells have NO membrane-bound nucleus at all — shattering any assumption that 'all cells look basically alike.' This prepares students for Lesson 6, where they </w:t>
             </w:r>
-            <w:del w:id="9268" w:author="Claude (AI) - proposed" w:date="2026-10-15T02:49:26Z">
+            <w:del w:id="9268" w:author="Claude (AI) - proposed" w:date="2026-10-18T00:25:41Z">
               <w:r>
                 <w:rPr>
                   <w:rFonts w:ascii="Arial" w:cs="Arial" w:eastAsia="Arial" w:hAnsi="Arial"/>
@@ -20013,7 +20013,7 @@
                 <w:delText xml:space="preserve">will synthesise all cell types into a unified explanatory model and address the driving question directly</w:delText>
               </w:r>
             </w:del>
-            <w:ins w:id="9269" w:author="Claude (AI) - proposed" w:date="2026-10-15T02:49:26Z">
+            <w:ins w:id="9269" w:author="Claude (AI) - proposed" w:date="2026-10-18T00:25:41Z">
               <w:r>
                 <w:rPr>
                   <w:rFonts w:ascii="Arial" w:cs="Arial" w:eastAsia="Arial" w:hAnsi="Arial"/>
@@ -20204,7 +20204,7 @@
               </w:rPr>
               <w:t xml:space="preserve">In this OBSERVE + EXPLAIN lesson, students </w:t>
             </w:r>
-            <w:del w:id="9270" w:author="Claude (AI) - proposed" w:date="2026-10-15T02:49:26Z">
+            <w:del w:id="9270" w:author="Claude (AI) - proposed" w:date="2026-10-18T00:25:41Z">
               <w:r>
                 <w:rPr>
                   <w:rFonts w:ascii="Arial" w:cs="Arial" w:eastAsia="Arial" w:hAnsi="Arial"/>
@@ -20219,7 +20219,7 @@
                 <w:delText xml:space="preserve">revisit</w:delText>
               </w:r>
             </w:del>
-            <w:ins w:id="9271" w:author="Claude (AI) - proposed" w:date="2026-10-15T02:49:26Z">
+            <w:ins w:id="9271" w:author="Claude (AI) - proposed" w:date="2026-10-18T00:25:41Z">
               <w:r>
                 <w:rPr>
                   <w:rFonts w:ascii="Arial" w:cs="Arial" w:eastAsia="Arial" w:hAnsi="Arial"/>
@@ -20247,7 +20247,7 @@
               </w:rPr>
               <w:t xml:space="preserve"> the fermenting uji supporting phenomenon to surface a new question: what kind of cells are bacteria? Using annotated diagrams and images of E. coli alongside human cheek cells (eukaryote), students systematically compare prokaryotic and eukaryotic cell structures. Through a structured Claim–Evidence–Reasoning (CER) activity, learners identify the defining differences: no membrane-bound nucleus, no membrane-bound organelles, presence of a nucleoid region, cell wall, flagella, pili, and smaller overall size in prokaryotes. They then update their Driving Question Boards and revise their cumulative cell models to include a </w:t>
             </w:r>
-            <w:del w:id="9272" w:author="Claude (AI) - proposed" w:date="2026-10-15T02:49:26Z">
+            <w:del w:id="9272" w:author="Claude (AI) - proposed" w:date="2026-10-18T00:25:41Z">
               <w:r>
                 <w:rPr>
                   <w:rFonts w:ascii="Arial" w:cs="Arial" w:eastAsia="Arial" w:hAnsi="Arial"/>
@@ -20262,7 +20262,7 @@
                 <w:delText xml:space="preserve">'prokaryote column,'</w:delText>
               </w:r>
             </w:del>
-            <w:ins w:id="9273" w:author="Claude (AI) - proposed" w:date="2026-10-15T02:49:26Z">
+            <w:ins w:id="9273" w:author="Claude (AI) - proposed" w:date="2026-10-18T00:25:41Z">
               <w:r>
                 <w:rPr>
                   <w:rFonts w:ascii="Arial" w:cs="Arial" w:eastAsia="Arial" w:hAnsi="Arial"/>
@@ -20578,7 +20578,7 @@
             <w:pPr>
               <w:spacing w:after="20" w:before="0"/>
             </w:pPr>
-            <w:hyperlink w:history="1" r:id="rIdtxmj1-erute0m_xzbc0tc">
+            <w:hyperlink w:history="1" r:id="rIdosnivr9qtfvp-kqrqi2-c">
               <w:r>
                 <w:rPr>
                   <w:rFonts w:ascii="Arial" w:cs="Arial" w:eastAsia="Arial" w:hAnsi="Arial"/>
@@ -20611,7 +20611,7 @@
               <w:spacing w:after="10" w:before="0"/>
               <w:ind w:left="120"/>
             </w:pPr>
-            <w:hyperlink w:history="1" r:id="rId2mufdqsuboxurmngfah9l">
+            <w:hyperlink w:history="1" r:id="rIdpmlxsf3dfkfsg9tiqxzmz">
               <w:r>
                 <w:rPr>
                   <w:rFonts w:ascii="Arial" w:cs="Arial" w:eastAsia="Arial" w:hAnsi="Arial"/>
@@ -20656,7 +20656,7 @@
             <w:pPr>
               <w:spacing w:after="20" w:before="0"/>
             </w:pPr>
-            <w:hyperlink w:history="1" r:id="rIdva6uvzctrwjcrbrd7uofa">
+            <w:hyperlink w:history="1" r:id="rId6gzhewk_abnh7t-715jlg">
               <w:r>
                 <w:rPr>
                   <w:rFonts w:ascii="Arial" w:cs="Arial" w:eastAsia="Arial" w:hAnsi="Arial"/>
@@ -20689,7 +20689,7 @@
               <w:spacing w:after="10" w:before="0"/>
               <w:ind w:left="120"/>
             </w:pPr>
-            <w:hyperlink w:history="1" r:id="rIddquen7j05xvqj92e4ydqq">
+            <w:hyperlink w:history="1" r:id="rIdkmofhizg3hgm5pqytioyx">
               <w:r>
                 <w:rPr>
                   <w:rFonts w:ascii="Arial" w:cs="Arial" w:eastAsia="Arial" w:hAnsi="Arial"/>
@@ -20734,7 +20734,7 @@
               </w:rPr>
               <w:t xml:space="preserve">Students are shown two stimulus prompts on the ARES platform: (1) a photograph of a bowl of fermenting uji (</w:t>
             </w:r>
-            <w:del w:id="9274" w:author="Claude (AI) - proposed" w:date="2026-10-15T02:49:26Z">
+            <w:del w:id="9274" w:author="Claude (AI) - proposed" w:date="2026-10-18T00:25:41Z">
               <w:r>
                 <w:rPr>
                   <w:rFonts w:ascii="Arial" w:cs="Arial" w:eastAsia="Arial" w:hAnsi="Arial"/>
@@ -20749,7 +20749,7 @@
                 <w:delText xml:space="preserve">the supporting phenomenon from earlier lessons</w:delText>
               </w:r>
             </w:del>
-            <w:ins w:id="9275" w:author="Claude (AI) - proposed" w:date="2026-10-15T02:49:26Z">
+            <w:ins w:id="9275" w:author="Claude (AI) - proposed" w:date="2026-10-18T00:25:41Z">
               <w:r>
                 <w:rPr>
                   <w:rFonts w:ascii="Arial" w:cs="Arial" w:eastAsia="Arial" w:hAnsi="Arial"/>
@@ -20810,7 +20810,7 @@
               </w:rPr>
               <w:t xml:space="preserve">Display the fermenting uji image and</w:t>
             </w:r>
-            <w:ins w:id="9276" w:author="Claude (AI) - proposed" w:date="2026-10-15T02:49:26Z">
+            <w:ins w:id="9276" w:author="Claude (AI) - proposed" w:date="2026-10-18T00:25:41Z">
               <w:r>
                 <w:rPr>
                   <w:rFonts w:ascii="Arial" w:cs="Arial" w:eastAsia="Arial" w:hAnsi="Arial"/>
@@ -20960,7 +20960,7 @@
             <w:pPr>
               <w:spacing w:after="20" w:before="0"/>
             </w:pPr>
-            <w:hyperlink w:history="1" r:id="rId3nnuwulyzchiodmjdqjsg">
+            <w:hyperlink w:history="1" r:id="rIdaz-6vbiak4_8m42lric7l">
               <w:r>
                 <w:rPr>
                   <w:rFonts w:ascii="Arial" w:cs="Arial" w:eastAsia="Arial" w:hAnsi="Arial"/>
@@ -20993,7 +20993,7 @@
               <w:spacing w:after="10" w:before="0"/>
               <w:ind w:left="120"/>
             </w:pPr>
-            <w:hyperlink w:history="1" r:id="rIdtmkjprhjaz96_of85iqer">
+            <w:hyperlink w:history="1" r:id="rIdsp0zvau3mzpwsjpww2o7b">
               <w:r>
                 <w:rPr>
                   <w:rFonts w:ascii="Arial" w:cs="Arial" w:eastAsia="Arial" w:hAnsi="Arial"/>
@@ -21038,7 +21038,7 @@
             <w:pPr>
               <w:spacing w:after="20" w:before="0"/>
             </w:pPr>
-            <w:hyperlink w:history="1" r:id="rIdevgsm3urak8mzns99gyo1">
+            <w:hyperlink w:history="1" r:id="rIdv1sugqvlcoirrbn3jtflc">
               <w:r>
                 <w:rPr>
                   <w:rFonts w:ascii="Arial" w:cs="Arial" w:eastAsia="Arial" w:hAnsi="Arial"/>
@@ -21071,7 +21071,7 @@
               <w:spacing w:after="10" w:before="0"/>
               <w:ind w:left="120"/>
             </w:pPr>
-            <w:hyperlink w:history="1" r:id="rIdgh-fhb2psf4etju-gon3a">
+            <w:hyperlink w:history="1" r:id="rIdx6ssiwcu8h96rcwlcdh2l">
               <w:r>
                 <w:rPr>
                   <w:rFonts w:ascii="Arial" w:cs="Arial" w:eastAsia="Arial" w:hAnsi="Arial"/>
@@ -21116,7 +21116,7 @@
               </w:rPr>
               <w:t xml:space="preserve">Students receive (or access on ARES) a two-panel evidence sheet: Panel A shows a labelled diagram of an E. coli bacterium (prokaryote) with the following structures indicated: cell wall, cell membrane, cytoplasm, nucleoid region (circular DNA, NOT enclosed in a membrane), ribosomes (70S), flagellum, pili, and approximate size scale bar (~2 µm). Panel B shows a labelled diagram of a human cheek cell (eukaryote) with: cell membrane, cytoplasm, nucleus (with nuclear envelope), nucleolus, mitochondria, ribosomes (80S), endoplasmic reticulum, and approximate size scale bar (~</w:t>
             </w:r>
-            <w:del w:id="9277" w:author="Claude (AI) - proposed" w:date="2026-10-15T02:49:26Z">
+            <w:del w:id="9277" w:author="Claude (AI) - proposed" w:date="2026-10-18T00:25:41Z">
               <w:r>
                 <w:rPr>
                   <w:rFonts w:ascii="Arial" w:cs="Arial" w:eastAsia="Arial" w:hAnsi="Arial"/>
@@ -21131,7 +21131,7 @@
                 <w:delText xml:space="preserve">20</w:delText>
               </w:r>
             </w:del>
-            <w:ins w:id="9278" w:author="Claude (AI) - proposed" w:date="2026-10-15T02:49:26Z">
+            <w:ins w:id="9278" w:author="Claude (AI) - proposed" w:date="2026-10-18T00:25:41Z">
               <w:r>
                 <w:rPr>
                   <w:rFonts w:ascii="Arial" w:cs="Arial" w:eastAsia="Arial" w:hAnsi="Arial"/>
@@ -21192,7 +21192,7 @@
               </w:rPr>
               <w:t xml:space="preserve">Distribute or direct students to the ARES evidence sheet. Say: 'You are now a medical laboratory technologist — like the one in Kisumu who looked at the blood smear in our phenomenon. Your job is to study these two diagrams very carefully and fill in the comparison table. Every feature you can see, write it down. You have 8 minutes working individually — no talking yet.' [Set a visible timer. Circulate, specifically checking that students are noting the NUCLEOID region vs. NUCLEUS distinction — this is the conceptual heart of the lesson.] At 8 minutes: 'Now, in your group of four, compare your tables. If you disagree on whether a feature is present or absent, go back to the diagram — the diagram is your evidence.' [Allow 4 minutes of group reconciliation.] Bring class back together. Ask targeted questions to 4 different cold-called students: (1) 'Amara — what did you find in the E. coli cell where you would normally expect a nucleus?' [WAIT 12 seconds.] (2) 'Ochieng — how is the nucleoid region DIFFERENT from the nucleus in the cheek cell?' [WAIT 12 seconds.] (3) 'Wanjiku — look at your scale bars. How much bigger is the cheek cell compared to E. coli?' [WAIT 10 seconds.</w:t>
             </w:r>
-            <w:ins w:id="9279" w:author="Claude (AI) - proposed" w:date="2026-10-15T02:49:26Z">
+            <w:ins w:id="9279" w:author="Claude (AI) - proposed" w:date="2026-10-18T00:25:41Z">
               <w:r>
                 <w:rPr>
                   <w:rFonts w:ascii="Arial" w:cs="Arial" w:eastAsia="Arial" w:hAnsi="Arial"/>
@@ -21342,7 +21342,7 @@
             <w:pPr>
               <w:spacing w:after="20" w:before="0"/>
             </w:pPr>
-            <w:hyperlink w:history="1" r:id="rIdmnf9k89e8cxqpt60ddpua">
+            <w:hyperlink w:history="1" r:id="rIdbdgisae3myaskwitd5d70">
               <w:r>
                 <w:rPr>
                   <w:rFonts w:ascii="Arial" w:cs="Arial" w:eastAsia="Arial" w:hAnsi="Arial"/>
@@ -21391,7 +21391,7 @@
               <w:spacing w:after="10" w:before="0"/>
               <w:ind w:left="120"/>
             </w:pPr>
-            <w:hyperlink w:history="1" r:id="rId9irtgmzqheigwsz66tebd">
+            <w:hyperlink w:history="1" r:id="rIdbhrpral7gujvz09ckphgv">
               <w:r>
                 <w:rPr>
                   <w:rFonts w:ascii="Arial" w:cs="Arial" w:eastAsia="Arial" w:hAnsi="Arial"/>
@@ -21436,7 +21436,7 @@
             <w:pPr>
               <w:spacing w:after="20" w:before="0"/>
             </w:pPr>
-            <w:hyperlink w:history="1" r:id="rId1u5htrlt6h_lxiqyyrv0r">
+            <w:hyperlink w:history="1" r:id="rIdblbuxg4nwtsec-pe_f75_">
               <w:r>
                 <w:rPr>
                   <w:rFonts w:ascii="Arial" w:cs="Arial" w:eastAsia="Arial" w:hAnsi="Arial"/>
@@ -21485,7 +21485,7 @@
               <w:spacing w:after="10" w:before="0"/>
               <w:ind w:left="120"/>
             </w:pPr>
-            <w:hyperlink w:history="1" r:id="rId0jco--izstlk6vlcwl1ng">
+            <w:hyperlink w:history="1" r:id="rIdgd5zfz_vnekmzsnvhnjvs">
               <w:r>
                 <w:rPr>
                   <w:rFonts w:ascii="Arial" w:cs="Arial" w:eastAsia="Arial" w:hAnsi="Arial"/>
@@ -21530,7 +21530,7 @@
               </w:rPr>
               <w:t xml:space="preserve">Students write a Claim–Evidence–Reasoning (CER) paragraph in response to the following prompt displayed on ARES: 'The bacteria that ferment uji (like Lactobacillus) are prokaryotes. A </w:t>
             </w:r>
-            <w:del w:id="9280" w:author="Claude (AI) - proposed" w:date="2026-10-15T02:49:26Z">
+            <w:del w:id="9280" w:author="Claude (AI) - proposed" w:date="2026-10-18T00:25:41Z">
               <w:r>
                 <w:rPr>
                   <w:rFonts w:ascii="Arial" w:cs="Arial" w:eastAsia="Arial" w:hAnsi="Arial"/>
@@ -21545,7 +21545,7 @@
                 <w:delText xml:space="preserve">Form 1 student</w:delText>
               </w:r>
             </w:del>
-            <w:ins w:id="9281" w:author="Claude (AI) - proposed" w:date="2026-10-15T02:49:26Z">
+            <w:ins w:id="9281" w:author="Claude (AI) - proposed" w:date="2026-10-18T00:25:41Z">
               <w:r>
                 <w:rPr>
                   <w:rFonts w:ascii="Arial" w:cs="Arial" w:eastAsia="Arial" w:hAnsi="Arial"/>
@@ -21606,7 +21606,7 @@
               </w:rPr>
               <w:t xml:space="preserve">Display the CER prompt and say: 'Now it is time to use your evidence to think like a scientist. Read the prompt carefully. You are going to write a CER paragraph — Claim, Evidence, Reasoning. Remember: Evidence comes from the diagram, not from what you feel is true. You have 10 minutes.' [Circulate purposefully. Look for students who are only writing a claim with no evidence — prompt them: 'Where in your comparison table is the proof for that? Point to it.' Also look for students who cite only one piece of evidence — say: '</w:t>
             </w:r>
-            <w:del w:id="9282" w:author="Claude (AI) - proposed" w:date="2026-10-15T02:49:26Z">
+            <w:del w:id="9282" w:author="Claude (AI) - proposed" w:date="2026-10-18T00:25:41Z">
               <w:r>
                 <w:rPr>
                   <w:rFonts w:ascii="Arial" w:cs="Arial" w:eastAsia="Arial" w:hAnsi="Arial"/>
@@ -21621,7 +21621,7 @@
                 <w:delText xml:space="preserve">KICD says scientists use multiple lines</w:delText>
               </w:r>
             </w:del>
-            <w:ins w:id="9283" w:author="Claude (AI) - proposed" w:date="2026-10-15T02:49:26Z">
+            <w:ins w:id="9283" w:author="Claude (AI) - proposed" w:date="2026-10-18T00:25:41Z">
               <w:r>
                 <w:rPr>
                   <w:rFonts w:ascii="Arial" w:cs="Arial" w:eastAsia="Arial" w:hAnsi="Arial"/>
@@ -21649,7 +21649,7 @@
               </w:rPr>
               <w:t xml:space="preserve"> of evidence. Can you find two more features that support your claim?'] After 10 minutes, ask for two volunteers to read their CER aloud. After each reading, facilitate peer feedback: 'Give one GLOW — something they did well — and one GROW — something they could add or clarify.' [WAIT 10 seconds after asking for glow/grow before accepting responses. Cold-call if no volunteers.] Synthesise on the board: 'So what do ALL cells share, no matter what?' Guide students to articulate: cell membrane, cytoplasm, DNA (in some form), ribosomes. Write these four as the 'Universal Cell Features.' </w:t>
             </w:r>
-            <w:ins w:id="9284" w:author="Claude (AI) - proposed" w:date="2026-10-15T02:49:26Z">
+            <w:ins w:id="9284" w:author="Claude (AI) - proposed" w:date="2026-10-18T00:25:41Z">
               <w:r>
                 <w:rPr>
                   <w:rFonts w:ascii="Arial" w:cs="Arial" w:eastAsia="Arial" w:hAnsi="Arial"/>
@@ -21799,7 +21799,7 @@
             <w:pPr>
               <w:spacing w:after="20" w:before="0"/>
             </w:pPr>
-            <w:hyperlink w:history="1" r:id="rIdwnvs6snvtblp07c9z_ism">
+            <w:hyperlink w:history="1" r:id="rIdtsnqhdz5miobjt4qfpk1m">
               <w:r>
                 <w:rPr>
                   <w:rFonts w:ascii="Arial" w:cs="Arial" w:eastAsia="Arial" w:hAnsi="Arial"/>
@@ -21848,7 +21848,7 @@
               <w:spacing w:after="10" w:before="0"/>
               <w:ind w:left="120"/>
             </w:pPr>
-            <w:hyperlink w:history="1" r:id="rIdk2kv_73rdwjpijewc5wxd">
+            <w:hyperlink w:history="1" r:id="rId1ls3rg7zbrovfhduirf7v">
               <w:r>
                 <w:rPr>
                   <w:rFonts w:ascii="Arial" w:cs="Arial" w:eastAsia="Arial" w:hAnsi="Arial"/>
@@ -21893,7 +21893,7 @@
             <w:pPr>
               <w:spacing w:after="20" w:before="0"/>
             </w:pPr>
-            <w:hyperlink w:history="1" r:id="rIdomppinj8gdjg3lragydwj">
+            <w:hyperlink w:history="1" r:id="rIdlbns09zg6b1pzjca1qdtd">
               <w:r>
                 <w:rPr>
                   <w:rFonts w:ascii="Arial" w:cs="Arial" w:eastAsia="Arial" w:hAnsi="Arial"/>
@@ -21942,7 +21942,7 @@
               <w:spacing w:after="10" w:before="0"/>
               <w:ind w:left="120"/>
             </w:pPr>
-            <w:hyperlink w:history="1" r:id="rIdzufcbnxfxzp8tfktnlr8j">
+            <w:hyperlink w:history="1" r:id="rId7ulrhsymakq6qm0tkxyjp">
               <w:r>
                 <w:rPr>
                   <w:rFonts w:ascii="Arial" w:cs="Arial" w:eastAsia="Arial" w:hAnsi="Arial"/>
@@ -22142,7 +22142,7 @@
             <w:pPr>
               <w:spacing w:after="20" w:before="0"/>
             </w:pPr>
-            <w:hyperlink w:history="1" r:id="rIddm2er9kq0bsgxpd5q7721">
+            <w:hyperlink w:history="1" r:id="rIds2cr29avojsdcfbxtlf3s">
               <w:r>
                 <w:rPr>
                   <w:rFonts w:ascii="Arial" w:cs="Arial" w:eastAsia="Arial" w:hAnsi="Arial"/>
@@ -22191,7 +22191,7 @@
               <w:spacing w:after="10" w:before="0"/>
               <w:ind w:left="120"/>
             </w:pPr>
-            <w:hyperlink w:history="1" r:id="rIdcmj63xvkcikni9omnf38e">
+            <w:hyperlink w:history="1" r:id="rIdhscz15wwgiudde9sb4-td">
               <w:r>
                 <w:rPr>
                   <w:rFonts w:ascii="Arial" w:cs="Arial" w:eastAsia="Arial" w:hAnsi="Arial"/>
@@ -22236,7 +22236,7 @@
             <w:pPr>
               <w:spacing w:after="20" w:before="0"/>
             </w:pPr>
-            <w:hyperlink w:history="1" r:id="rIdnxvnozvwprwh-qzmjagei">
+            <w:hyperlink w:history="1" r:id="rIdwul0kcpivbk3bltwlsdee">
               <w:r>
                 <w:rPr>
                   <w:rFonts w:ascii="Arial" w:cs="Arial" w:eastAsia="Arial" w:hAnsi="Arial"/>
@@ -22285,7 +22285,7 @@
               <w:spacing w:after="10" w:before="0"/>
               <w:ind w:left="120"/>
             </w:pPr>
-            <w:hyperlink w:history="1" r:id="rIdyw8nsgvzcdzqc2b3b_t0o">
+            <w:hyperlink w:history="1" r:id="rIdx1ii35yilqo7gyalsqykz">
               <w:r>
                 <w:rPr>
                   <w:rFonts w:ascii="Arial" w:cs="Arial" w:eastAsia="Arial" w:hAnsi="Arial"/>
@@ -22330,7 +22330,7 @@
               </w:rPr>
               <w:t xml:space="preserve">Students retrieve their cumulative cell model from Lesson 4</w:t>
             </w:r>
-            <w:del w:id="9285" w:author="Claude (AI) - proposed" w:date="2026-10-15T02:49:26Z">
+            <w:del w:id="9285" w:author="Claude (AI) - proposed" w:date="2026-10-18T00:25:41Z">
               <w:r>
                 <w:rPr>
                   <w:rFonts w:ascii="Arial" w:cs="Arial" w:eastAsia="Arial" w:hAnsi="Arial"/>
@@ -22345,7 +22345,7 @@
                 <w:delText xml:space="preserve"> (a three-column comparison chart: Generic Eukaryotic Cell | Animal Specialised Cells | Plant Specialised Cells</w:delText>
               </w:r>
             </w:del>
-            <w:ins w:id="9286" w:author="Claude (AI) - proposed" w:date="2026-10-15T02:49:26Z">
+            <w:ins w:id="9286" w:author="Claude (AI) - proposed" w:date="2026-10-18T00:25:41Z">
               <w:r>
                 <w:rPr>
                   <w:rFonts w:ascii="Arial" w:cs="Arial" w:eastAsia="Arial" w:hAnsi="Arial"/>
@@ -22373,7 +22373,7 @@
               </w:rPr>
               <w:t xml:space="preserve">). They now add a </w:t>
             </w:r>
-            <w:del w:id="9287" w:author="Claude (AI) - proposed" w:date="2026-10-15T02:49:26Z">
+            <w:del w:id="9287" w:author="Claude (AI) - proposed" w:date="2026-10-18T00:25:41Z">
               <w:r>
                 <w:rPr>
                   <w:rFonts w:ascii="Arial" w:cs="Arial" w:eastAsia="Arial" w:hAnsi="Arial"/>
@@ -22388,7 +22388,7 @@
                 <w:delText xml:space="preserve">fourth column</w:delText>
               </w:r>
             </w:del>
-            <w:ins w:id="9288" w:author="Claude (AI) - proposed" w:date="2026-10-15T02:49:26Z">
+            <w:ins w:id="9288" w:author="Claude (AI) - proposed" w:date="2026-10-18T00:25:41Z">
               <w:r>
                 <w:rPr>
                   <w:rFonts w:ascii="Arial" w:cs="Arial" w:eastAsia="Arial" w:hAnsi="Arial"/>
@@ -22416,7 +22416,7 @@
               </w:rPr>
               <w:t xml:space="preserve">: 'Prokaryotic Cell (e.g., Lactobacillus in uji / E. coli).' Using coloured pens or pencils, students annotate this </w:t>
             </w:r>
-            <w:del w:id="9289" w:author="Claude (AI) - proposed" w:date="2026-10-15T02:49:26Z">
+            <w:del w:id="9289" w:author="Claude (AI) - proposed" w:date="2026-10-18T00:25:41Z">
               <w:r>
                 <w:rPr>
                   <w:rFonts w:ascii="Arial" w:cs="Arial" w:eastAsia="Arial" w:hAnsi="Arial"/>
@@ -22431,7 +22431,7 @@
                 <w:delText xml:space="preserve">column</w:delText>
               </w:r>
             </w:del>
-            <w:ins w:id="9290" w:author="Claude (AI) - proposed" w:date="2026-10-15T02:49:26Z">
+            <w:ins w:id="9290" w:author="Claude (AI) - proposed" w:date="2026-10-18T00:25:41Z">
               <w:r>
                 <w:rPr>
                   <w:rFonts w:ascii="Arial" w:cs="Arial" w:eastAsia="Arial" w:hAnsi="Arial"/>
@@ -22459,7 +22459,7 @@
               </w:rPr>
               <w:t xml:space="preserve"> with: (a) a labelled sketch of a prokaryotic cell including nucleoid region, cell wall, cell membrane, cytoplasm, ribosomes, flagellum, and pili; (b) colour-coding to show which features are SHARED with </w:t>
             </w:r>
-            <w:del w:id="9291" w:author="Claude (AI) - proposed" w:date="2026-10-15T02:49:26Z">
+            <w:del w:id="9291" w:author="Claude (AI) - proposed" w:date="2026-10-18T00:25:41Z">
               <w:r>
                 <w:rPr>
                   <w:rFonts w:ascii="Arial" w:cs="Arial" w:eastAsia="Arial" w:hAnsi="Arial"/>
@@ -22474,7 +22474,7 @@
                 <w:delText xml:space="preserve">eukaryotes (use the same colour as in previous columns</w:delText>
               </w:r>
             </w:del>
-            <w:ins w:id="9292" w:author="Claude (AI) - proposed" w:date="2026-10-15T02:49:26Z">
+            <w:ins w:id="9292" w:author="Claude (AI) - proposed" w:date="2026-10-18T00:25:41Z">
               <w:r>
                 <w:rPr>
                   <w:rFonts w:ascii="Arial" w:cs="Arial" w:eastAsia="Arial" w:hAnsi="Arial"/>
@@ -22502,7 +22502,7 @@
               </w:rPr>
               <w:t xml:space="preserve">) and which are UNIQUE to prokaryotes (</w:t>
             </w:r>
-            <w:del w:id="9293" w:author="Claude (AI) - proposed" w:date="2026-10-15T02:49:26Z">
+            <w:del w:id="9293" w:author="Claude (AI) - proposed" w:date="2026-10-18T00:25:41Z">
               <w:r>
                 <w:rPr>
                   <w:rFonts w:ascii="Arial" w:cs="Arial" w:eastAsia="Arial" w:hAnsi="Arial"/>
@@ -22517,7 +22517,7 @@
                 <w:delText xml:space="preserve">a new colour)</w:delText>
               </w:r>
             </w:del>
-            <w:ins w:id="9294" w:author="Claude (AI) - proposed" w:date="2026-10-15T02:49:26Z">
+            <w:ins w:id="9294" w:author="Claude (AI) - proposed" w:date="2026-10-18T00:25:41Z">
               <w:r>
                 <w:rPr>
                   <w:rFonts w:ascii="Arial" w:cs="Arial" w:eastAsia="Arial" w:hAnsi="Arial"/>
@@ -22545,7 +22545,7 @@
               </w:rPr>
               <w:t xml:space="preserve">. Students also add a 'Universal Cell Features' </w:t>
             </w:r>
-            <w:del w:id="9295" w:author="Claude (AI) - proposed" w:date="2026-10-15T02:49:26Z">
+            <w:del w:id="9295" w:author="Claude (AI) - proposed" w:date="2026-10-18T00:25:41Z">
               <w:r>
                 <w:rPr>
                   <w:rFonts w:ascii="Arial" w:cs="Arial" w:eastAsia="Arial" w:hAnsi="Arial"/>
@@ -22560,7 +22560,7 @@
                 <w:delText xml:space="preserve">row</w:delText>
               </w:r>
             </w:del>
-            <w:ins w:id="9296" w:author="Claude (AI) - proposed" w:date="2026-10-15T02:49:26Z">
+            <w:ins w:id="9296" w:author="Claude (AI) - proposed" w:date="2026-10-18T00:25:41Z">
               <w:r>
                 <w:rPr>
                   <w:rFonts w:ascii="Arial" w:cs="Arial" w:eastAsia="Arial" w:hAnsi="Arial"/>
@@ -22588,7 +22588,7 @@
               </w:rPr>
               <w:t xml:space="preserve"> at the TOP of their model, listing the four features all cells share (cell membrane, cytoplasm, DNA, ribosomes)</w:t>
             </w:r>
-            <w:ins w:id="9297" w:author="Claude (AI) - proposed" w:date="2026-10-15T02:49:26Z">
+            <w:ins w:id="9297" w:author="Claude (AI) - proposed" w:date="2026-10-18T00:25:41Z">
               <w:r>
                 <w:rPr>
                   <w:rFonts w:ascii="Arial" w:cs="Arial" w:eastAsia="Arial" w:hAnsi="Arial"/>
@@ -22649,7 +22649,7 @@
               </w:rPr>
               <w:t xml:space="preserve">Say: 'Take out your cumulative cell model from Lesson 4</w:t>
             </w:r>
-            <w:ins w:id="9298" w:author="Claude (AI) - proposed" w:date="2026-10-15T02:49:26Z">
+            <w:ins w:id="9298" w:author="Claude (AI) - proposed" w:date="2026-10-18T00:25:41Z">
               <w:r>
                 <w:rPr>
                   <w:rFonts w:ascii="Arial" w:cs="Arial" w:eastAsia="Arial" w:hAnsi="Arial"/>
@@ -22677,7 +22677,7 @@
               </w:rPr>
               <w:t xml:space="preserve">. Today we are going to make it more powerful by adding a </w:t>
             </w:r>
-            <w:del w:id="9299" w:author="Claude (AI) - proposed" w:date="2026-10-15T02:49:26Z">
+            <w:del w:id="9299" w:author="Claude (AI) - proposed" w:date="2026-10-18T00:25:41Z">
               <w:r>
                 <w:rPr>
                   <w:rFonts w:ascii="Arial" w:cs="Arial" w:eastAsia="Arial" w:hAnsi="Arial"/>
@@ -22692,7 +22692,7 @@
                 <w:delText xml:space="preserve">prokaryote column</w:delText>
               </w:r>
             </w:del>
-            <w:ins w:id="9300" w:author="Claude (AI) - proposed" w:date="2026-10-15T02:49:26Z">
+            <w:ins w:id="9300" w:author="Claude (AI) - proposed" w:date="2026-10-18T00:25:41Z">
               <w:r>
                 <w:rPr>
                   <w:rFonts w:ascii="Arial" w:cs="Arial" w:eastAsia="Arial" w:hAnsi="Arial"/>
@@ -22720,7 +22720,7 @@
               </w:rPr>
               <w:t xml:space="preserve">. This model is growing lesson by lesson — by Lesson 8, it will help you fully answer our driving question.' [Allow students to retrieve models — 1 minute.] 'First, </w:t>
             </w:r>
-            <w:del w:id="9301" w:author="Claude (AI) - proposed" w:date="2026-10-15T02:49:26Z">
+            <w:del w:id="9301" w:author="Claude (AI) - proposed" w:date="2026-10-18T00:25:41Z">
               <w:r>
                 <w:rPr>
                   <w:rFonts w:ascii="Arial" w:cs="Arial" w:eastAsia="Arial" w:hAnsi="Arial"/>
@@ -22735,7 +22735,7 @@
                 <w:delText xml:space="preserve">add a fourth column header</w:delText>
               </w:r>
             </w:del>
-            <w:ins w:id="9302" w:author="Claude (AI) - proposed" w:date="2026-10-15T02:49:26Z">
+            <w:ins w:id="9302" w:author="Claude (AI) - proposed" w:date="2026-10-18T00:25:41Z">
               <w:r>
                 <w:rPr>
                   <w:rFonts w:ascii="Arial" w:cs="Arial" w:eastAsia="Arial" w:hAnsi="Arial"/>
@@ -22763,7 +22763,7 @@
               </w:rPr>
               <w:t xml:space="preserve">: Prokaryotic Cell —</w:t>
             </w:r>
-            <w:del w:id="9303" w:author="Claude (AI) - proposed" w:date="2026-10-15T02:49:26Z">
+            <w:del w:id="9303" w:author="Claude (AI) - proposed" w:date="2026-10-18T00:25:41Z">
               <w:r>
                 <w:rPr>
                   <w:rFonts w:ascii="Arial" w:cs="Arial" w:eastAsia="Arial" w:hAnsi="Arial"/>
@@ -22791,7 +22791,7 @@
               </w:rPr>
               <w:t xml:space="preserve"> Lactobacillus from fermenting uji. Now sketch and label the E. coli diagram from today's evidence sheet</w:t>
             </w:r>
-            <w:del w:id="9304" w:author="Claude (AI) - proposed" w:date="2026-10-15T02:49:26Z">
+            <w:del w:id="9304" w:author="Claude (AI) - proposed" w:date="2026-10-18T00:25:41Z">
               <w:r>
                 <w:rPr>
                   <w:rFonts w:ascii="Arial" w:cs="Arial" w:eastAsia="Arial" w:hAnsi="Arial"/>
@@ -22806,7 +22806,7 @@
                 <w:delText xml:space="preserve"> into that column. Use the same colour-coding system we established in Lesson 2 —</w:delText>
               </w:r>
             </w:del>
-            <w:ins w:id="9305" w:author="Claude (AI) - proposed" w:date="2026-10-15T02:49:26Z">
+            <w:ins w:id="9305" w:author="Claude (AI) - proposed" w:date="2026-10-18T00:25:41Z">
               <w:r>
                 <w:rPr>
                   <w:rFonts w:ascii="Arial" w:cs="Arial" w:eastAsia="Arial" w:hAnsi="Arial"/>
@@ -22834,7 +22834,7 @@
               </w:rPr>
               <w:t xml:space="preserve"> shared features in BLUE, unique features in RED</w:t>
             </w:r>
-            <w:ins w:id="9306" w:author="Claude (AI) - proposed" w:date="2026-10-15T02:49:26Z">
+            <w:ins w:id="9306" w:author="Claude (AI) - proposed" w:date="2026-10-18T00:25:41Z">
               <w:r>
                 <w:rPr>
                   <w:rFonts w:ascii="Arial" w:cs="Arial" w:eastAsia="Arial" w:hAnsi="Arial"/>
@@ -22862,7 +22862,7 @@
               </w:rPr>
               <w:t xml:space="preserve">. You have 7 minutes.' [Circulate. Check that students are drawing the nucleoid region WITHOUT a surrounding membrane envelope — correct any student who draws a membrane around the DNA in the prokaryote </w:t>
             </w:r>
-            <w:del w:id="9307" w:author="Claude (AI) - proposed" w:date="2026-10-15T02:49:26Z">
+            <w:del w:id="9307" w:author="Claude (AI) - proposed" w:date="2026-10-18T00:25:41Z">
               <w:r>
                 <w:rPr>
                   <w:rFonts w:ascii="Arial" w:cs="Arial" w:eastAsia="Arial" w:hAnsi="Arial"/>
@@ -22877,7 +22877,7 @@
                 <w:delText xml:space="preserve">column</w:delText>
               </w:r>
             </w:del>
-            <w:ins w:id="9308" w:author="Claude (AI) - proposed" w:date="2026-10-15T02:49:26Z">
+            <w:ins w:id="9308" w:author="Claude (AI) - proposed" w:date="2026-10-18T00:25:41Z">
               <w:r>
                 <w:rPr>
                   <w:rFonts w:ascii="Arial" w:cs="Arial" w:eastAsia="Arial" w:hAnsi="Arial"/>
@@ -22905,7 +22905,7 @@
               </w:rPr>
               <w:t xml:space="preserve">: 'Remember — PRO means before — there is no membrane surrounding the DNA in a prokaryote.'] After 7 minutes: 'Now add the Universal Cell Features </w:t>
             </w:r>
-            <w:del w:id="9309" w:author="Claude (AI) - proposed" w:date="2026-10-15T02:49:26Z">
+            <w:del w:id="9309" w:author="Claude (AI) - proposed" w:date="2026-10-18T00:25:41Z">
               <w:r>
                 <w:rPr>
                   <w:rFonts w:ascii="Arial" w:cs="Arial" w:eastAsia="Arial" w:hAnsi="Arial"/>
@@ -22920,7 +22920,7 @@
                 <w:delText xml:space="preserve">row</w:delText>
               </w:r>
             </w:del>
-            <w:ins w:id="9310" w:author="Claude (AI) - proposed" w:date="2026-10-15T02:49:26Z">
+            <w:ins w:id="9310" w:author="Claude (AI) - proposed" w:date="2026-10-18T00:25:41Z">
               <w:r>
                 <w:rPr>
                   <w:rFonts w:ascii="Arial" w:cs="Arial" w:eastAsia="Arial" w:hAnsi="Arial"/>
@@ -22981,7 +22981,7 @@
               </w:rPr>
               <w:t xml:space="preserve">Cumulative Model Revision (NGSS Developing and Using Models): The growing model is the central sensemaking artefact of the entire 8-lesson sequence. Each lesson adds a column or layer, making students' conceptual understanding literally visible and revisable. Adding the prokaryote </w:t>
             </w:r>
-            <w:del w:id="9311" w:author="Claude (AI) - proposed" w:date="2026-10-15T02:49:26Z">
+            <w:del w:id="9311" w:author="Claude (AI) - proposed" w:date="2026-10-18T00:25:41Z">
               <w:r>
                 <w:rPr>
                   <w:rFonts w:ascii="Arial" w:cs="Arial" w:eastAsia="Arial" w:hAnsi="Arial"/>
@@ -22996,7 +22996,7 @@
                 <w:delText xml:space="preserve">column</w:delText>
               </w:r>
             </w:del>
-            <w:ins w:id="9312" w:author="Claude (AI) - proposed" w:date="2026-10-15T02:49:26Z">
+            <w:ins w:id="9312" w:author="Claude (AI) - proposed" w:date="2026-10-18T00:25:41Z">
               <w:r>
                 <w:rPr>
                   <w:rFonts w:ascii="Arial" w:cs="Arial" w:eastAsia="Arial" w:hAnsi="Arial"/>
@@ -23057,7 +23057,7 @@
               </w:rPr>
               <w:t xml:space="preserve">Teacher checks 5–6 models during the 7-minute sketch period. Must-achieve indicators: (a) nucleoid region is drawn WITHOUT a membrane envelope; (b) cell wall is present in the prokaryote </w:t>
             </w:r>
-            <w:del w:id="9313" w:author="Claude (AI) - proposed" w:date="2026-10-15T02:49:26Z">
+            <w:del w:id="9313" w:author="Claude (AI) - proposed" w:date="2026-10-18T00:25:41Z">
               <w:r>
                 <w:rPr>
                   <w:rFonts w:ascii="Arial" w:cs="Arial" w:eastAsia="Arial" w:hAnsi="Arial"/>
@@ -23072,7 +23072,7 @@
                 <w:delText xml:space="preserve">column</w:delText>
               </w:r>
             </w:del>
-            <w:ins w:id="9314" w:author="Claude (AI) - proposed" w:date="2026-10-15T02:49:26Z">
+            <w:ins w:id="9314" w:author="Claude (AI) - proposed" w:date="2026-10-18T00:25:41Z">
               <w:r>
                 <w:rPr>
                   <w:rFonts w:ascii="Arial" w:cs="Arial" w:eastAsia="Arial" w:hAnsi="Arial"/>
@@ -23100,7 +23100,7 @@
               </w:rPr>
               <w:t xml:space="preserve">; (c) no mitochondria or ER appear in the prokaryote </w:t>
             </w:r>
-            <w:del w:id="9315" w:author="Claude (AI) - proposed" w:date="2026-10-15T02:49:26Z">
+            <w:del w:id="9315" w:author="Claude (AI) - proposed" w:date="2026-10-18T00:25:41Z">
               <w:r>
                 <w:rPr>
                   <w:rFonts w:ascii="Arial" w:cs="Arial" w:eastAsia="Arial" w:hAnsi="Arial"/>
@@ -23115,7 +23115,7 @@
                 <w:delText xml:space="preserve">column</w:delText>
               </w:r>
             </w:del>
-            <w:ins w:id="9316" w:author="Claude (AI) - proposed" w:date="2026-10-15T02:49:26Z">
+            <w:ins w:id="9316" w:author="Claude (AI) - proposed" w:date="2026-10-18T00:25:41Z">
               <w:r>
                 <w:rPr>
                   <w:rFonts w:ascii="Arial" w:cs="Arial" w:eastAsia="Arial" w:hAnsi="Arial"/>
@@ -23143,7 +23143,7 @@
               </w:rPr>
               <w:t xml:space="preserve">; (d) ribosomes appear in BOTH prokaryote and eukaryote </w:t>
             </w:r>
-            <w:del w:id="9317" w:author="Claude (AI) - proposed" w:date="2026-10-15T02:49:26Z">
+            <w:del w:id="9317" w:author="Claude (AI) - proposed" w:date="2026-10-18T00:25:41Z">
               <w:r>
                 <w:rPr>
                   <w:rFonts w:ascii="Arial" w:cs="Arial" w:eastAsia="Arial" w:hAnsi="Arial"/>
@@ -23158,7 +23158,7 @@
                 <w:delText xml:space="preserve">columns</w:delText>
               </w:r>
             </w:del>
-            <w:ins w:id="9318" w:author="Claude (AI) - proposed" w:date="2026-10-15T02:49:26Z">
+            <w:ins w:id="9318" w:author="Claude (AI) - proposed" w:date="2026-10-18T00:25:41Z">
               <w:r>
                 <w:rPr>
                   <w:rFonts w:ascii="Arial" w:cs="Arial" w:eastAsia="Arial" w:hAnsi="Arial"/>
@@ -23479,7 +23479,7 @@
               </w:rPr>
               <w:t xml:space="preserve">Prokaryotic cells (e.g., bacteria like Lactobacillus in fermenting uji) have no membrane-bound nucleus and no membrane-bound organelles; their DNA sits free in the cytoplasm in a region called the nucleoid. Eukaryotic cells (e.g., human cheek cells, sukuma wiki leaf cells) have a membrane-bound nucleus and specialised organelles. Despite these differences, ALL cells share four universal features: a cell membrane, cytoplasm, DNA, and ribosomes</w:t>
             </w:r>
-            <w:ins w:id="9319" w:author="Claude (AI) - proposed" w:date="2026-10-15T02:49:26Z">
+            <w:ins w:id="9319" w:author="Claude (AI) - proposed" w:date="2026-10-18T00:25:41Z">
               <w:r>
                 <w:rPr>
                   <w:rFonts w:ascii="Arial" w:cs="Arial" w:eastAsia="Arial" w:hAnsi="Arial"/>
@@ -23575,7 +23575,7 @@
               </w:rPr>
               <w:t xml:space="preserve">Using a Claim–Evidence–Reasoning paragraph, students explained that bacteria ARE real cells — despite lacking a nucleus — because they possess all four universal cell features. Students connected this to the anchoring phenomenon by recognising that the bacteria fermenting uji are prokaryotes whose structural simplicity (no nucleus, no membrane-bound organelles) is fundamentally different from the nuclear loss seen in specialised eukaryotic RBCs, and updated their cumulative cell models </w:t>
             </w:r>
-            <w:del w:id="9320" w:author="Claude (AI) - proposed" w:date="2026-10-15T02:49:26Z">
+            <w:del w:id="9320" w:author="Claude (AI) - proposed" w:date="2026-10-18T00:25:41Z">
               <w:r>
                 <w:rPr>
                   <w:rFonts w:ascii="Arial" w:cs="Arial" w:eastAsia="Arial" w:hAnsi="Arial"/>
@@ -23590,7 +23590,7 @@
                 <w:delText xml:space="preserve">to include a prokaryote column alongside the generic eukaryotic, specialised animal, and specialised plant cell columns</w:delText>
               </w:r>
             </w:del>
-            <w:ins w:id="9321" w:author="Claude (AI) - proposed" w:date="2026-10-15T02:49:26Z">
+            <w:ins w:id="9321" w:author="Claude (AI) - proposed" w:date="2026-10-18T00:25:41Z">
               <w:r>
                 <w:rPr>
                   <w:rFonts w:ascii="Arial" w:cs="Arial" w:eastAsia="Arial" w:hAnsi="Arial"/>
@@ -23638,7 +23638,7 @@
         </w:rPr>
         <w:t xml:space="preserve">© 2026 SeaVuria and ARES. Aligned with KICD objectives. Developed by SeaVuria; technical implementation by ARES (with AI assistance from Claude). Licensed under </w:t>
       </w:r>
-      <w:hyperlink w:history="1" r:id="rIdjzro6ljj9372kvgthnerm">
+      <w:hyperlink w:history="1" r:id="rId0n8n9um8cx0dbjlwmq7n9">
         <w:r>
           <w:rPr>
             <w:rFonts w:ascii="Arial" w:cs="Arial" w:eastAsia="Arial" w:hAnsi="Arial"/>
@@ -23659,7 +23659,7 @@
         </w:rPr>
         <w:t xml:space="preserve"> (</w:t>
       </w:r>
-      <w:hyperlink w:history="1" r:id="rIdh6mqh6amspcnbnnz8vo3t">
+      <w:hyperlink w:history="1" r:id="rIdv-sjuwtxijewv25o7nvzt">
         <w:r>
           <w:rPr>
             <w:rFonts w:ascii="Arial" w:cs="Arial" w:eastAsia="Arial" w:hAnsi="Arial"/>
@@ -23976,7 +23976,7 @@
               </w:rPr>
               <w:t xml:space="preserve">By the end of the lesson, the learner should be able to: (a) identify the structural features of six specialised cells — red blood cells, guard cells, root hair cells, muscle cells, nerve cells, and sperm cells; (b) explain how each structural feature enables the cell to carry out its specific function; (c) relate the abnormal </w:t>
             </w:r>
-            <w:del w:id="9322" w:author="Claude (AI) - proposed" w:date="2026-10-15T02:49:26Z">
+            <w:del w:id="9322" w:author="Claude (AI) - proposed" w:date="2026-10-18T00:25:41Z">
               <w:r>
                 <w:rPr>
                   <w:rFonts w:ascii="Arial" w:cs="Arial" w:eastAsia="Arial" w:hAnsi="Arial"/>
@@ -23991,7 +23991,7 @@
                 <w:delText xml:space="preserve">biconcave shape of sickle cells to the disruption of oxygen-transport function</w:delText>
               </w:r>
             </w:del>
-            <w:ins w:id="9323" w:author="Claude (AI) - proposed" w:date="2026-10-15T02:49:26Z">
+            <w:ins w:id="9323" w:author="Claude (AI) - proposed" w:date="2026-10-18T00:25:41Z">
               <w:r>
                 <w:rPr>
                   <w:rFonts w:ascii="Arial" w:cs="Arial" w:eastAsia="Arial" w:hAnsi="Arial"/>
@@ -24210,10 +24210,10 @@
               <w:spacing w:after="40" w:before="0"/>
               <w:jc w:val="left"/>
               <w:rPr>
-                <w:ins w:id="9325" w:author="Claude (AI) - proposed" w:date="2026-10-15T02:49:26Z"/>
-              </w:rPr>
-            </w:pPr>
-            <w:ins w:id="9324" w:author="Claude (AI) - proposed" w:date="2026-10-15T02:49:26Z">
+                <w:ins w:id="9325" w:author="Claude (AI) - proposed" w:date="2026-10-18T00:25:41Z"/>
+              </w:rPr>
+            </w:pPr>
+            <w:ins w:id="9324" w:author="Claude (AI) - proposed" w:date="2026-10-18T00:25:41Z">
               <w:r>
                 <w:rPr>
                   <w:rFonts w:ascii="Arial" w:cs="Arial" w:eastAsia="Arial" w:hAnsi="Arial"/>
@@ -24235,10 +24235,10 @@
               <w:spacing w:after="40" w:before="0"/>
               <w:jc w:val="left"/>
               <w:rPr>
-                <w:del w:id="9327" w:author="Claude (AI) - proposed" w:date="2026-10-15T02:49:26Z"/>
-              </w:rPr>
-            </w:pPr>
-            <w:del w:id="9326" w:author="Claude (AI) - proposed" w:date="2026-10-15T02:49:26Z">
+                <w:del w:id="9327" w:author="Claude (AI) - proposed" w:date="2026-10-18T00:25:41Z"/>
+              </w:rPr>
+            </w:pPr>
+            <w:del w:id="9326" w:author="Claude (AI) - proposed" w:date="2026-10-18T00:25:41Z">
               <w:r>
                 <w:rPr>
                   <w:rFonts w:ascii="Arial" w:cs="Arial" w:eastAsia="Arial" w:hAnsi="Arial"/>
@@ -24484,7 +24484,7 @@
               </w:rPr>
               <w:t xml:space="preserve">Students enter a lesson anchored in the original blood-smear and sukuma wiki phenomenon. Working in groups of four, they receive a set of six Evidence Cards — one per specialised cell (red blood cell, guard cell, root hair cell, muscle cell, nerve cell, sperm cell) — each card containing a labelled diagram, a Kenya-relevant context clue, and a partial function statement. Through a structured 'Structure–Function Match' activity, groups complete the function statements by identifying which structural feature makes the function possible. A whole-class 'Claim–Evidence–Reasoning' (CER) share-out consolidates understanding. The lesson culminates in students </w:t>
             </w:r>
-            <w:del w:id="9328" w:author="Claude (AI) - proposed" w:date="2026-10-15T02:49:26Z">
+            <w:del w:id="9328" w:author="Claude (AI) - proposed" w:date="2026-10-18T00:25:41Z">
               <w:r>
                 <w:rPr>
                   <w:rFonts w:ascii="Arial" w:cs="Arial" w:eastAsia="Arial" w:hAnsi="Arial"/>
@@ -24499,7 +24499,7 @@
                 <w:delText xml:space="preserve">returning to</w:delText>
               </w:r>
             </w:del>
-            <w:ins w:id="9329" w:author="Claude (AI) - proposed" w:date="2026-10-15T02:49:26Z">
+            <w:ins w:id="9329" w:author="Claude (AI) - proposed" w:date="2026-10-18T00:25:41Z">
               <w:r>
                 <w:rPr>
                   <w:rFonts w:ascii="Arial" w:cs="Arial" w:eastAsia="Arial" w:hAnsi="Arial"/>
@@ -24527,7 +24527,7 @@
               </w:rPr>
               <w:t xml:space="preserve"> the sickle-cell supporting phenomenon </w:t>
             </w:r>
-            <w:del w:id="9330" w:author="Claude (AI) - proposed" w:date="2026-10-15T02:49:26Z">
+            <w:del w:id="9330" w:author="Claude (AI) - proposed" w:date="2026-10-18T00:25:41Z">
               <w:r>
                 <w:rPr>
                   <w:rFonts w:ascii="Arial" w:cs="Arial" w:eastAsia="Arial" w:hAnsi="Arial"/>
@@ -24542,7 +24542,7 @@
                 <w:delText xml:space="preserve">to explain</w:delText>
               </w:r>
             </w:del>
-            <w:ins w:id="9331" w:author="Claude (AI) - proposed" w:date="2026-10-15T02:49:26Z">
+            <w:ins w:id="9331" w:author="Claude (AI) - proposed" w:date="2026-10-18T00:25:41Z">
               <w:r>
                 <w:rPr>
                   <w:rFonts w:ascii="Arial" w:cs="Arial" w:eastAsia="Arial" w:hAnsi="Arial"/>
@@ -24570,7 +24570,7 @@
               </w:rPr>
               <w:t xml:space="preserve"> — using their new vocabulary </w:t>
             </w:r>
-            <w:del w:id="9332" w:author="Claude (AI) - proposed" w:date="2026-10-15T02:49:26Z">
+            <w:del w:id="9332" w:author="Claude (AI) - proposed" w:date="2026-10-18T00:25:41Z">
               <w:r>
                 <w:rPr>
                   <w:rFonts w:ascii="Arial" w:cs="Arial" w:eastAsia="Arial" w:hAnsi="Arial"/>
@@ -24585,7 +24585,7 @@
                 <w:delText xml:space="preserve">— why the crescent shape of a sickle cell disrupts haemoglobin packing and oxygen transport</w:delText>
               </w:r>
             </w:del>
-            <w:ins w:id="9333" w:author="Claude (AI) - proposed" w:date="2026-10-15T02:49:26Z">
+            <w:ins w:id="9333" w:author="Claude (AI) - proposed" w:date="2026-10-18T00:25:41Z">
               <w:r>
                 <w:rPr>
                   <w:rFonts w:ascii="Arial" w:cs="Arial" w:eastAsia="Arial" w:hAnsi="Arial"/>
@@ -24901,7 +24901,7 @@
             <w:pPr>
               <w:spacing w:after="20" w:before="0"/>
             </w:pPr>
-            <w:hyperlink w:history="1" r:id="rIds69_hcajmzm7stszx-0ir">
+            <w:hyperlink w:history="1" r:id="rIdoscqa4dwf2fufgcck9nvg">
               <w:r>
                 <w:rPr>
                   <w:rFonts w:ascii="Arial" w:cs="Arial" w:eastAsia="Arial" w:hAnsi="Arial"/>
@@ -24934,7 +24934,7 @@
               <w:spacing w:after="10" w:before="0"/>
               <w:ind w:left="120"/>
             </w:pPr>
-            <w:hyperlink w:history="1" r:id="rId5lhhtlioj6ifkidq2nhya">
+            <w:hyperlink w:history="1" r:id="rIdw1kwuzl7j3vfwfk--muou">
               <w:r>
                 <w:rPr>
                   <w:rFonts w:ascii="Arial" w:cs="Arial" w:eastAsia="Arial" w:hAnsi="Arial"/>
@@ -24996,7 +24996,7 @@
               <w:spacing w:after="10" w:before="0"/>
               <w:ind w:left="120"/>
             </w:pPr>
-            <w:hyperlink w:history="1" r:id="rIdb85cmouu_js6vqwztrx_j">
+            <w:hyperlink w:history="1" r:id="rIdo81sdigkoohve93g6sadp">
               <w:r>
                 <w:rPr>
                   <w:rFonts w:ascii="Arial" w:cs="Arial" w:eastAsia="Arial" w:hAnsi="Arial"/>
@@ -25211,7 +25211,7 @@
             <w:pPr>
               <w:spacing w:after="20" w:before="0"/>
             </w:pPr>
-            <w:hyperlink w:history="1" r:id="rIdcviwykkemcum23ruoo2ya">
+            <w:hyperlink w:history="1" r:id="rIdojutqwu_sfafywazhf_jp">
               <w:r>
                 <w:rPr>
                   <w:rFonts w:ascii="Arial" w:cs="Arial" w:eastAsia="Arial" w:hAnsi="Arial"/>
@@ -25244,7 +25244,7 @@
               <w:spacing w:after="10" w:before="0"/>
               <w:ind w:left="120"/>
             </w:pPr>
-            <w:hyperlink w:history="1" r:id="rIdcgdcrjt8oeawcqob7ri7z">
+            <w:hyperlink w:history="1" r:id="rId4a4rl0nlvhwulbye0k-o6">
               <w:r>
                 <w:rPr>
                   <w:rFonts w:ascii="Arial" w:cs="Arial" w:eastAsia="Arial" w:hAnsi="Arial"/>
@@ -25306,7 +25306,7 @@
               <w:spacing w:after="10" w:before="0"/>
               <w:ind w:left="120"/>
             </w:pPr>
-            <w:hyperlink w:history="1" r:id="rIdjve1ppkoebju0xygsdnk5">
+            <w:hyperlink w:history="1" r:id="rIdjgmwtlycx_9qccpc03z5n">
               <w:r>
                 <w:rPr>
                   <w:rFonts w:ascii="Arial" w:cs="Arial" w:eastAsia="Arial" w:hAnsi="Arial"/>
@@ -25399,7 +25399,7 @@
               </w:rPr>
               <w:t xml:space="preserve">Distribute evidence card envelopes before the phase begins. Say: 'You will work as a group of four. Roles today: Card Reader (reads the context clue aloud), Diagram Analyst (describes what they see in the diagram), Recorder (fills in the two-column table for the group), and Devil's Advocate (challenges the group — asks WHY after every suggestion). Rotate roles for each new card.' Allow 12 minutes for group evidence examination. Circulate to every group at least once. Use these specific probing questions when you crouch beside a group: For RBC card — 'If there is no nucleus, what happened to that space? What might fill it instead?' (WAIT 10 seconds before accepting a response.) For guard cell card — 'These cells are in sukuma wiki. What do plants need to let in and out? How might a bean shape help with that?' (WAIT 12 seconds.) For root hair card — 'Imagine you are a water molecule in the soil near a bean seedling in Rift Valley. How does this shape make it easier for the cell to absorb you?' (WAIT 10 seconds.) Cold-call at least 6 different students across all groups during circulations — not just willing volunteers. After 12 minutes, give a 1-minute warning: 'Finish your last card and make sure your Recorder has something written for all six cells.'</w:t>
             </w:r>
-            <w:ins w:id="9334" w:author="Claude (AI) - proposed" w:date="2026-10-15T02:49:26Z">
+            <w:ins w:id="9334" w:author="Claude (AI) - proposed" w:date="2026-10-18T00:25:41Z">
               <w:r>
                 <w:rPr>
                   <w:rFonts w:ascii="Arial" w:cs="Arial" w:eastAsia="Arial" w:hAnsi="Arial"/>
@@ -25536,7 +25536,7 @@
             <w:pPr>
               <w:spacing w:after="20" w:before="0"/>
             </w:pPr>
-            <w:hyperlink w:history="1" r:id="rIdn2znmqplwuojgqytibqmd">
+            <w:hyperlink w:history="1" r:id="rIdzdxhy3zyszbizmyii8527">
               <w:r>
                 <w:rPr>
                   <w:rFonts w:ascii="Arial" w:cs="Arial" w:eastAsia="Arial" w:hAnsi="Arial"/>
@@ -25569,7 +25569,7 @@
               <w:spacing w:after="10" w:before="0"/>
               <w:ind w:left="120"/>
             </w:pPr>
-            <w:hyperlink w:history="1" r:id="rIdbkyrlrrt39jtmx7p4hlzx">
+            <w:hyperlink w:history="1" r:id="rId_jnguflamxk7mwzc_n7qk">
               <w:r>
                 <w:rPr>
                   <w:rFonts w:ascii="Arial" w:cs="Arial" w:eastAsia="Arial" w:hAnsi="Arial"/>
@@ -25631,7 +25631,7 @@
               <w:spacing w:after="10" w:before="0"/>
               <w:ind w:left="120"/>
             </w:pPr>
-            <w:hyperlink w:history="1" r:id="rId9edgncupalj32kl3bonou">
+            <w:hyperlink w:history="1" r:id="rId6z92xfjqp58rvlkxwyr1d">
               <w:r>
                 <w:rPr>
                   <w:rFonts w:ascii="Arial" w:cs="Arial" w:eastAsia="Arial" w:hAnsi="Arial"/>
@@ -25691,7 +25691,7 @@
               </w:rPr>
               <w:t xml:space="preserve">Part A — CER Share-Out (12 min): Each group selects ONE evidence card to present to the class using the Claim–Evidence–Reasoning (CER) framework written on the board: CLAIM: 'The [cell name] can [function] because…' | EVIDENCE: 'Its structure includes [specific feature], as shown in the diagram by [describe]…' | REASONING: 'This feature helps it function because [scientific explanation]…' Each group has 90 seconds to present. Other groups listen and use a 'Plus/Delta' sticky note: Plus = one thing the presenting group got right; Delta = one thing to add or correct. Part B — Sickle Cell </w:t>
             </w:r>
-            <w:del w:id="9335" w:author="Claude (AI) - proposed" w:date="2026-10-15T02:49:26Z">
+            <w:del w:id="9335" w:author="Claude (AI) - proposed" w:date="2026-10-18T00:25:41Z">
               <w:r>
                 <w:rPr>
                   <w:rFonts w:ascii="Arial" w:cs="Arial" w:eastAsia="Arial" w:hAnsi="Arial"/>
@@ -25706,7 +25706,7 @@
                 <w:delText xml:space="preserve">Revisit</w:delText>
               </w:r>
             </w:del>
-            <w:ins w:id="9336" w:author="Claude (AI) - proposed" w:date="2026-10-15T02:49:26Z">
+            <w:ins w:id="9336" w:author="Claude (AI) - proposed" w:date="2026-10-18T00:25:41Z">
               <w:r>
                 <w:rPr>
                   <w:rFonts w:ascii="Arial" w:cs="Arial" w:eastAsia="Arial" w:hAnsi="Arial"/>
@@ -25734,7 +25734,7 @@
               </w:rPr>
               <w:t xml:space="preserve"> (8 min): Teacher </w:t>
             </w:r>
-            <w:del w:id="9337" w:author="Claude (AI) - proposed" w:date="2026-10-15T02:49:26Z">
+            <w:del w:id="9337" w:author="Claude (AI) - proposed" w:date="2026-10-18T00:25:41Z">
               <w:r>
                 <w:rPr>
                   <w:rFonts w:ascii="Arial" w:cs="Arial" w:eastAsia="Arial" w:hAnsi="Arial"/>
@@ -25749,7 +25749,7 @@
                 <w:delText xml:space="preserve">returns to the anchoring phenomenon</w:delText>
               </w:r>
             </w:del>
-            <w:ins w:id="9338" w:author="Claude (AI) - proposed" w:date="2026-10-15T02:49:26Z">
+            <w:ins w:id="9338" w:author="Claude (AI) - proposed" w:date="2026-10-18T00:25:41Z">
               <w:r>
                 <w:rPr>
                   <w:rFonts w:ascii="Arial" w:cs="Arial" w:eastAsia="Arial" w:hAnsi="Arial"/>
@@ -25777,7 +25777,7 @@
               </w:rPr>
               <w:t xml:space="preserve">. Students are shown three images side by side: a normal biconcave RBC, a sickle-shaped RBC, and a diagram of a blocked blood capillary</w:t>
             </w:r>
-            <w:del w:id="9339" w:author="Claude (AI) - proposed" w:date="2026-10-15T02:49:26Z">
+            <w:del w:id="9339" w:author="Claude (AI) - proposed" w:date="2026-10-18T00:25:41Z">
               <w:r>
                 <w:rPr>
                   <w:rFonts w:ascii="Arial" w:cs="Arial" w:eastAsia="Arial" w:hAnsi="Arial"/>
@@ -25792,7 +25792,7 @@
                 <w:delText xml:space="preserve">.</w:delText>
               </w:r>
             </w:del>
-            <w:ins w:id="9340" w:author="Claude (AI) - proposed" w:date="2026-10-15T02:49:26Z">
+            <w:ins w:id="9340" w:author="Claude (AI) - proposed" w:date="2026-10-18T00:25:41Z">
               <w:r>
                 <w:rPr>
                   <w:rFonts w:ascii="Arial" w:cs="Arial" w:eastAsia="Arial" w:hAnsi="Arial"/>
@@ -25853,7 +25853,7 @@
               </w:rPr>
               <w:t xml:space="preserve">For Part A: Write the CER scaffold on the board before the phase begins. Say: 'Every group will present ONE card using this exact structure — Claim, Evidence, Reasoning. You have 2 minutes to decide which card and prepare your 90 seconds.' Use a timer visibly. After each group presents, facilitate Plus/Delta: 'Group 2, hold your sticky notes — what is your Plus for Group 1?' Cold-call the Plus from one group and the Delta from a different group. Do NOT editorialize — say: 'Thank you. Group 1, does that Delta change anything about your reasoning?' (WAIT 8 seconds for Group 1 to respond.) Ensure all 6 specialised cells are covered across the 6 groups — if two groups chose the same card, redirect: 'Group 4, Group 2 already took the nerve cell — choose a different one.' </w:t>
             </w:r>
-            <w:ins w:id="9341" w:author="Claude (AI) - proposed" w:date="2026-10-15T02:49:26Z">
+            <w:ins w:id="9341" w:author="Claude (AI) - proposed" w:date="2026-10-18T00:25:41Z">
               <w:r>
                 <w:rPr>
                   <w:rFonts w:ascii="Arial" w:cs="Arial" w:eastAsia="Arial" w:hAnsi="Arial"/>
@@ -25881,7 +25881,7 @@
               </w:rPr>
               <w:t xml:space="preserve">For Part B: Project the three sickle-cell images. Say: 'You have studied normal red blood cells. You now see what a sickle cell looks like. Using </w:t>
             </w:r>
-            <w:del w:id="9342" w:author="Claude (AI) - proposed" w:date="2026-10-15T02:49:26Z">
+            <w:del w:id="9342" w:author="Claude (AI) - proposed" w:date="2026-10-18T00:25:41Z">
               <w:r>
                 <w:rPr>
                   <w:rFonts w:ascii="Arial" w:cs="Arial" w:eastAsia="Arial" w:hAnsi="Arial"/>
@@ -25909,7 +25909,7 @@
               </w:rPr>
               <w:t xml:space="preserve">what you know about structure and function</w:t>
             </w:r>
-            <w:ins w:id="9343" w:author="Claude (AI) - proposed" w:date="2026-10-15T02:49:26Z">
+            <w:ins w:id="9343" w:author="Claude (AI) - proposed" w:date="2026-10-18T00:25:41Z">
               <w:r>
                 <w:rPr>
                   <w:rFonts w:ascii="Arial" w:cs="Arial" w:eastAsia="Arial" w:hAnsi="Arial"/>
@@ -26003,7 +26003,7 @@
               </w:rPr>
               <w:t xml:space="preserve">Collect 6 Plus/Delta sticky notes after Part A — these reveal whether students can identify correct vs. incomplete structure-function reasoning in peers' explanations. For Part B, use a rapid 4-point rubric during cold-call reading: 1 = claim only, no structure named; 2 = claim + structure named; 3 = claim + structure + function linked; 4 = claim + structure + mechanism explained (e.g., '</w:t>
             </w:r>
-            <w:del w:id="9344" w:author="Claude (AI) - proposed" w:date="2026-10-15T02:49:26Z">
+            <w:del w:id="9344" w:author="Claude (AI) - proposed" w:date="2026-10-18T00:25:41Z">
               <w:r>
                 <w:rPr>
                   <w:rFonts w:ascii="Arial" w:cs="Arial" w:eastAsia="Arial" w:hAnsi="Arial"/>
@@ -26018,7 +26018,7 @@
                 <w:delText xml:space="preserve">sickle shape causes cells to stack and block</w:delText>
               </w:r>
             </w:del>
-            <w:ins w:id="9345" w:author="Claude (AI) - proposed" w:date="2026-10-15T02:49:26Z">
+            <w:ins w:id="9345" w:author="Claude (AI) - proposed" w:date="2026-10-18T00:25:41Z">
               <w:r>
                 <w:rPr>
                   <w:rFonts w:ascii="Arial" w:cs="Arial" w:eastAsia="Arial" w:hAnsi="Arial"/>
@@ -26102,7 +26102,7 @@
             <w:pPr>
               <w:spacing w:after="20" w:before="0"/>
             </w:pPr>
-            <w:hyperlink w:history="1" r:id="rIdddiudkp2kyywy_rgntdem">
+            <w:hyperlink w:history="1" r:id="rIdwkboryybygas4_vwcibna">
               <w:r>
                 <w:rPr>
                   <w:rFonts w:ascii="Arial" w:cs="Arial" w:eastAsia="Arial" w:hAnsi="Arial"/>
@@ -26135,7 +26135,7 @@
               <w:spacing w:after="10" w:before="0"/>
               <w:ind w:left="120"/>
             </w:pPr>
-            <w:hyperlink w:history="1" r:id="rIdzygdmqpmyw82rlqcl-wih">
+            <w:hyperlink w:history="1" r:id="rIdjkefmfzz-znwhvygsmnza">
               <w:r>
                 <w:rPr>
                   <w:rFonts w:ascii="Arial" w:cs="Arial" w:eastAsia="Arial" w:hAnsi="Arial"/>
@@ -26197,7 +26197,7 @@
               <w:spacing w:after="10" w:before="0"/>
               <w:ind w:left="120"/>
             </w:pPr>
-            <w:hyperlink w:history="1" r:id="rIdziqlmvdaruqjd6fdxjuzk">
+            <w:hyperlink w:history="1" r:id="rIdvckb8e42nfjwzntlzpin9">
               <w:r>
                 <w:rPr>
                   <w:rFonts w:ascii="Arial" w:cs="Arial" w:eastAsia="Arial" w:hAnsi="Arial"/>
@@ -26257,7 +26257,7 @@
               </w:rPr>
               <w:t xml:space="preserve">Students return to the class Driving Question Board (DQB) — a large display that has been accumulating sticky notes, arrows, and model revisions since Lesson 1. Each student receives two sticky notes: one ORANGE ('I can now explain…') and one BLUE ('I still wonder…'). Students write one statement on each. They then approach the DQB and place their notes in the designated columns. The teacher facilitates a 3-minute whole-class gallery walk of the new sticky notes. Students look specifically for: (a) a 'still wonder' question that connects cell specialisation to the next topic (Chemicals of Life / </w:t>
             </w:r>
-            <w:ins w:id="9346" w:author="Claude (AI) - proposed" w:date="2026-10-15T02:49:26Z">
+            <w:ins w:id="9346" w:author="Claude (AI) - proposed" w:date="2026-10-18T00:25:41Z">
               <w:r>
                 <w:rPr>
                   <w:rFonts w:ascii="Arial" w:cs="Arial" w:eastAsia="Arial" w:hAnsi="Arial"/>
@@ -26318,7 +26318,7 @@
               </w:rPr>
               <w:t xml:space="preserve">Distribute sticky notes and say: 'ORANGE note: complete this sentence — I can now explain [blank] about why cells look different. Be SPECIFIC — name a cell and its feature.' (WAIT 2 minutes of silent writing.) 'BLUE note: What do you still wonder? What does this lesson NOT yet explain about the driving question?' (WAIT 2 minutes.) Direct students to post their notes. During the gallery walk, say: 'Read at least 5 notes that are NOT your own. If you see a BLUE note that matches something you also wonder, put a small tick on it.' After 3 minutes, facilitate a quick vote: 'Which BLUE note asks the most important question we haven't answered yet?' Read the top-voted question aloud and say: 'We will keep this question live on our DQB. In </w:t>
             </w:r>
-            <w:ins w:id="9347" w:author="Claude (AI) - proposed" w:date="2026-10-15T02:49:26Z">
+            <w:ins w:id="9347" w:author="Claude (AI) - proposed" w:date="2026-10-18T00:25:41Z">
               <w:r>
                 <w:rPr>
                   <w:rFonts w:ascii="Arial" w:cs="Arial" w:eastAsia="Arial" w:hAnsi="Arial"/>
@@ -26379,7 +26379,7 @@
               </w:rPr>
               <w:t xml:space="preserve">Driving Question Board (DQB) with Orange/Blue Sticky Notes — The DQB is a visible, cumulative knowledge artefact. The two-colour system distinguishes consolidated understanding (orange) from productive uncertainty (blue). Publicly posting 'still wonder' questions normalises scientific uncertainty as a driver of inquiry rather than a failure of learning. The tick-voting system reveals shared gaps in understanding that the teacher can use to plan Lessons 7–8 and the transition to </w:t>
             </w:r>
-            <w:ins w:id="9348" w:author="Claude (AI) - proposed" w:date="2026-10-15T02:49:26Z">
+            <w:ins w:id="9348" w:author="Claude (AI) - proposed" w:date="2026-10-18T00:25:41Z">
               <w:r>
                 <w:rPr>
                   <w:rFonts w:ascii="Arial" w:cs="Arial" w:eastAsia="Arial" w:hAnsi="Arial"/>
@@ -26496,7 +26496,7 @@
             <w:pPr>
               <w:spacing w:after="20" w:before="0"/>
             </w:pPr>
-            <w:hyperlink w:history="1" r:id="rIde-1jmceimeas3umofhacf">
+            <w:hyperlink w:history="1" r:id="rIdrbdch-lt-pmwj4lts268s">
               <w:r>
                 <w:rPr>
                   <w:rFonts w:ascii="Arial" w:cs="Arial" w:eastAsia="Arial" w:hAnsi="Arial"/>
@@ -26545,7 +26545,7 @@
               <w:spacing w:after="10" w:before="0"/>
               <w:ind w:left="120"/>
             </w:pPr>
-            <w:hyperlink w:history="1" r:id="rIdd-gvapk8ubnc1djfgck6j">
+            <w:hyperlink w:history="1" r:id="rIdsb9rpqh_jqqjc9lbwccok">
               <w:r>
                 <w:rPr>
                   <w:rFonts w:ascii="Arial" w:cs="Arial" w:eastAsia="Arial" w:hAnsi="Arial"/>
@@ -26607,7 +26607,7 @@
               <w:spacing w:after="10" w:before="0"/>
               <w:ind w:left="120"/>
             </w:pPr>
-            <w:hyperlink w:history="1" r:id="rIdckryvwqtuzuidngz9ol6z">
+            <w:hyperlink w:history="1" r:id="rIdsob9zcl5q2aunaq_0die0">
               <w:r>
                 <w:rPr>
                   <w:rFonts w:ascii="Arial" w:cs="Arial" w:eastAsia="Arial" w:hAnsi="Arial"/>
@@ -26667,7 +26667,7 @@
               </w:rPr>
               <w:t xml:space="preserve">Students open their cumulative cell model — begun in Lesson 1 and revised in Lessons </w:t>
             </w:r>
-            <w:ins w:id="9349" w:author="Claude (AI) - proposed" w:date="2026-10-15T02:49:26Z">
+            <w:ins w:id="9349" w:author="Claude (AI) - proposed" w:date="2026-10-18T00:25:41Z">
               <w:r>
                 <w:rPr>
                   <w:rFonts w:ascii="Arial" w:cs="Arial" w:eastAsia="Arial" w:hAnsi="Arial"/>
@@ -26695,7 +26695,7 @@
               </w:rPr>
               <w:t xml:space="preserve">3, 4</w:t>
             </w:r>
-            <w:del w:id="9350" w:author="Claude (AI) - proposed" w:date="2026-10-15T02:49:26Z">
+            <w:del w:id="9350" w:author="Claude (AI) - proposed" w:date="2026-10-18T00:25:41Z">
               <w:r>
                 <w:rPr>
                   <w:rFonts w:ascii="Arial" w:cs="Arial" w:eastAsia="Arial" w:hAnsi="Arial"/>
@@ -26723,7 +26723,7 @@
               </w:rPr>
               <w:t xml:space="preserve"> and 5. They add a 'Specialisation Layer' to their model. Using a new colour of pen, each student draws a 'divergence arrow' from </w:t>
             </w:r>
-            <w:del w:id="9351" w:author="Claude (AI) - proposed" w:date="2026-10-15T02:49:26Z">
+            <w:del w:id="9351" w:author="Claude (AI) - proposed" w:date="2026-10-18T00:25:41Z">
               <w:r>
                 <w:rPr>
                   <w:rFonts w:ascii="Arial" w:cs="Arial" w:eastAsia="Arial" w:hAnsi="Arial"/>
@@ -26738,7 +26738,7 @@
                 <w:delText xml:space="preserve">their generic cell</w:delText>
               </w:r>
             </w:del>
-            <w:ins w:id="9352" w:author="Claude (AI) - proposed" w:date="2026-10-15T02:49:26Z">
+            <w:ins w:id="9352" w:author="Claude (AI) - proposed" w:date="2026-10-18T00:25:41Z">
               <w:r>
                 <w:rPr>
                   <w:rFonts w:ascii="Arial" w:cs="Arial" w:eastAsia="Arial" w:hAnsi="Arial"/>
@@ -26766,7 +26766,7 @@
               </w:rPr>
               <w:t xml:space="preserve"> and sketches TWO specialised cells of their choice (from the six studied today), labelling: (a) the structural feature that differs from the generic cell, (b) the function that feature enables, and (c) a Kenya-relevant context sentence (e.g., 'In a sukuma wiki guard cell, the bean shape allows the stomatal pore to open and close, controlling water loss from the shamba plant'). Students who finish early add a third specialised cell and annotate how the sickle cell mutation represents an UNINTENDED structural change that disrupts function. </w:t>
             </w:r>
-            <w:ins w:id="9353" w:author="Claude (AI) - proposed" w:date="2026-10-15T02:49:26Z">
+            <w:ins w:id="9353" w:author="Claude (AI) - proposed" w:date="2026-10-18T00:25:41Z">
               <w:r>
                 <w:rPr>
                   <w:rFonts w:ascii="Arial" w:cs="Arial" w:eastAsia="Arial" w:hAnsi="Arial"/>
@@ -26794,7 +26794,7 @@
               </w:rPr>
               <w:t xml:space="preserve">At the end of the phase, students hold up their models for a brief 'gallery share' — they compare their divergence arrows with a partner and discuss: 'Did we choose the same structural feature to highlight? Did we use the same or different Kenya context?'</w:t>
             </w:r>
-            <w:ins w:id="9354" w:author="Claude (AI) - proposed" w:date="2026-10-15T02:49:26Z">
+            <w:ins w:id="9354" w:author="Claude (AI) - proposed" w:date="2026-10-18T00:25:41Z">
               <w:r>
                 <w:rPr>
                   <w:rFonts w:ascii="Arial" w:cs="Arial" w:eastAsia="Arial" w:hAnsi="Arial"/>
@@ -26842,7 +26842,7 @@
               </w:rPr>
               <w:t xml:space="preserve">Say: 'Open your cumulative model. Pick up </w:t>
             </w:r>
-            <w:del w:id="9355" w:author="Claude (AI) - proposed" w:date="2026-10-15T02:49:26Z">
+            <w:del w:id="9355" w:author="Claude (AI) - proposed" w:date="2026-10-18T00:25:41Z">
               <w:r>
                 <w:rPr>
                   <w:rFonts w:ascii="Arial" w:cs="Arial" w:eastAsia="Arial" w:hAnsi="Arial"/>
@@ -26857,7 +26857,7 @@
                 <w:delText xml:space="preserve">your green pen — green means SPECIALISATION</w:delText>
               </w:r>
             </w:del>
-            <w:ins w:id="9356" w:author="Claude (AI) - proposed" w:date="2026-10-15T02:49:26Z">
+            <w:ins w:id="9356" w:author="Claude (AI) - proposed" w:date="2026-10-18T00:25:41Z">
               <w:r>
                 <w:rPr>
                   <w:rFonts w:ascii="Arial" w:cs="Arial" w:eastAsia="Arial" w:hAnsi="Arial"/>
@@ -26885,7 +26885,7 @@
               </w:rPr>
               <w:t xml:space="preserve">. You are going to add a Specialisation Layer. You MUST: draw two divergence arrows from your generic cell, sketch two specialised cells, label the structural feature in </w:t>
             </w:r>
-            <w:del w:id="9357" w:author="Claude (AI) - proposed" w:date="2026-10-15T02:49:26Z">
+            <w:del w:id="9357" w:author="Claude (AI) - proposed" w:date="2026-10-18T00:25:41Z">
               <w:r>
                 <w:rPr>
                   <w:rFonts w:ascii="Arial" w:cs="Arial" w:eastAsia="Arial" w:hAnsi="Arial"/>
@@ -26900,7 +26900,7 @@
                 <w:delText xml:space="preserve">green</w:delText>
               </w:r>
             </w:del>
-            <w:ins w:id="9358" w:author="Claude (AI) - proposed" w:date="2026-10-15T02:49:26Z">
+            <w:ins w:id="9358" w:author="Claude (AI) - proposed" w:date="2026-10-18T00:25:41Z">
               <w:r>
                 <w:rPr>
                   <w:rFonts w:ascii="Arial" w:cs="Arial" w:eastAsia="Arial" w:hAnsi="Arial"/>
@@ -26928,7 +26928,7 @@
               </w:rPr>
               <w:t xml:space="preserve">, and write one Kenya sentence for each.' Display a model exemplar on the board (teacher-drawn, intentionally incomplete — missing the Kenya sentence) and say: 'My model has a gap — what is missing?' (WAIT 10 seconds — cold-call 1 student.) 'Correct — I have not written my Kenya context sentence. Why does that matter?' (WAIT 8 seconds — cold-call 1 different student.) Allow 10 minutes of independent drawing</w:t>
             </w:r>
-            <w:ins w:id="9359" w:author="Claude (AI) - proposed" w:date="2026-10-15T02:49:26Z">
+            <w:ins w:id="9359" w:author="Claude (AI) - proposed" w:date="2026-10-18T00:25:41Z">
               <w:r>
                 <w:rPr>
                   <w:rFonts w:ascii="Arial" w:cs="Arial" w:eastAsia="Arial" w:hAnsi="Arial"/>
@@ -26989,7 +26989,7 @@
               </w:rPr>
               <w:t xml:space="preserve">Cumulative Model Revision with Divergence Arrows — Adding a 'Specialisation Layer' in a distinct colour makes visible the intellectual progression: the generic cell (built in earlier lessons) is the baseline, and specialisation is a purposeful deviation. The divergence arrow is a visual metaphor for the biological concept of cell differentiation. Requiring a Kenya context sentence for each cell ensures that abstract structural knowledge is always tethered to a real, local organism or body context, supporting long-term retention (NGSS Science and Engineering Practice 2: Developing and Using Models). The partner gallery share introduces low-stakes peer critique, a precursor to the full peer review students will conduct in Lesson </w:t>
             </w:r>
-            <w:del w:id="9360" w:author="Claude (AI) - proposed" w:date="2026-10-15T02:49:26Z">
+            <w:del w:id="9360" w:author="Claude (AI) - proposed" w:date="2026-10-18T00:25:41Z">
               <w:r>
                 <w:rPr>
                   <w:rFonts w:ascii="Arial" w:cs="Arial" w:eastAsia="Arial" w:hAnsi="Arial"/>
@@ -27004,7 +27004,7 @@
                 <w:delText xml:space="preserve">8</w:delText>
               </w:r>
             </w:del>
-            <w:ins w:id="9361" w:author="Claude (AI) - proposed" w:date="2026-10-15T02:49:26Z">
+            <w:ins w:id="9361" w:author="Claude (AI) - proposed" w:date="2026-10-18T00:25:41Z">
               <w:r>
                 <w:rPr>
                   <w:rFonts w:ascii="Arial" w:cs="Arial" w:eastAsia="Arial" w:hAnsi="Arial"/>
@@ -27065,7 +27065,7 @@
               </w:rPr>
               <w:t xml:space="preserve">Circulate during the 10-minute drawing period. Check for three specific quality indicators: (1) The divergence arrow originates from the GENERIC cell — not from a blank space (confirms understanding that specialised cells derive from a common template); (2) The structural label uses a specific anatomical term (e.g., 'no nucleus,' 'long axon,' 'flagellum') — not a vague description; (3) The Kenya sentence names a specific organism, location, or context. Students missing indicator 1 need the prompt: 'Show me </w:t>
             </w:r>
-            <w:del w:id="9362" w:author="Claude (AI) - proposed" w:date="2026-10-15T02:49:26Z">
+            <w:del w:id="9362" w:author="Claude (AI) - proposed" w:date="2026-10-18T00:25:41Z">
               <w:r>
                 <w:rPr>
                   <w:rFonts w:ascii="Arial" w:cs="Arial" w:eastAsia="Arial" w:hAnsi="Arial"/>
@@ -27080,7 +27080,7 @@
                 <w:delText xml:space="preserve">your generic cell from Lesson 2</w:delText>
               </w:r>
             </w:del>
-            <w:ins w:id="9363" w:author="Claude (AI) - proposed" w:date="2026-10-15T02:49:26Z">
+            <w:ins w:id="9363" w:author="Claude (AI) - proposed" w:date="2026-10-18T00:25:41Z">
               <w:r>
                 <w:rPr>
                   <w:rFonts w:ascii="Arial" w:cs="Arial" w:eastAsia="Arial" w:hAnsi="Arial"/>
@@ -27323,7 +27323,7 @@
               </w:rPr>
               <w:t xml:space="preserve">3. DQB BLUE NOTES: Review the 'still wonder' sticky notes. Are students asking questions that connect cell specialisation to chemistry (e.g., 'What is haemoglobin actually made of?') or to physiology (e.g., 'How does a nerve cell pass a signal — what moves through the axon?')? Questions about haemoglobin chemistry signal readiness for </w:t>
             </w:r>
-            <w:ins w:id="9364" w:author="Claude (AI) - proposed" w:date="2026-10-15T02:49:26Z">
+            <w:ins w:id="9364" w:author="Claude (AI) - proposed" w:date="2026-10-18T00:25:41Z">
               <w:r>
                 <w:rPr>
                   <w:rFonts w:ascii="Arial" w:cs="Arial" w:eastAsia="Arial" w:hAnsi="Arial"/>
@@ -27351,7 +27351,7 @@
               </w:rPr>
               <w:t xml:space="preserve">Strand 1.4 (Chemicals of Life)</w:t>
             </w:r>
-            <w:ins w:id="9365" w:author="Claude (AI) - proposed" w:date="2026-10-15T02:49:26Z">
+            <w:ins w:id="9365" w:author="Claude (AI) - proposed" w:date="2026-10-18T00:25:41Z">
               <w:r>
                 <w:rPr>
                   <w:rFonts w:ascii="Arial" w:cs="Arial" w:eastAsia="Arial" w:hAnsi="Arial"/>
@@ -27379,7 +27379,7 @@
               </w:rPr>
               <w:t xml:space="preserve">. Questions about nerve signal transmission </w:t>
             </w:r>
-            <w:del w:id="9366" w:author="Claude (AI) - proposed" w:date="2026-10-15T02:49:26Z">
+            <w:del w:id="9366" w:author="Claude (AI) - proposed" w:date="2026-10-18T00:25:41Z">
               <w:r>
                 <w:rPr>
                   <w:rFonts w:ascii="Arial" w:cs="Arial" w:eastAsia="Arial" w:hAnsi="Arial"/>
@@ -27394,7 +27394,7 @@
                 <w:delText xml:space="preserve">signal readiness for Strand 3.3 (Gaseous Exchange and Respiration / nervous system)</w:delText>
               </w:r>
             </w:del>
-            <w:ins w:id="9367" w:author="Claude (AI) - proposed" w:date="2026-10-15T02:49:26Z">
+            <w:ins w:id="9367" w:author="Claude (AI) - proposed" w:date="2026-10-18T00:25:41Z">
               <w:r>
                 <w:rPr>
                   <w:rFonts w:ascii="Arial" w:cs="Arial" w:eastAsia="Arial" w:hAnsi="Arial"/>
@@ -27700,7 +27700,7 @@
               </w:rPr>
               <w:t xml:space="preserve">Students learned that specialised cells deviate from the generic cell model in specific, purposeful ways: red blood cells lack a nucleus to maximise haemoglobin space for oxygen transport; guard cells are bean-shaped to open and close stomatal pores in sukuma wiki leaves; root hair cells are elongated to increase surface area for water absorption in bean seedlings; muscle cells are elongated with many mitochondria to power contraction; nerve cells have long axons to transmit signals rapidly across the body; and sperm cells have a flagellum and mitochondria-rich midpiece to power motility toward an egg. Students also applied structure-function reasoning to the sickle cell supporting phenomenon, explaining that </w:t>
             </w:r>
-            <w:del w:id="9368" w:author="Claude (AI) - proposed" w:date="2026-10-15T02:49:26Z">
+            <w:del w:id="9368" w:author="Claude (AI) - proposed" w:date="2026-10-18T00:25:41Z">
               <w:r>
                 <w:rPr>
                   <w:rFonts w:ascii="Arial" w:cs="Arial" w:eastAsia="Arial" w:hAnsi="Arial"/>
@@ -27715,7 +27715,7 @@
                 <w:delText xml:space="preserve">the crescent shape causes cells to stack</w:delText>
               </w:r>
             </w:del>
-            <w:ins w:id="9369" w:author="Claude (AI) - proposed" w:date="2026-10-15T02:49:26Z">
+            <w:ins w:id="9369" w:author="Claude (AI) - proposed" w:date="2026-10-18T00:25:41Z">
               <w:r>
                 <w:rPr>
                   <w:rFonts w:ascii="Arial" w:cs="Arial" w:eastAsia="Arial" w:hAnsi="Arial"/>
@@ -27831,7 +27831,7 @@
         </w:rPr>
         <w:t xml:space="preserve">© 2026 SeaVuria and ARES. Aligned with KICD objectives. Developed by SeaVuria; technical implementation by ARES (with AI assistance from Claude). Licensed under </w:t>
       </w:r>
-      <w:hyperlink w:history="1" r:id="rIdq7afv725mkfyfss56vjs1">
+      <w:hyperlink w:history="1" r:id="rIdtifwmeqirxhbu-t-jekdk">
         <w:r>
           <w:rPr>
             <w:rFonts w:ascii="Arial" w:cs="Arial" w:eastAsia="Arial" w:hAnsi="Arial"/>
@@ -27852,7 +27852,7 @@
         </w:rPr>
         <w:t xml:space="preserve"> (</w:t>
       </w:r>
-      <w:hyperlink w:history="1" r:id="rId5bz1aomekyxu4h6kkwe2w">
+      <w:hyperlink w:history="1" r:id="rIdzv98blf71npgcd_u8xjkb">
         <w:r>
           <w:rPr>
             <w:rFonts w:ascii="Arial" w:cs="Arial" w:eastAsia="Arial" w:hAnsi="Arial"/>
@@ -28509,7 +28509,7 @@
               </w:rPr>
               <w:t xml:space="preserve">No sharp dissection tools are used in this lesson. If scissors are used to cut materials, students must follow standard classroom safety (cut away from body, pass scissors handle-first). Edible materials (avocado seeds, maize grains, mandazi dough, beans) should not be eaten during the lesson as they may have been handled. Wash hands after the activity. </w:t>
             </w:r>
-            <w:ins w:id="9370" w:author="Claude (AI) - proposed" w:date="2026-10-15T02:49:26Z">
+            <w:ins w:id="9370" w:author="Claude (AI) - proposed" w:date="2026-10-18T00:25:41Z">
               <w:r>
                 <w:rPr>
                   <w:rFonts w:ascii="Arial" w:cs="Arial" w:eastAsia="Arial" w:hAnsi="Arial"/>
@@ -28632,7 +28632,7 @@
               </w:rPr>
               <w:t xml:space="preserve">In this 80-minute synthesis lesson, student groups of 4–5 are assigned either a PLANT cell or an ANIMAL cell and construct a 3D annotated model using locally sourced Kenyan materials (avocado seed = nucleus, plastic bag = cell membrane, bottle tops = mitochondria, green paper/leaves = chloroplasts, maize grains = ribosomes, </w:t>
             </w:r>
-            <w:del w:id="9371" w:author="Claude (AI) - proposed" w:date="2026-10-15T02:49:26Z">
+            <w:del w:id="9371" w:author="Claude (AI) - proposed" w:date="2026-10-18T00:25:41Z">
               <w:r>
                 <w:rPr>
                   <w:rFonts w:ascii="Arial" w:cs="Arial" w:eastAsia="Arial" w:hAnsi="Arial"/>
@@ -28647,7 +28647,7 @@
                 <w:delText xml:space="preserve">dried bean</w:delText>
               </w:r>
             </w:del>
-            <w:ins w:id="9372" w:author="Claude (AI) - proposed" w:date="2026-10-15T02:49:26Z">
+            <w:ins w:id="9372" w:author="Claude (AI) - proposed" w:date="2026-10-18T00:25:41Z">
               <w:r>
                 <w:rPr>
                   <w:rFonts w:ascii="Arial" w:cs="Arial" w:eastAsia="Arial" w:hAnsi="Arial"/>
@@ -28675,7 +28675,7 @@
               </w:rPr>
               <w:t xml:space="preserve"> = vacuole, cardboard box frame = cell wall, etc.). Each group prepares a </w:t>
             </w:r>
-            <w:del w:id="9373" w:author="Claude (AI) - proposed" w:date="2026-10-15T02:49:26Z">
+            <w:del w:id="9373" w:author="Claude (AI) - proposed" w:date="2026-10-18T00:25:41Z">
               <w:r>
                 <w:rPr>
                   <w:rFonts w:ascii="Arial" w:cs="Arial" w:eastAsia="Arial" w:hAnsi="Arial"/>
@@ -28690,7 +28690,7 @@
                 <w:delText xml:space="preserve">3</w:delText>
               </w:r>
             </w:del>
-            <w:ins w:id="9374" w:author="Claude (AI) - proposed" w:date="2026-10-15T02:49:26Z">
+            <w:ins w:id="9374" w:author="Claude (AI) - proposed" w:date="2026-10-18T00:25:41Z">
               <w:r>
                 <w:rPr>
                   <w:rFonts w:ascii="Arial" w:cs="Arial" w:eastAsia="Arial" w:hAnsi="Arial"/>
@@ -28718,7 +28718,7 @@
               </w:rPr>
               <w:t xml:space="preserve">-minute presentation explaining: (1) which organelles they included and why, (2) which organelles they deliberately EXCLUDED and why, and (3) how their model explains the specialised cells in the anchoring phenomenon (blood smear + sukuma wiki leaf). After presentations, the class conducts a formal DQB Revision: sorting all DQB cards into 'Answered', 'Partially Answered', and 'Bridge to Future Sub-Strands'. The lesson closes with each student writing a personal 'Science Story' entry connecting their model back to the blood smear phenomenon from the Kisumu hospital.</w:t>
             </w:r>
-            <w:ins w:id="9375" w:author="Claude (AI) - proposed" w:date="2026-10-15T02:49:26Z">
+            <w:ins w:id="9375" w:author="Claude (AI) - proposed" w:date="2026-10-18T00:25:41Z">
               <w:r>
                 <w:rPr>
                   <w:rFonts w:ascii="Arial" w:cs="Arial" w:eastAsia="Arial" w:hAnsi="Arial"/>
@@ -29021,7 +29021,7 @@
             <w:pPr>
               <w:spacing w:after="20" w:before="0"/>
             </w:pPr>
-            <w:hyperlink w:history="1" r:id="rIdqzswxrjod_of6gcfe53pg">
+            <w:hyperlink w:history="1" r:id="rIdyiqnsgyimfem7yco4jzzn">
               <w:r>
                 <w:rPr>
                   <w:rFonts w:ascii="Arial" w:cs="Arial" w:eastAsia="Arial" w:hAnsi="Arial"/>
@@ -29054,7 +29054,7 @@
               <w:spacing w:after="10" w:before="0"/>
               <w:ind w:left="120"/>
             </w:pPr>
-            <w:hyperlink w:history="1" r:id="rIdclxsrzbfhecptxjw8u6cj">
+            <w:hyperlink w:history="1" r:id="rIdb4-hn1tpozjarspirple_">
               <w:r>
                 <w:rPr>
                   <w:rFonts w:ascii="Arial" w:cs="Arial" w:eastAsia="Arial" w:hAnsi="Arial"/>
@@ -29099,7 +29099,7 @@
             <w:pPr>
               <w:spacing w:after="20" w:before="0"/>
             </w:pPr>
-            <w:hyperlink w:history="1" r:id="rIdoebfk5xiab2okyyk6kn1v">
+            <w:hyperlink w:history="1" r:id="rIdp2oyjfxitis6c1zdh2lu4">
               <w:r>
                 <w:rPr>
                   <w:rFonts w:ascii="Arial" w:cs="Arial" w:eastAsia="Arial" w:hAnsi="Arial"/>
@@ -29132,7 +29132,7 @@
               <w:spacing w:after="10" w:before="0"/>
               <w:ind w:left="120"/>
             </w:pPr>
-            <w:hyperlink w:history="1" r:id="rIdewqgktowlqtd00ma6l-ys">
+            <w:hyperlink w:history="1" r:id="rIdegn7u-akcxtlarwsunr_o">
               <w:r>
                 <w:rPr>
                   <w:rFonts w:ascii="Arial" w:cs="Arial" w:eastAsia="Arial" w:hAnsi="Arial"/>
@@ -29210,7 +29210,7 @@
               </w:rPr>
               <w:t xml:space="preserve">Teacher displays the anchoring phenomenon image (blood smear from Kisumu hospital + sukuma wiki leaf cell) on the board and says: 'Before we touch any materials today, I want you to THINK. You have spent six lessons gathering evidence. NOW — predict. Sketch your complete cell. Every organelle. Every label. You have </w:t>
             </w:r>
-            <w:del w:id="9376" w:author="Claude (AI) - proposed" w:date="2026-10-15T02:49:26Z">
+            <w:del w:id="9376" w:author="Claude (AI) - proposed" w:date="2026-10-18T00:25:41Z">
               <w:r>
                 <w:rPr>
                   <w:rFonts w:ascii="Arial" w:cs="Arial" w:eastAsia="Arial" w:hAnsi="Arial"/>
@@ -29225,7 +29225,7 @@
                 <w:delText xml:space="preserve">5</w:delText>
               </w:r>
             </w:del>
-            <w:ins w:id="9377" w:author="Claude (AI) - proposed" w:date="2026-10-15T02:49:26Z">
+            <w:ins w:id="9377" w:author="Claude (AI) - proposed" w:date="2026-10-18T00:25:41Z">
               <w:r>
                 <w:rPr>
                   <w:rFonts w:ascii="Arial" w:cs="Arial" w:eastAsia="Arial" w:hAnsi="Arial"/>
@@ -29253,7 +29253,7 @@
               </w:rPr>
               <w:t xml:space="preserve"> minutes. GO.' [Allow </w:t>
             </w:r>
-            <w:del w:id="9378" w:author="Claude (AI) - proposed" w:date="2026-10-15T02:49:26Z">
+            <w:del w:id="9378" w:author="Claude (AI) - proposed" w:date="2026-10-18T00:25:41Z">
               <w:r>
                 <w:rPr>
                   <w:rFonts w:ascii="Arial" w:cs="Arial" w:eastAsia="Arial" w:hAnsi="Arial"/>
@@ -29268,7 +29268,7 @@
                 <w:delText xml:space="preserve">5</w:delText>
               </w:r>
             </w:del>
-            <w:ins w:id="9379" w:author="Claude (AI) - proposed" w:date="2026-10-15T02:49:26Z">
+            <w:ins w:id="9379" w:author="Claude (AI) - proposed" w:date="2026-10-18T00:25:41Z">
               <w:r>
                 <w:rPr>
                   <w:rFonts w:ascii="Arial" w:cs="Arial" w:eastAsia="Arial" w:hAnsi="Arial"/>
@@ -29296,7 +29296,7 @@
               </w:rPr>
               <w:t xml:space="preserve"> minutes of silent individual work. Circulate and note 3 students whose sketches show strong reasoning and 2 students who are missing key organelles — these will be your cold-call targets.] After </w:t>
             </w:r>
-            <w:del w:id="9380" w:author="Claude (AI) - proposed" w:date="2026-10-15T02:49:26Z">
+            <w:del w:id="9380" w:author="Claude (AI) - proposed" w:date="2026-10-18T00:25:41Z">
               <w:r>
                 <w:rPr>
                   <w:rFonts w:ascii="Arial" w:cs="Arial" w:eastAsia="Arial" w:hAnsi="Arial"/>
@@ -29311,7 +29311,7 @@
                 <w:delText xml:space="preserve">5</w:delText>
               </w:r>
             </w:del>
-            <w:ins w:id="9381" w:author="Claude (AI) - proposed" w:date="2026-10-15T02:49:26Z">
+            <w:ins w:id="9381" w:author="Claude (AI) - proposed" w:date="2026-10-18T00:25:41Z">
               <w:r>
                 <w:rPr>
                   <w:rFonts w:ascii="Arial" w:cs="Arial" w:eastAsia="Arial" w:hAnsi="Arial"/>
@@ -29339,7 +29339,7 @@
               </w:rPr>
               <w:t xml:space="preserve"> minutes: 'Turn to your elbow partner. You have 2 minutes. Tell them: which organelle will be hardest to model with local materials, and WHY?' [Allow 2 minutes.] Cold-call 3 pairs using name sticks. Ask: 'Wanjiru and Otieno — what did you decide? And WHY did you choose that analogy?' [WAIT 10 seconds after each response before commenting.] </w:t>
             </w:r>
-            <w:del w:id="9382" w:author="Claude (AI) - proposed" w:date="2026-10-15T02:49:26Z">
+            <w:del w:id="9382" w:author="Claude (AI) - proposed" w:date="2026-10-18T00:25:41Z">
               <w:r>
                 <w:rPr>
                   <w:rFonts w:ascii="Arial" w:cs="Arial" w:eastAsia="Arial" w:hAnsi="Arial"/>
@@ -29489,7 +29489,7 @@
             <w:pPr>
               <w:spacing w:after="20" w:before="0"/>
             </w:pPr>
-            <w:hyperlink w:history="1" r:id="rIdcbmrykrk3eu2nmw8_o4yt">
+            <w:hyperlink w:history="1" r:id="rIdpuoianq7vjk8vj1gu5n18">
               <w:r>
                 <w:rPr>
                   <w:rFonts w:ascii="Arial" w:cs="Arial" w:eastAsia="Arial" w:hAnsi="Arial"/>
@@ -29522,7 +29522,7 @@
               <w:spacing w:after="10" w:before="0"/>
               <w:ind w:left="120"/>
             </w:pPr>
-            <w:hyperlink w:history="1" r:id="rIdb9yghne3uocczazs1wcmk">
+            <w:hyperlink w:history="1" r:id="rId7d6zqbcwynxb67a9bljxu">
               <w:r>
                 <w:rPr>
                   <w:rFonts w:ascii="Arial" w:cs="Arial" w:eastAsia="Arial" w:hAnsi="Arial"/>
@@ -29567,7 +29567,7 @@
             <w:pPr>
               <w:spacing w:after="20" w:before="0"/>
             </w:pPr>
-            <w:hyperlink w:history="1" r:id="rId-b6blum0khcgws-xvvafc">
+            <w:hyperlink w:history="1" r:id="rIdwi82tqotcxtjywxrr7el3">
               <w:r>
                 <w:rPr>
                   <w:rFonts w:ascii="Arial" w:cs="Arial" w:eastAsia="Arial" w:hAnsi="Arial"/>
@@ -29600,7 +29600,7 @@
               <w:spacing w:after="10" w:before="0"/>
               <w:ind w:left="120"/>
             </w:pPr>
-            <w:hyperlink w:history="1" r:id="rId7rgxkeachuup7r0mhyb5q">
+            <w:hyperlink w:history="1" r:id="rIdfcqkfdnn2f60ddnc80jxq">
               <w:r>
                 <w:rPr>
                   <w:rFonts w:ascii="Arial" w:cs="Arial" w:eastAsia="Arial" w:hAnsi="Arial"/>
@@ -29645,7 +29645,7 @@
               </w:rPr>
               <w:t xml:space="preserve">Each group of 4–5 receives a 'Materials Kit' bag containing: 1 avocado seed, 1 clear plastic bag, 1 larger ziplock or paper bag, bottle tops (6–8), green paper cut-outs or fresh sukuma wiki leaves (for chloroplasts), dried maize grains (ribosomes), a </w:t>
             </w:r>
-            <w:del w:id="9383" w:author="Claude (AI) - proposed" w:date="2026-10-15T02:49:26Z">
+            <w:del w:id="9383" w:author="Claude (AI) - proposed" w:date="2026-10-18T00:25:41Z">
               <w:r>
                 <w:rPr>
                   <w:rFonts w:ascii="Arial" w:cs="Arial" w:eastAsia="Arial" w:hAnsi="Arial"/>
@@ -29660,7 +29660,7 @@
                 <w:delText xml:space="preserve">dried bean or balloon</w:delText>
               </w:r>
             </w:del>
-            <w:ins w:id="9384" w:author="Claude (AI) - proposed" w:date="2026-10-15T02:49:26Z">
+            <w:ins w:id="9384" w:author="Claude (AI) - proposed" w:date="2026-10-18T00:25:41Z">
               <w:r>
                 <w:rPr>
                   <w:rFonts w:ascii="Arial" w:cs="Arial" w:eastAsia="Arial" w:hAnsi="Arial"/>
@@ -29787,7 +29787,7 @@
               </w:rPr>
               <w:t xml:space="preserve">OBSERVABLE INDICATOR: Teacher looks at each group's Match Table during circulation. Green flag: groups correctly distinguish that chloroplasts and cell wall are EXCLUDED from animal cell models and that the large central vacuole is plant-specific. Red flag: groups assign the avocado seed (nucleus) to 'vacuole' in plant cells, or include a cell wall in their animal cell — teacher intervenes immediately with the question: 'What is the FUNCTION of the cell wall? Does an animal cell need that function? Why or why not?' Groups that cannot answer are directed back to their Lesson </w:t>
             </w:r>
-            <w:del w:id="9385" w:author="Claude (AI) - proposed" w:date="2026-10-15T02:49:26Z">
+            <w:del w:id="9385" w:author="Claude (AI) - proposed" w:date="2026-10-18T00:25:41Z">
               <w:r>
                 <w:rPr>
                   <w:rFonts w:ascii="Arial" w:cs="Arial" w:eastAsia="Arial" w:hAnsi="Arial"/>
@@ -29802,7 +29802,7 @@
                 <w:delText xml:space="preserve">2</w:delText>
               </w:r>
             </w:del>
-            <w:ins w:id="9386" w:author="Claude (AI) - proposed" w:date="2026-10-15T02:49:26Z">
+            <w:ins w:id="9386" w:author="Claude (AI) - proposed" w:date="2026-10-18T00:25:41Z">
               <w:r>
                 <w:rPr>
                   <w:rFonts w:ascii="Arial" w:cs="Arial" w:eastAsia="Arial" w:hAnsi="Arial"/>
@@ -29886,7 +29886,7 @@
             <w:pPr>
               <w:spacing w:after="20" w:before="0"/>
             </w:pPr>
-            <w:hyperlink w:history="1" r:id="rIdjuhdexdrdlnwfgein6-t4">
+            <w:hyperlink w:history="1" r:id="rIdmddohoxw1xd5umk-xe9_c">
               <w:r>
                 <w:rPr>
                   <w:rFonts w:ascii="Arial" w:cs="Arial" w:eastAsia="Arial" w:hAnsi="Arial"/>
@@ -29919,7 +29919,7 @@
               <w:spacing w:after="10" w:before="0"/>
               <w:ind w:left="120"/>
             </w:pPr>
-            <w:hyperlink w:history="1" r:id="rIdt2n99ic3cdubk_boovxi9">
+            <w:hyperlink w:history="1" r:id="rIdg0ui7bczho0lzusaa-3pa">
               <w:r>
                 <w:rPr>
                   <w:rFonts w:ascii="Arial" w:cs="Arial" w:eastAsia="Arial" w:hAnsi="Arial"/>
@@ -29964,7 +29964,7 @@
             <w:pPr>
               <w:spacing w:after="20" w:before="0"/>
             </w:pPr>
-            <w:hyperlink w:history="1" r:id="rIdtyk9nsktpkr2mdbomhvdb">
+            <w:hyperlink w:history="1" r:id="rIdblv5zhxnqn8agaunopjmq">
               <w:r>
                 <w:rPr>
                   <w:rFonts w:ascii="Arial" w:cs="Arial" w:eastAsia="Arial" w:hAnsi="Arial"/>
@@ -30013,7 +30013,7 @@
               <w:spacing w:after="10" w:before="0"/>
               <w:ind w:left="120"/>
             </w:pPr>
-            <w:hyperlink w:history="1" r:id="rIdxkvl0dg6es4rjsaejmka9">
+            <w:hyperlink w:history="1" r:id="rIdmpksuex4fbyvqsy_l74yf">
               <w:r>
                 <w:rPr>
                   <w:rFonts w:ascii="Arial" w:cs="Arial" w:eastAsia="Arial" w:hAnsi="Arial"/>
@@ -30058,7 +30058,7 @@
               </w:rPr>
               <w:t xml:space="preserve">Groups spend 20 minutes constructing their 3D annotated models. Each organelle must have a handwritten label flag (on a small piece of paper attached with a toothpick or string) stating: (1) organelle name, (2) function in one sentence, and (3) the material used and WHY it was chosen. After construction, each group delivers a </w:t>
             </w:r>
-            <w:del w:id="9387" w:author="Claude (AI) - proposed" w:date="2026-10-15T02:49:26Z">
+            <w:del w:id="9387" w:author="Claude (AI) - proposed" w:date="2026-10-18T00:25:41Z">
               <w:r>
                 <w:rPr>
                   <w:rFonts w:ascii="Arial" w:cs="Arial" w:eastAsia="Arial" w:hAnsi="Arial"/>
@@ -30073,7 +30073,7 @@
                 <w:delText xml:space="preserve">3</w:delText>
               </w:r>
             </w:del>
-            <w:ins w:id="9388" w:author="Claude (AI) - proposed" w:date="2026-10-15T02:49:26Z">
+            <w:ins w:id="9388" w:author="Claude (AI) - proposed" w:date="2026-10-18T00:25:41Z">
               <w:r>
                 <w:rPr>
                   <w:rFonts w:ascii="Arial" w:cs="Arial" w:eastAsia="Arial" w:hAnsi="Arial"/>
@@ -30101,7 +30101,7 @@
               </w:rPr>
               <w:t xml:space="preserve">-minute structured presentation to the class following a required format: (a) 'Our cell is a [plant/animal] cell because…'; (b) 'The most important organelle in our model is [X] because in the anchoring phenomenon, it explains [Y]…'; (c) 'We deliberately did NOT include [organelle] because…'; (d) 'If our cell were specialised like the [red blood cell / white blood cell / sukuma wiki leaf cell] in the phenomenon, we would change our model by…'. </w:t>
             </w:r>
-            <w:del w:id="9389" w:author="Claude (AI) - proposed" w:date="2026-10-15T02:49:26Z">
+            <w:del w:id="9389" w:author="Claude (AI) - proposed" w:date="2026-10-18T00:25:41Z">
               <w:r>
                 <w:rPr>
                   <w:rFonts w:ascii="Arial" w:cs="Arial" w:eastAsia="Arial" w:hAnsi="Arial"/>
@@ -30116,7 +30116,7 @@
                 <w:delText xml:space="preserve">After each presentation</w:delText>
               </w:r>
             </w:del>
-            <w:ins w:id="9390" w:author="Claude (AI) - proposed" w:date="2026-10-15T02:49:26Z">
+            <w:ins w:id="9390" w:author="Claude (AI) - proposed" w:date="2026-10-18T00:25:41Z">
               <w:r>
                 <w:rPr>
                   <w:rFonts w:ascii="Arial" w:cs="Arial" w:eastAsia="Arial" w:hAnsi="Arial"/>
@@ -30144,7 +30144,7 @@
               </w:rPr>
               <w:t xml:space="preserve">, two peer groups </w:t>
             </w:r>
-            <w:del w:id="9391" w:author="Claude (AI) - proposed" w:date="2026-10-15T02:49:26Z">
+            <w:del w:id="9391" w:author="Claude (AI) - proposed" w:date="2026-10-18T00:25:41Z">
               <w:r>
                 <w:rPr>
                   <w:rFonts w:ascii="Arial" w:cs="Arial" w:eastAsia="Arial" w:hAnsi="Arial"/>
@@ -30159,7 +30159,7 @@
                 <w:delText xml:space="preserve">provide</w:delText>
               </w:r>
             </w:del>
-            <w:ins w:id="9392" w:author="Claude (AI) - proposed" w:date="2026-10-15T02:49:26Z">
+            <w:ins w:id="9392" w:author="Claude (AI) - proposed" w:date="2026-10-18T00:25:41Z">
               <w:r>
                 <w:rPr>
                   <w:rFonts w:ascii="Arial" w:cs="Arial" w:eastAsia="Arial" w:hAnsi="Arial"/>
@@ -30187,7 +30187,7 @@
               </w:rPr>
               <w:t xml:space="preserve"> feedback using a Peer Assessment Rubric (accuracy of organelle placement, quality of justification, connection to anchoring phenomenon, clarity of labels). </w:t>
             </w:r>
-            <w:del w:id="9393" w:author="Claude (AI) - proposed" w:date="2026-10-15T02:49:26Z">
+            <w:del w:id="9393" w:author="Claude (AI) - proposed" w:date="2026-10-18T00:25:41Z">
               <w:r>
                 <w:rPr>
                   <w:rFonts w:ascii="Arial" w:cs="Arial" w:eastAsia="Arial" w:hAnsi="Arial"/>
@@ -30202,7 +30202,7 @@
                 <w:delText xml:space="preserve">The presenting group responds to at least ONE piece of feedback before the next group presents</w:delText>
               </w:r>
             </w:del>
-            <w:ins w:id="9394" w:author="Claude (AI) - proposed" w:date="2026-10-15T02:49:26Z">
+            <w:ins w:id="9394" w:author="Claude (AI) - proposed" w:date="2026-10-18T00:25:41Z">
               <w:r>
                 <w:rPr>
                   <w:rFonts w:ascii="Arial" w:cs="Arial" w:eastAsia="Arial" w:hAnsi="Arial"/>
@@ -30250,7 +30250,7 @@
               <w:spacing w:after="40" w:before="0"/>
               <w:jc w:val="left"/>
             </w:pPr>
-            <w:ins w:id="9395" w:author="Claude (AI) - proposed" w:date="2026-10-15T02:49:26Z">
+            <w:ins w:id="9395" w:author="Claude (AI) - proposed" w:date="2026-10-18T00:25:41Z">
               <w:r>
                 <w:rPr>
                   <w:rFonts w:ascii="Arial" w:cs="Arial" w:eastAsia="Arial" w:hAnsi="Arial"/>
@@ -30278,7 +30278,7 @@
               </w:rPr>
               <w:t xml:space="preserve">Announce building time: 'You have 20 minutes to build. Every organelle needs a label flag. Every label flag needs three things: name, function, material choice justification. I will be circulating. I will ask one person at random in your group to explain ANY label on your model — so EVERYONE must understand EVERY organelle. Begin.' [Set a visible timer for 20 minutes. Circulate every 3–4 minutes.] During building, use cold-call probing: approach a group and point to any label flag, then address a student who has NOT spoken yet: 'Akinyi — explain to me why your group chose bottle tops for the mitochondria.' [WAIT 12 seconds.] If the student cannot answer, say: 'Take 30 seconds with your group — then I will come back to you, Akinyi.' [Return in 90 seconds.] At the 15-minute mark, give a '5-minute warning': 'Five minutes. Every label flag must be on your model. No exceptions.' For presentations: use a visible timer showing </w:t>
             </w:r>
-            <w:del w:id="9396" w:author="Claude (AI) - proposed" w:date="2026-10-15T02:49:26Z">
+            <w:del w:id="9396" w:author="Claude (AI) - proposed" w:date="2026-10-18T00:25:41Z">
               <w:r>
                 <w:rPr>
                   <w:rFonts w:ascii="Arial" w:cs="Arial" w:eastAsia="Arial" w:hAnsi="Arial"/>
@@ -30293,7 +30293,7 @@
                 <w:delText xml:space="preserve">3</w:delText>
               </w:r>
             </w:del>
-            <w:ins w:id="9397" w:author="Claude (AI) - proposed" w:date="2026-10-15T02:49:26Z">
+            <w:ins w:id="9397" w:author="Claude (AI) - proposed" w:date="2026-10-18T00:25:41Z">
               <w:r>
                 <w:rPr>
                   <w:rFonts w:ascii="Arial" w:cs="Arial" w:eastAsia="Arial" w:hAnsi="Arial"/>
@@ -30321,7 +30321,7 @@
               </w:rPr>
               <w:t xml:space="preserve"> minutes per group. </w:t>
             </w:r>
-            <w:del w:id="9398" w:author="Claude (AI) - proposed" w:date="2026-10-15T02:49:26Z">
+            <w:del w:id="9398" w:author="Claude (AI) - proposed" w:date="2026-10-18T00:25:41Z">
               <w:r>
                 <w:rPr>
                   <w:rFonts w:ascii="Arial" w:cs="Arial" w:eastAsia="Arial" w:hAnsi="Arial"/>
@@ -30336,7 +30336,7 @@
                 <w:delText xml:space="preserve">After each presentation, say: 'Peer assessors — Group [X] and Group [Y] — you have 90 seconds. Written feedback on your rubric. GO.' [After written feedback:] 'Group [Z],</w:delText>
               </w:r>
             </w:del>
-            <w:ins w:id="9399" w:author="Claude (AI) - proposed" w:date="2026-10-15T02:49:26Z">
+            <w:ins w:id="9399" w:author="Claude (AI) - proposed" w:date="2026-10-18T00:25:41Z">
               <w:r>
                 <w:rPr>
                   <w:rFonts w:ascii="Arial" w:cs="Arial" w:eastAsia="Arial" w:hAnsi="Arial"/>
@@ -30364,7 +30364,7 @@
               </w:rPr>
               <w:t xml:space="preserve"> read out the most useful </w:t>
             </w:r>
-            <w:del w:id="9400" w:author="Claude (AI) - proposed" w:date="2026-10-15T02:49:26Z">
+            <w:del w:id="9400" w:author="Claude (AI) - proposed" w:date="2026-10-18T00:25:41Z">
               <w:r>
                 <w:rPr>
                   <w:rFonts w:ascii="Arial" w:cs="Arial" w:eastAsia="Arial" w:hAnsi="Arial"/>
@@ -30379,7 +30379,7 @@
                 <w:delText xml:space="preserve">piece of feedback you received and tell us how you would change your model based on it.'</w:delText>
               </w:r>
             </w:del>
-            <w:ins w:id="9401" w:author="Claude (AI) - proposed" w:date="2026-10-15T02:49:26Z">
+            <w:ins w:id="9401" w:author="Claude (AI) - proposed" w:date="2026-10-18T00:25:41Z">
               <w:r>
                 <w:rPr>
                   <w:rFonts w:ascii="Arial" w:cs="Arial" w:eastAsia="Arial" w:hAnsi="Arial"/>
@@ -30407,7 +30407,7 @@
               </w:rPr>
               <w:t xml:space="preserve"> [WAIT 10 seconds</w:t>
             </w:r>
-            <w:del w:id="9402" w:author="Claude (AI) - proposed" w:date="2026-10-15T02:49:26Z">
+            <w:del w:id="9402" w:author="Claude (AI) - proposed" w:date="2026-10-18T00:25:41Z">
               <w:r>
                 <w:rPr>
                   <w:rFonts w:ascii="Arial" w:cs="Arial" w:eastAsia="Arial" w:hAnsi="Arial"/>
@@ -30422,7 +30422,7 @@
                 <w:delText xml:space="preserve">.] Ensure all 6 groups present. If time is tight, combine peer feedback into a whole-class gallery walk (see Phase 4 transition).</w:delText>
               </w:r>
             </w:del>
-            <w:ins w:id="9403" w:author="Claude (AI) - proposed" w:date="2026-10-15T02:49:26Z">
+            <w:ins w:id="9403" w:author="Claude (AI) - proposed" w:date="2026-10-18T00:25:41Z">
               <w:r>
                 <w:rPr>
                   <w:rFonts w:ascii="Arial" w:cs="Arial" w:eastAsia="Arial" w:hAnsi="Arial"/>
@@ -30559,7 +30559,7 @@
             <w:pPr>
               <w:spacing w:after="20" w:before="0"/>
             </w:pPr>
-            <w:hyperlink w:history="1" r:id="rId2wozymh2qoqy0eb18pzv7">
+            <w:hyperlink w:history="1" r:id="rIdp7j7ai40x-knpitx1bhd9">
               <w:r>
                 <w:rPr>
                   <w:rFonts w:ascii="Arial" w:cs="Arial" w:eastAsia="Arial" w:hAnsi="Arial"/>
@@ -30592,7 +30592,7 @@
               <w:spacing w:after="10" w:before="0"/>
               <w:ind w:left="120"/>
             </w:pPr>
-            <w:hyperlink w:history="1" r:id="rId0mrlgieyprmximjlyugqx">
+            <w:hyperlink w:history="1" r:id="rIdwcr6ig0dckt5e-jffvcyl">
               <w:r>
                 <w:rPr>
                   <w:rFonts w:ascii="Arial" w:cs="Arial" w:eastAsia="Arial" w:hAnsi="Arial"/>
@@ -30637,7 +30637,7 @@
             <w:pPr>
               <w:spacing w:after="20" w:before="0"/>
             </w:pPr>
-            <w:hyperlink w:history="1" r:id="rIdufdri_owfy8omvuckrhm1">
+            <w:hyperlink w:history="1" r:id="rIdpauucyvjla52tgfgt-jqq">
               <w:r>
                 <w:rPr>
                   <w:rFonts w:ascii="Arial" w:cs="Arial" w:eastAsia="Arial" w:hAnsi="Arial"/>
@@ -30686,7 +30686,7 @@
               <w:spacing w:after="10" w:before="0"/>
               <w:ind w:left="120"/>
             </w:pPr>
-            <w:hyperlink w:history="1" r:id="rIdzrfssruzjv9vhsdgpxlsi">
+            <w:hyperlink w:history="1" r:id="rId2mwkaldcoachdm7hxugo7">
               <w:r>
                 <w:rPr>
                   <w:rFonts w:ascii="Arial" w:cs="Arial" w:eastAsia="Arial" w:hAnsi="Arial"/>
@@ -30731,7 +30731,7 @@
               </w:rPr>
               <w:t xml:space="preserve">The full DQB from Lesson 1 is displayed. All DQB cards from Lessons 1–6 are visible. The class works together in a whole-class discussion to sort every DQB card into one of three categories, physically moving cards into labelled columns: (1) ✅ ANSWERED — we have clear evidence from our lessons; (2) 🔶 PARTIALLY ANSWERED — we have some evidence but there are gaps; (3) 🌉 BRIDGE TO FUTURE LEARNING — this question points to a future sub-strand (students must identify WHICH sub-strand: Chemicals of Life 1.4, Plant Physiology 2.0, or Animal Physiology 3.0). Each student receives three coloured sticky dots (green = answered, orange = partial, blue = bridge) and votes by placing dots on cards. Disputed cards are debated briefly (</w:t>
             </w:r>
-            <w:del w:id="9404" w:author="Claude (AI) - proposed" w:date="2026-10-15T02:49:26Z">
+            <w:del w:id="9404" w:author="Claude (AI) - proposed" w:date="2026-10-18T00:25:41Z">
               <w:r>
                 <w:rPr>
                   <w:rFonts w:ascii="Arial" w:cs="Arial" w:eastAsia="Arial" w:hAnsi="Arial"/>
@@ -30746,7 +30746,7 @@
                 <w:delText xml:space="preserve">2–3 minutes</w:delText>
               </w:r>
             </w:del>
-            <w:ins w:id="9405" w:author="Claude (AI) - proposed" w:date="2026-10-15T02:49:26Z">
+            <w:ins w:id="9405" w:author="Claude (AI) - proposed" w:date="2026-10-18T00:25:41Z">
               <w:r>
                 <w:rPr>
                   <w:rFonts w:ascii="Arial" w:cs="Arial" w:eastAsia="Arial" w:hAnsi="Arial"/>
@@ -30774,7 +30774,7 @@
               </w:rPr>
               <w:t xml:space="preserve"> maximum per dispute</w:t>
             </w:r>
-            <w:ins w:id="9406" w:author="Claude (AI) - proposed" w:date="2026-10-15T02:49:26Z">
+            <w:ins w:id="9406" w:author="Claude (AI) - proposed" w:date="2026-10-18T00:25:41Z">
               <w:r>
                 <w:rPr>
                   <w:rFonts w:ascii="Arial" w:cs="Arial" w:eastAsia="Arial" w:hAnsi="Arial"/>
@@ -30835,7 +30835,7 @@
               </w:rPr>
               <w:t xml:space="preserve">Display the DQB prominently. Say: 'This board has been growing since Lesson 1. Every question you asked about the student from Kisumu, about the blood smear, about the sukuma wiki leaf — it is all here. Today, we are scientists doing a REVIEW. We are asking: what do we NOW know? Take your sticky dots. Walk to the board. Place your green dot on any card you believe we have FULLY answered with evidence. Orange if partial. Blue if it is a bridge to a future sub-strand.' [Allow </w:t>
             </w:r>
-            <w:del w:id="9407" w:author="Claude (AI) - proposed" w:date="2026-10-15T02:49:26Z">
+            <w:del w:id="9407" w:author="Claude (AI) - proposed" w:date="2026-10-18T00:25:41Z">
               <w:r>
                 <w:rPr>
                   <w:rFonts w:ascii="Arial" w:cs="Arial" w:eastAsia="Arial" w:hAnsi="Arial"/>
@@ -30850,7 +30850,7 @@
                 <w:delText xml:space="preserve">5</w:delText>
               </w:r>
             </w:del>
-            <w:ins w:id="9408" w:author="Claude (AI) - proposed" w:date="2026-10-15T02:49:26Z">
+            <w:ins w:id="9408" w:author="Claude (AI) - proposed" w:date="2026-10-18T00:25:41Z">
               <w:r>
                 <w:rPr>
                   <w:rFonts w:ascii="Arial" w:cs="Arial" w:eastAsia="Arial" w:hAnsi="Arial"/>
@@ -30878,7 +30878,7 @@
               </w:rPr>
               <w:t xml:space="preserve"> minutes for voting. Circulate and note any surprising votes — e.g., if students mark 'How does the cell membrane control what enters the cell?' as fully answered when it is only partially addressed.] After voting, draw attention to 2–3 hotly contested cards: 'This card has both green and blue dots. That means some of us think this is answered and some think it is a bridge. Let us debate. Otieno — you put a green dot. Make your case.' [WAIT 10 seconds.] 'Fatuma — you put a blue dot. Respond.' [WAIT 10 seconds.] After the debate, take a class vote: 'Hands up for green. Hands up for blue.' Move the card to the majority column. Point to all BRIDGE cards: 'These are not failures. These are GIFTS to your future self. Each bridge card is a question that will be answered in Chemicals of Life, Plant Physiology, or Animal Physiology. Write down which sub-strand you think will answer each bridge card in your notebook.' [Allow </w:t>
             </w:r>
-            <w:del w:id="9409" w:author="Claude (AI) - proposed" w:date="2026-10-15T02:49:26Z">
+            <w:del w:id="9409" w:author="Claude (AI) - proposed" w:date="2026-10-18T00:25:41Z">
               <w:r>
                 <w:rPr>
                   <w:rFonts w:ascii="Arial" w:cs="Arial" w:eastAsia="Arial" w:hAnsi="Arial"/>
@@ -30893,7 +30893,7 @@
                 <w:delText xml:space="preserve">3</w:delText>
               </w:r>
             </w:del>
-            <w:ins w:id="9410" w:author="Claude (AI) - proposed" w:date="2026-10-15T02:49:26Z">
+            <w:ins w:id="9410" w:author="Claude (AI) - proposed" w:date="2026-10-18T00:25:41Z">
               <w:r>
                 <w:rPr>
                   <w:rFonts w:ascii="Arial" w:cs="Arial" w:eastAsia="Arial" w:hAnsi="Arial"/>
@@ -30987,7 +30987,7 @@
               </w:rPr>
               <w:t xml:space="preserve">OBSERVABLE INDICATOR: Teacher checks that the following key questions are correctly categorised: 'Why does the red blood cell have no nucleus?' should be in ✅ ANSWERED (Lesson 3 evidence on cell specialisation — loss of nucleus increases oxygen-carrying capacity). 'What chemicals make up the cell membrane?' should be in 🌉 BRIDGE (→ Sub-Strand 1.4 Chemicals of Life). 'How does water move in and out of the sukuma wiki leaf cell?' should be in 🌉 BRIDGE (→ </w:t>
             </w:r>
-            <w:ins w:id="9411" w:author="Claude (AI) - proposed" w:date="2026-10-15T02:49:26Z">
+            <w:ins w:id="9411" w:author="Claude (AI) - proposed" w:date="2026-10-18T00:25:41Z">
               <w:r>
                 <w:rPr>
                   <w:rFonts w:ascii="Arial" w:cs="Arial" w:eastAsia="Arial" w:hAnsi="Arial"/>
@@ -31015,7 +31015,7 @@
               </w:rPr>
               <w:t xml:space="preserve">Strand 2.2 Transport</w:t>
             </w:r>
-            <w:ins w:id="9412" w:author="Claude (AI) - proposed" w:date="2026-10-15T02:49:26Z">
+            <w:ins w:id="9412" w:author="Claude (AI) - proposed" w:date="2026-10-18T00:25:41Z">
               <w:r>
                 <w:rPr>
                   <w:rFonts w:ascii="Arial" w:cs="Arial" w:eastAsia="Arial" w:hAnsi="Arial"/>
@@ -31099,7 +31099,7 @@
             <w:pPr>
               <w:spacing w:after="20" w:before="0"/>
             </w:pPr>
-            <w:hyperlink w:history="1" r:id="rIdwit68cu1g8lbovtnjz-ar">
+            <w:hyperlink w:history="1" r:id="rIdtneivy-0pdvhq77io4uxa">
               <w:r>
                 <w:rPr>
                   <w:rFonts w:ascii="Arial" w:cs="Arial" w:eastAsia="Arial" w:hAnsi="Arial"/>
@@ -31148,7 +31148,7 @@
               <w:spacing w:after="10" w:before="0"/>
               <w:ind w:left="120"/>
             </w:pPr>
-            <w:hyperlink w:history="1" r:id="rIdeawqv0vyo1sbe8r9pvudt">
+            <w:hyperlink w:history="1" r:id="rIdcplny7zuxau4cpu7_-pf3">
               <w:r>
                 <w:rPr>
                   <w:rFonts w:ascii="Arial" w:cs="Arial" w:eastAsia="Arial" w:hAnsi="Arial"/>
@@ -31193,7 +31193,7 @@
             <w:pPr>
               <w:spacing w:after="20" w:before="0"/>
             </w:pPr>
-            <w:hyperlink w:history="1" r:id="rId0jjm_45olwkpzteey4aru">
+            <w:hyperlink w:history="1" r:id="rIdswv2upmkdze5bgpql4fyd">
               <w:r>
                 <w:rPr>
                   <w:rFonts w:ascii="Arial" w:cs="Arial" w:eastAsia="Arial" w:hAnsi="Arial"/>
@@ -31242,7 +31242,7 @@
               <w:spacing w:after="10" w:before="0"/>
               <w:ind w:left="120"/>
             </w:pPr>
-            <w:hyperlink w:history="1" r:id="rId6chdsvr2edmhowjhhx1mp">
+            <w:hyperlink w:history="1" r:id="rIdwk4bk1ra6sb2kwqjve_hz">
               <w:r>
                 <w:rPr>
                   <w:rFonts w:ascii="Arial" w:cs="Arial" w:eastAsia="Arial" w:hAnsi="Arial"/>
@@ -31320,7 +31320,7 @@
               </w:rPr>
               <w:t xml:space="preserve">Say: 'You have </w:t>
             </w:r>
-            <w:del w:id="9413" w:author="Claude (AI) - proposed" w:date="2026-10-15T02:49:26Z">
+            <w:del w:id="9413" w:author="Claude (AI) - proposed" w:date="2026-10-18T00:25:41Z">
               <w:r>
                 <w:rPr>
                   <w:rFonts w:ascii="Arial" w:cs="Arial" w:eastAsia="Arial" w:hAnsi="Arial"/>
@@ -31335,7 +31335,7 @@
                 <w:delText xml:space="preserve">12</w:delText>
               </w:r>
             </w:del>
-            <w:ins w:id="9414" w:author="Claude (AI) - proposed" w:date="2026-10-15T02:49:26Z">
+            <w:ins w:id="9414" w:author="Claude (AI) - proposed" w:date="2026-10-18T00:25:41Z">
               <w:r>
                 <w:rPr>
                   <w:rFonts w:ascii="Arial" w:cs="Arial" w:eastAsia="Arial" w:hAnsi="Arial"/>
@@ -31363,7 +31363,7 @@
               </w:rPr>
               <w:t xml:space="preserve"> minutes. In your science notebook, write your Science Story. This is not a summary — it is a STORY. It has a beginning (the student from Kisumu and the mystery), a middle (what you discovered in Lessons 1–7), and an end (what you now understand and what questions remain). Minimum 8 sentences. Go.' [Set a visible timer for </w:t>
             </w:r>
-            <w:del w:id="9415" w:author="Claude (AI) - proposed" w:date="2026-10-15T02:49:26Z">
+            <w:del w:id="9415" w:author="Claude (AI) - proposed" w:date="2026-10-18T00:25:41Z">
               <w:r>
                 <w:rPr>
                   <w:rFonts w:ascii="Arial" w:cs="Arial" w:eastAsia="Arial" w:hAnsi="Arial"/>
@@ -31378,7 +31378,7 @@
                 <w:delText xml:space="preserve">12</w:delText>
               </w:r>
             </w:del>
-            <w:ins w:id="9416" w:author="Claude (AI) - proposed" w:date="2026-10-15T02:49:26Z">
+            <w:ins w:id="9416" w:author="Claude (AI) - proposed" w:date="2026-10-18T00:25:41Z">
               <w:r>
                 <w:rPr>
                   <w:rFonts w:ascii="Arial" w:cs="Arial" w:eastAsia="Arial" w:hAnsi="Arial"/>
@@ -31406,7 +31406,7 @@
               </w:rPr>
               <w:t xml:space="preserve"> minutes. Circulate silently — do not interrupt writing. Note </w:t>
             </w:r>
-            <w:del w:id="9417" w:author="Claude (AI) - proposed" w:date="2026-10-15T02:49:26Z">
+            <w:del w:id="9417" w:author="Claude (AI) - proposed" w:date="2026-10-18T00:25:41Z">
               <w:r>
                 <w:rPr>
                   <w:rFonts w:ascii="Arial" w:cs="Arial" w:eastAsia="Arial" w:hAnsi="Arial"/>
@@ -31421,7 +31421,7 @@
                 <w:delText xml:space="preserve">3</w:delText>
               </w:r>
             </w:del>
-            <w:ins w:id="9418" w:author="Claude (AI) - proposed" w:date="2026-10-15T02:49:26Z">
+            <w:ins w:id="9418" w:author="Claude (AI) - proposed" w:date="2026-10-18T00:25:41Z">
               <w:r>
                 <w:rPr>
                   <w:rFonts w:ascii="Arial" w:cs="Arial" w:eastAsia="Arial" w:hAnsi="Arial"/>
@@ -31449,7 +31449,7 @@
               </w:rPr>
               <w:t xml:space="preserve"> strong excerpts to read aloud anonymously at the close.] At </w:t>
             </w:r>
-            <w:del w:id="9419" w:author="Claude (AI) - proposed" w:date="2026-10-15T02:49:26Z">
+            <w:del w:id="9419" w:author="Claude (AI) - proposed" w:date="2026-10-18T00:25:41Z">
               <w:r>
                 <w:rPr>
                   <w:rFonts w:ascii="Arial" w:cs="Arial" w:eastAsia="Arial" w:hAnsi="Arial"/>
@@ -31464,7 +31464,7 @@
                 <w:delText xml:space="preserve">10</w:delText>
               </w:r>
             </w:del>
-            <w:ins w:id="9420" w:author="Claude (AI) - proposed" w:date="2026-10-15T02:49:26Z">
+            <w:ins w:id="9420" w:author="Claude (AI) - proposed" w:date="2026-10-18T00:25:41Z">
               <w:r>
                 <w:rPr>
                   <w:rFonts w:ascii="Arial" w:cs="Arial" w:eastAsia="Arial" w:hAnsi="Arial"/>
@@ -31492,7 +31492,7 @@
               </w:rPr>
               <w:t xml:space="preserve"> minutes: '2 minutes remaining — finish your story and move to your personal cell diagram. Update it NOW with everything you know.' At </w:t>
             </w:r>
-            <w:del w:id="9421" w:author="Claude (AI) - proposed" w:date="2026-10-15T02:49:26Z">
+            <w:del w:id="9421" w:author="Claude (AI) - proposed" w:date="2026-10-18T00:25:41Z">
               <w:r>
                 <w:rPr>
                   <w:rFonts w:ascii="Arial" w:cs="Arial" w:eastAsia="Arial" w:hAnsi="Arial"/>
@@ -31507,7 +31507,7 @@
                 <w:delText xml:space="preserve">12</w:delText>
               </w:r>
             </w:del>
-            <w:ins w:id="9422" w:author="Claude (AI) - proposed" w:date="2026-10-15T02:49:26Z">
+            <w:ins w:id="9422" w:author="Claude (AI) - proposed" w:date="2026-10-18T00:25:41Z">
               <w:r>
                 <w:rPr>
                   <w:rFonts w:ascii="Arial" w:cs="Arial" w:eastAsia="Arial" w:hAnsi="Arial"/>
@@ -31535,7 +31535,7 @@
               </w:rPr>
               <w:t xml:space="preserve"> minutes: 'Pens down. I am going to read </w:t>
             </w:r>
-            <w:del w:id="9423" w:author="Claude (AI) - proposed" w:date="2026-10-15T02:49:26Z">
+            <w:del w:id="9423" w:author="Claude (AI) - proposed" w:date="2026-10-18T00:25:41Z">
               <w:r>
                 <w:rPr>
                   <w:rFonts w:ascii="Arial" w:cs="Arial" w:eastAsia="Arial" w:hAnsi="Arial"/>
@@ -31550,7 +31550,7 @@
                 <w:delText xml:space="preserve">three</w:delText>
               </w:r>
             </w:del>
-            <w:ins w:id="9424" w:author="Claude (AI) - proposed" w:date="2026-10-15T02:49:26Z">
+            <w:ins w:id="9424" w:author="Claude (AI) - proposed" w:date="2026-10-18T00:25:41Z">
               <w:r>
                 <w:rPr>
                   <w:rFonts w:ascii="Arial" w:cs="Arial" w:eastAsia="Arial" w:hAnsi="Arial"/>
@@ -31578,7 +31578,7 @@
               </w:rPr>
               <w:t xml:space="preserve"> excerpts from Science Stories written today. I will not say whose story it is. When I am done reading each one, I want you to identify: what is the strongest piece of scientific reasoning in that story? Ready?' [Read </w:t>
             </w:r>
-            <w:del w:id="9425" w:author="Claude (AI) - proposed" w:date="2026-10-15T02:49:26Z">
+            <w:del w:id="9425" w:author="Claude (AI) - proposed" w:date="2026-10-18T00:25:41Z">
               <w:r>
                 <w:rPr>
                   <w:rFonts w:ascii="Arial" w:cs="Arial" w:eastAsia="Arial" w:hAnsi="Arial"/>
@@ -31593,7 +31593,7 @@
                 <w:delText xml:space="preserve">3</w:delText>
               </w:r>
             </w:del>
-            <w:ins w:id="9426" w:author="Claude (AI) - proposed" w:date="2026-10-15T02:49:26Z">
+            <w:ins w:id="9426" w:author="Claude (AI) - proposed" w:date="2026-10-18T00:25:41Z">
               <w:r>
                 <w:rPr>
                   <w:rFonts w:ascii="Arial" w:cs="Arial" w:eastAsia="Arial" w:hAnsi="Arial"/>
@@ -32328,7 +32328,7 @@
               </w:rPr>
               <w:t xml:space="preserve">Students explained why the red blood cell in the Kisumu hospital blood smear has no nucleus (loss of nucleus maximises haemoglobin space for oxygen transport — a specialisation away from the generic cell model). They explained why sukuma wiki leaf cells are rectangular, have thick green chloroplasts, and a large central vacuole (plant cell features: cell wall for rigidity and support, chloroplasts for photosynthesis, vacuole for turgor pressure and water storage). They explained what </w:t>
             </w:r>
-            <w:del w:id="9427" w:author="Claude (AI) - proposed" w:date="2026-10-15T02:49:26Z">
+            <w:del w:id="9427" w:author="Claude (AI) - proposed" w:date="2026-10-18T00:25:41Z">
               <w:r>
                 <w:rPr>
                   <w:rFonts w:ascii="Arial" w:cs="Arial" w:eastAsia="Arial" w:hAnsi="Arial"/>
@@ -32343,7 +32343,7 @@
                 <w:delText xml:space="preserve">ALL cells in the phenomenon</w:delText>
               </w:r>
             </w:del>
-            <w:ins w:id="9428" w:author="Claude (AI) - proposed" w:date="2026-10-15T02:49:26Z">
+            <w:ins w:id="9428" w:author="Claude (AI) - proposed" w:date="2026-10-18T00:25:41Z">
               <w:r>
                 <w:rPr>
                   <w:rFonts w:ascii="Arial" w:cs="Arial" w:eastAsia="Arial" w:hAnsi="Arial"/>
@@ -32371,7 +32371,7 @@
               </w:rPr>
               <w:t xml:space="preserve"> share: a cell membrane, cytoplasm, genetic material and ribosomes — the irreducible minimum of a 'cell'</w:t>
             </w:r>
-            <w:ins w:id="9429" w:author="Claude (AI) - proposed" w:date="2026-10-15T02:49:26Z">
+            <w:ins w:id="9429" w:author="Claude (AI) - proposed" w:date="2026-10-18T00:25:41Z">
               <w:r>
                 <w:rPr>
                   <w:rFonts w:ascii="Arial" w:cs="Arial" w:eastAsia="Arial" w:hAnsi="Arial"/>
@@ -32419,7 +32419,7 @@
         </w:rPr>
         <w:t xml:space="preserve">© 2026 SeaVuria and ARES. Aligned with KICD objectives. Developed by SeaVuria; technical implementation by ARES (with AI assistance from Claude). Licensed under </w:t>
       </w:r>
-      <w:hyperlink w:history="1" r:id="rId7z7rxtemx7wcqifqjyyvr">
+      <w:hyperlink w:history="1" r:id="rIdkw-ard4dlxctjywiitsjl">
         <w:r>
           <w:rPr>
             <w:rFonts w:ascii="Arial" w:cs="Arial" w:eastAsia="Arial" w:hAnsi="Arial"/>
@@ -32440,7 +32440,7 @@
         </w:rPr>
         <w:t xml:space="preserve"> (</w:t>
       </w:r>
-      <w:hyperlink w:history="1" r:id="rIdpvorn4y3nhx_7jcbg6ymx">
+      <w:hyperlink w:history="1" r:id="rId_jqo0vdjugogz2zfy4ymj">
         <w:r>
           <w:rPr>
             <w:rFonts w:ascii="Arial" w:cs="Arial" w:eastAsia="Arial" w:hAnsi="Arial"/>
@@ -33192,7 +33192,7 @@
               </w:rPr>
               <w:t xml:space="preserve">Lesson 8 is a 40-minute synthesis and assessment lesson. In the Predict phase, students revisit the original anchoring phenomenon images and re-examine their Lesson 1 predictions, noting what they now know versus what they originally guessed. In the Observe phase, students examine a final annotated comparison display of the three key cells from the phenomenon — red blood cell, white blood cell, and sukuma wiki leaf cell — and identify the specific structural features that make each cell specialised. In the Explain phase, each student independently writes a full evidence-based explanation answering the driving question in four parts: shared structures, plant-versus-animal differences, specialisation logic, and one Kenya-relevant example. The class then co-constructs a final consensus model on the board. In the DQB Closure phase, all remaining questions are reviewed and labelled as answered, partially answered, or bridged to future sub-strands. The lesson closes with a teacher preview of Sub-Strand 1.4 Chemicals of Life.</w:t>
             </w:r>
-            <w:ins w:id="9430" w:author="Claude (AI) - proposed" w:date="2026-10-15T02:49:26Z">
+            <w:ins w:id="9430" w:author="Claude (AI) - proposed" w:date="2026-10-18T00:25:41Z">
               <w:r>
                 <w:rPr>
                   <w:rFonts w:ascii="Arial" w:cs="Arial" w:eastAsia="Arial" w:hAnsi="Arial"/>
@@ -33495,7 +33495,7 @@
             <w:pPr>
               <w:spacing w:after="20" w:before="0"/>
             </w:pPr>
-            <w:hyperlink w:history="1" r:id="rId-ego4xagan-bksom1xp1g">
+            <w:hyperlink w:history="1" r:id="rIdov1gqpjlkxl3zoxau7wh_">
               <w:r>
                 <w:rPr>
                   <w:rFonts w:ascii="Arial" w:cs="Arial" w:eastAsia="Arial" w:hAnsi="Arial"/>
@@ -33528,7 +33528,7 @@
               <w:spacing w:after="10" w:before="0"/>
               <w:ind w:left="120"/>
             </w:pPr>
-            <w:hyperlink w:history="1" r:id="rIdk3ykfimexc4dr6gxefbnv">
+            <w:hyperlink w:history="1" r:id="rIdc0tviw8efylz5yxodokzq">
               <w:r>
                 <w:rPr>
                   <w:rFonts w:ascii="Arial" w:cs="Arial" w:eastAsia="Arial" w:hAnsi="Arial"/>
@@ -33573,7 +33573,7 @@
             <w:pPr>
               <w:spacing w:after="20" w:before="0"/>
             </w:pPr>
-            <w:hyperlink w:history="1" r:id="rIdqnt8cfppyujx-tef0occq">
+            <w:hyperlink w:history="1" r:id="rIdqudyfgm5u9mvh8x8fbe4m">
               <w:r>
                 <w:rPr>
                   <w:rFonts w:ascii="Arial" w:cs="Arial" w:eastAsia="Arial" w:hAnsi="Arial"/>
@@ -33606,7 +33606,7 @@
               <w:spacing w:after="10" w:before="0"/>
               <w:ind w:left="120"/>
             </w:pPr>
-            <w:hyperlink w:history="1" r:id="rId2aqb1zqav_b3hu7g4orii">
+            <w:hyperlink w:history="1" r:id="rIdny1x3deixfd88s45peirb">
               <w:r>
                 <w:rPr>
                   <w:rFonts w:ascii="Arial" w:cs="Arial" w:eastAsia="Arial" w:hAnsi="Arial"/>
@@ -33651,7 +33651,7 @@
               </w:rPr>
               <w:t xml:space="preserve">Students enter to find their original Lesson 1 prediction sketches returned to their desks alongside the anchoring phenomenon displayed on the board: the blood smear image showing biconcave red blood cells and lobed white blood cells next to the sukuma wiki leaf cell image showing rectangular cells with chloroplasts and a large vacuole. Students spend 4 minutes silently comparing their original sketch to what they now know. They annotate their original sketch in a different colour, writing brief notes beside their original predictions to mark what was correct, what was wrong, and what they had not yet known to draw at all. Students are then asked to turn to a partner and complete one sentence each: 'The biggest thing I did not understand in Lesson 1 that I understand now is...' Teacher takes </w:t>
             </w:r>
-            <w:del w:id="9431" w:author="Claude (AI) - proposed" w:date="2026-10-15T02:49:26Z">
+            <w:del w:id="9431" w:author="Claude (AI) - proposed" w:date="2026-10-18T00:25:41Z">
               <w:r>
                 <w:rPr>
                   <w:rFonts w:ascii="Arial" w:cs="Arial" w:eastAsia="Arial" w:hAnsi="Arial"/>
@@ -33666,7 +33666,7 @@
                 <w:delText xml:space="preserve">three or four</w:delText>
               </w:r>
             </w:del>
-            <w:ins w:id="9432" w:author="Claude (AI) - proposed" w:date="2026-10-15T02:49:26Z">
+            <w:ins w:id="9432" w:author="Claude (AI) - proposed" w:date="2026-10-18T00:25:41Z">
               <w:r>
                 <w:rPr>
                   <w:rFonts w:ascii="Arial" w:cs="Arial" w:eastAsia="Arial" w:hAnsi="Arial"/>
@@ -33727,7 +33727,7 @@
               </w:rPr>
               <w:t xml:space="preserve">Display the two anchoring phenomenon images prominently side by side. Return original Lesson 1 sketches to students beforehand. Open with the prompt: 'Look at what you drew on Day 1. You did not know what you did not know. That is exactly where science starts. Take 4 minutes in silence to annotate your original sketch with what you now know.' Allow exactly 4 minutes of silent individual work. Do not circulate and prompt during this silence — allow genuine personal reflection. After 4 minutes, say: 'Turn to your partner. Finish this sentence: The biggest thing I did not understand in Lesson 1 that I understand now is...' Allow </w:t>
             </w:r>
-            <w:del w:id="9433" w:author="Claude (AI) - proposed" w:date="2026-10-15T02:49:26Z">
+            <w:del w:id="9433" w:author="Claude (AI) - proposed" w:date="2026-10-18T00:25:41Z">
               <w:r>
                 <w:rPr>
                   <w:rFonts w:ascii="Arial" w:cs="Arial" w:eastAsia="Arial" w:hAnsi="Arial"/>
@@ -33742,7 +33742,7 @@
                 <w:delText xml:space="preserve">90</w:delText>
               </w:r>
             </w:del>
-            <w:ins w:id="9434" w:author="Claude (AI) - proposed" w:date="2026-10-15T02:49:26Z">
+            <w:ins w:id="9434" w:author="Claude (AI) - proposed" w:date="2026-10-18T00:25:41Z">
               <w:r>
                 <w:rPr>
                   <w:rFonts w:ascii="Arial" w:cs="Arial" w:eastAsia="Arial" w:hAnsi="Arial"/>
@@ -33770,7 +33770,7 @@
               </w:rPr>
               <w:t xml:space="preserve"> seconds of partner talk. Then cold-call </w:t>
             </w:r>
-            <w:del w:id="9435" w:author="Claude (AI) - proposed" w:date="2026-10-15T02:49:26Z">
+            <w:del w:id="9435" w:author="Claude (AI) - proposed" w:date="2026-10-18T00:25:41Z">
               <w:r>
                 <w:rPr>
                   <w:rFonts w:ascii="Arial" w:cs="Arial" w:eastAsia="Arial" w:hAnsi="Arial"/>
@@ -33785,7 +33785,7 @@
                 <w:delText xml:space="preserve">three or four</w:delText>
               </w:r>
             </w:del>
-            <w:ins w:id="9436" w:author="Claude (AI) - proposed" w:date="2026-10-15T02:49:26Z">
+            <w:ins w:id="9436" w:author="Claude (AI) - proposed" w:date="2026-10-18T00:25:41Z">
               <w:r>
                 <w:rPr>
                   <w:rFonts w:ascii="Arial" w:cs="Arial" w:eastAsia="Arial" w:hAnsi="Arial"/>
@@ -33935,7 +33935,7 @@
             <w:pPr>
               <w:spacing w:after="20" w:before="0"/>
             </w:pPr>
-            <w:hyperlink w:history="1" r:id="rIdpbcn0zzghh3ape-uqqh7w">
+            <w:hyperlink w:history="1" r:id="rId6zowtosfb-ltpn9fk-fng">
               <w:r>
                 <w:rPr>
                   <w:rFonts w:ascii="Arial" w:cs="Arial" w:eastAsia="Arial" w:hAnsi="Arial"/>
@@ -33968,7 +33968,7 @@
               <w:spacing w:after="10" w:before="0"/>
               <w:ind w:left="120"/>
             </w:pPr>
-            <w:hyperlink w:history="1" r:id="rId-vn8snpi-witkvqkcwxuq">
+            <w:hyperlink w:history="1" r:id="rIdxsj25glrh20z2jqiyxq36">
               <w:r>
                 <w:rPr>
                   <w:rFonts w:ascii="Arial" w:cs="Arial" w:eastAsia="Arial" w:hAnsi="Arial"/>
@@ -34013,7 +34013,7 @@
             <w:pPr>
               <w:spacing w:after="20" w:before="0"/>
             </w:pPr>
-            <w:hyperlink w:history="1" r:id="rIdqozwvhe25z08rwfuwko5e">
+            <w:hyperlink w:history="1" r:id="rIdoewvke8r7ft9sj_2ljelc">
               <w:r>
                 <w:rPr>
                   <w:rFonts w:ascii="Arial" w:cs="Arial" w:eastAsia="Arial" w:hAnsi="Arial"/>
@@ -34046,7 +34046,7 @@
               <w:spacing w:after="10" w:before="0"/>
               <w:ind w:left="120"/>
             </w:pPr>
-            <w:hyperlink w:history="1" r:id="rIduvt2ea98q3pmnl6lep_j3">
+            <w:hyperlink w:history="1" r:id="rIdogbz_nld5uo4ugywiwkpx">
               <w:r>
                 <w:rPr>
                   <w:rFonts w:ascii="Arial" w:cs="Arial" w:eastAsia="Arial" w:hAnsi="Arial"/>
@@ -34091,7 +34091,7 @@
               </w:rPr>
               <w:t xml:space="preserve">The teacher now displays or distributes a structured three-column comparison card showing the three cells from the anchoring phenomenon: (1) mature red blood cell — biconcave disc, no nucleus, packed with haemoglobin; (2) white blood cell — irregular shape, large lobed nucleus, many lysosomes; (3) sukuma wiki leaf mesophyll cell — rectangular, cell wall, chloroplasts, large central vacuole. Each cell is shown as a diagram with five structural features labelled. Students work individually for </w:t>
             </w:r>
-            <w:del w:id="9437" w:author="Claude (AI) - proposed" w:date="2026-10-15T02:49:26Z">
+            <w:del w:id="9437" w:author="Claude (AI) - proposed" w:date="2026-10-18T00:25:41Z">
               <w:r>
                 <w:rPr>
                   <w:rFonts w:ascii="Arial" w:cs="Arial" w:eastAsia="Arial" w:hAnsi="Arial"/>
@@ -34106,7 +34106,7 @@
                 <w:delText xml:space="preserve">5</w:delText>
               </w:r>
             </w:del>
-            <w:ins w:id="9438" w:author="Claude (AI) - proposed" w:date="2026-10-15T02:49:26Z">
+            <w:ins w:id="9438" w:author="Claude (AI) - proposed" w:date="2026-10-18T00:25:41Z">
               <w:r>
                 <w:rPr>
                   <w:rFonts w:ascii="Arial" w:cs="Arial" w:eastAsia="Arial" w:hAnsi="Arial"/>
@@ -34167,7 +34167,7 @@
               </w:rPr>
               <w:t xml:space="preserve">Distribute or display the three-column comparison card. Give clear task instructions: 'You have </w:t>
             </w:r>
-            <w:del w:id="9439" w:author="Claude (AI) - proposed" w:date="2026-10-15T02:49:26Z">
+            <w:del w:id="9439" w:author="Claude (AI) - proposed" w:date="2026-10-18T00:25:41Z">
               <w:r>
                 <w:rPr>
                   <w:rFonts w:ascii="Arial" w:cs="Arial" w:eastAsia="Arial" w:hAnsi="Arial"/>
@@ -34182,7 +34182,7 @@
                 <w:delText xml:space="preserve">5</w:delText>
               </w:r>
             </w:del>
-            <w:ins w:id="9440" w:author="Claude (AI) - proposed" w:date="2026-10-15T02:49:26Z">
+            <w:ins w:id="9440" w:author="Claude (AI) - proposed" w:date="2026-10-18T00:25:41Z">
               <w:r>
                 <w:rPr>
                   <w:rFonts w:ascii="Arial" w:cs="Arial" w:eastAsia="Arial" w:hAnsi="Arial"/>
@@ -34210,7 +34210,7 @@
               </w:rPr>
               <w:t xml:space="preserve"> minutes individually. For each of the three cells on the card, fill in your table: one shared structure, one type-specific structure, one specialisation modification. Use evidence from your notes, your model, and the diagram in front of you.' Circulate during individual work. Do not answer content questions — redirect students to their notes: 'Check your organelle function table from Lesson 3 or Lesson 4.' After </w:t>
             </w:r>
-            <w:del w:id="9441" w:author="Claude (AI) - proposed" w:date="2026-10-15T02:49:26Z">
+            <w:del w:id="9441" w:author="Claude (AI) - proposed" w:date="2026-10-18T00:25:41Z">
               <w:r>
                 <w:rPr>
                   <w:rFonts w:ascii="Arial" w:cs="Arial" w:eastAsia="Arial" w:hAnsi="Arial"/>
@@ -34225,7 +34225,7 @@
                 <w:delText xml:space="preserve">5</w:delText>
               </w:r>
             </w:del>
-            <w:ins w:id="9442" w:author="Claude (AI) - proposed" w:date="2026-10-15T02:49:26Z">
+            <w:ins w:id="9442" w:author="Claude (AI) - proposed" w:date="2026-10-18T00:25:41Z">
               <w:r>
                 <w:rPr>
                   <w:rFonts w:ascii="Arial" w:cs="Arial" w:eastAsia="Arial" w:hAnsi="Arial"/>
@@ -34253,7 +34253,7 @@
               </w:rPr>
               <w:t xml:space="preserve"> minutes, say: 'Compare your table with your neighbour. If you disagree on any cell, discuss for </w:t>
             </w:r>
-            <w:del w:id="9443" w:author="Claude (AI) - proposed" w:date="2026-10-15T02:49:26Z">
+            <w:del w:id="9443" w:author="Claude (AI) - proposed" w:date="2026-10-18T00:25:41Z">
               <w:r>
                 <w:rPr>
                   <w:rFonts w:ascii="Arial" w:cs="Arial" w:eastAsia="Arial" w:hAnsi="Arial"/>
@@ -34268,7 +34268,7 @@
                 <w:delText xml:space="preserve">2 minutes</w:delText>
               </w:r>
             </w:del>
-            <w:ins w:id="9444" w:author="Claude (AI) - proposed" w:date="2026-10-15T02:49:26Z">
+            <w:ins w:id="9444" w:author="Claude (AI) - proposed" w:date="2026-10-18T00:25:41Z">
               <w:r>
                 <w:rPr>
                   <w:rFonts w:ascii="Arial" w:cs="Arial" w:eastAsia="Arial" w:hAnsi="Arial"/>
@@ -34418,7 +34418,7 @@
             <w:pPr>
               <w:spacing w:after="20" w:before="0"/>
             </w:pPr>
-            <w:hyperlink w:history="1" r:id="rId9esaqc3fcrwnvbi7k9thd">
+            <w:hyperlink w:history="1" r:id="rIdg1zmk2ez_iefj7ygjuh_p">
               <w:r>
                 <w:rPr>
                   <w:rFonts w:ascii="Arial" w:cs="Arial" w:eastAsia="Arial" w:hAnsi="Arial"/>
@@ -34451,7 +34451,7 @@
               <w:spacing w:after="10" w:before="0"/>
               <w:ind w:left="120"/>
             </w:pPr>
-            <w:hyperlink w:history="1" r:id="rIdfx148ft6lgbkz-emki9l8">
+            <w:hyperlink w:history="1" r:id="rIdkhk82aemdkwhowwlwyji3">
               <w:r>
                 <w:rPr>
                   <w:rFonts w:ascii="Arial" w:cs="Arial" w:eastAsia="Arial" w:hAnsi="Arial"/>
@@ -34496,7 +34496,7 @@
             <w:pPr>
               <w:spacing w:after="20" w:before="0"/>
             </w:pPr>
-            <w:hyperlink w:history="1" r:id="rId5rkzdk8bv-kkrxaws6php">
+            <w:hyperlink w:history="1" r:id="rId9b05dqut2kudd2c8hmxp4">
               <w:r>
                 <w:rPr>
                   <w:rFonts w:ascii="Arial" w:cs="Arial" w:eastAsia="Arial" w:hAnsi="Arial"/>
@@ -34545,7 +34545,7 @@
               <w:spacing w:after="10" w:before="0"/>
               <w:ind w:left="120"/>
             </w:pPr>
-            <w:hyperlink w:history="1" r:id="rIdvv89c9bxxejekkfsmhusj">
+            <w:hyperlink w:history="1" r:id="rIdszbwqdze7k6omqytomzvo">
               <w:r>
                 <w:rPr>
                   <w:rFonts w:ascii="Arial" w:cs="Arial" w:eastAsia="Arial" w:hAnsi="Arial"/>
@@ -34590,7 +34590,7 @@
               </w:rPr>
               <w:t xml:space="preserve">This is the core assessment activity of the lesson, lasting 15 minutes. Each student independently writes a full evidence-based explanation answering the driving question. Before writing begins, the teacher and class co-construct a four-part success criteria on the board. The four required parts are: (A) Name and explain at least two structures that ALL cells share and explain why these structures are essential to all living cells</w:t>
             </w:r>
-            <w:ins w:id="9445" w:author="Claude (AI) - proposed" w:date="2026-10-15T02:49:26Z">
+            <w:ins w:id="9445" w:author="Claude (AI) - proposed" w:date="2026-10-18T00:25:41Z">
               <w:r>
                 <w:rPr>
                   <w:rFonts w:ascii="Arial" w:cs="Arial" w:eastAsia="Arial" w:hAnsi="Arial"/>
@@ -34618,7 +34618,7 @@
               </w:rPr>
               <w:t xml:space="preserve">; (B) Name and explain at least two structures unique to plant cells and at least one structure unique to or more common in animal cells, with reference to the sukuma wiki leaf cell; (C) Explain how specialisation modifies or removes organelles to optimise function, using the red blood cell OR the white blood cell as your example; (D) Include one Kenya-relevant example — this may be the sickle cell supporting phenomenon</w:t>
             </w:r>
-            <w:del w:id="9446" w:author="Claude (AI) - proposed" w:date="2026-10-15T02:49:26Z">
+            <w:del w:id="9446" w:author="Claude (AI) - proposed" w:date="2026-10-18T00:25:41Z">
               <w:r>
                 <w:rPr>
                   <w:rFonts w:ascii="Arial" w:cs="Arial" w:eastAsia="Arial" w:hAnsi="Arial"/>
@@ -34633,7 +34633,7 @@
                 <w:delText xml:space="preserve">, the malaria parasite entering a red blood cell,</w:delText>
               </w:r>
             </w:del>
-            <w:ins w:id="9447" w:author="Claude (AI) - proposed" w:date="2026-10-15T02:49:26Z">
+            <w:ins w:id="9447" w:author="Claude (AI) - proposed" w:date="2026-10-18T00:25:41Z">
               <w:r>
                 <w:rPr>
                   <w:rFonts w:ascii="Arial" w:cs="Arial" w:eastAsia="Arial" w:hAnsi="Arial"/>
@@ -34661,7 +34661,7 @@
               </w:rPr>
               <w:t xml:space="preserve"> or root hair </w:t>
             </w:r>
-            <w:del w:id="9448" w:author="Claude (AI) - proposed" w:date="2026-10-15T02:49:26Z">
+            <w:del w:id="9448" w:author="Claude (AI) - proposed" w:date="2026-10-18T00:25:41Z">
               <w:r>
                 <w:rPr>
                   <w:rFonts w:ascii="Arial" w:cs="Arial" w:eastAsia="Arial" w:hAnsi="Arial"/>
@@ -34676,7 +34676,7 @@
                 <w:delText xml:space="preserve">absorption in bean seedlings</w:delText>
               </w:r>
             </w:del>
-            <w:ins w:id="9449" w:author="Claude (AI) - proposed" w:date="2026-10-15T02:49:26Z">
+            <w:ins w:id="9449" w:author="Claude (AI) - proposed" w:date="2026-10-18T00:25:41Z">
               <w:r>
                 <w:rPr>
                   <w:rFonts w:ascii="Arial" w:cs="Arial" w:eastAsia="Arial" w:hAnsi="Arial"/>
@@ -34704,7 +34704,7 @@
               </w:rPr>
               <w:t xml:space="preserve"> from the school garden</w:t>
             </w:r>
-            <w:ins w:id="9450" w:author="Claude (AI) - proposed" w:date="2026-10-15T02:49:26Z">
+            <w:ins w:id="9450" w:author="Claude (AI) - proposed" w:date="2026-10-18T00:25:41Z">
               <w:r>
                 <w:rPr>
                   <w:rFonts w:ascii="Arial" w:cs="Arial" w:eastAsia="Arial" w:hAnsi="Arial"/>
@@ -34765,7 +34765,7 @@
               </w:rPr>
               <w:t xml:space="preserve">Before writing begins, project or write the four-part success criteria on the board. Read each criterion aloud and ask: 'Any questions about what each part is asking?' Address clarification questions only — do not pre-answer the content. Then say: 'You have 15 minutes. Your notes, your diagrams, and your model are all available to you. This is not about memory — this is about whether you can use what you have learned to explain a real phenomenon. Begin.' Set a visible timer for 15 minutes. Circulate slowly and silently. Do not interrupt writers. If a student is stuck and raises their hand, lean in and say quietly: 'Read part A of the success criteria again and look at </w:t>
             </w:r>
-            <w:del w:id="9451" w:author="Claude (AI) - proposed" w:date="2026-10-15T02:49:26Z">
+            <w:del w:id="9451" w:author="Claude (AI) - proposed" w:date="2026-10-18T00:25:41Z">
               <w:r>
                 <w:rPr>
                   <w:rFonts w:ascii="Arial" w:cs="Arial" w:eastAsia="Arial" w:hAnsi="Arial"/>
@@ -34780,7 +34780,7 @@
                 <w:delText xml:space="preserve">your comparison table from Lesson 4</w:delText>
               </w:r>
             </w:del>
-            <w:ins w:id="9452" w:author="Claude (AI) - proposed" w:date="2026-10-15T02:49:26Z">
+            <w:ins w:id="9452" w:author="Claude (AI) - proposed" w:date="2026-10-18T00:25:41Z">
               <w:r>
                 <w:rPr>
                   <w:rFonts w:ascii="Arial" w:cs="Arial" w:eastAsia="Arial" w:hAnsi="Arial"/>
@@ -34808,7 +34808,7 @@
               </w:rPr>
               <w:t xml:space="preserve">. What do </w:t>
             </w:r>
-            <w:del w:id="9453" w:author="Claude (AI) - proposed" w:date="2026-10-15T02:49:26Z">
+            <w:del w:id="9453" w:author="Claude (AI) - proposed" w:date="2026-10-18T00:25:41Z">
               <w:r>
                 <w:rPr>
                   <w:rFonts w:ascii="Arial" w:cs="Arial" w:eastAsia="Arial" w:hAnsi="Arial"/>
@@ -34823,7 +34823,7 @@
                 <w:delText xml:space="preserve">ALL three</w:delText>
               </w:r>
             </w:del>
-            <w:ins w:id="9454" w:author="Claude (AI) - proposed" w:date="2026-10-15T02:49:26Z">
+            <w:ins w:id="9454" w:author="Claude (AI) - proposed" w:date="2026-10-18T00:25:41Z">
               <w:r>
                 <w:rPr>
                   <w:rFonts w:ascii="Arial" w:cs="Arial" w:eastAsia="Arial" w:hAnsi="Arial"/>
@@ -34851,7 +34851,7 @@
               </w:rPr>
               <w:t xml:space="preserve"> cells on the card have in common</w:t>
             </w:r>
-            <w:ins w:id="9455" w:author="Claude (AI) - proposed" w:date="2026-10-15T02:49:26Z">
+            <w:ins w:id="9455" w:author="Claude (AI) - proposed" w:date="2026-10-18T00:25:41Z">
               <w:r>
                 <w:rPr>
                   <w:rFonts w:ascii="Arial" w:cs="Arial" w:eastAsia="Arial" w:hAnsi="Arial"/>
@@ -34945,7 +34945,7 @@
               </w:rPr>
               <w:t xml:space="preserve">Written explanations serve as the primary summative assessment for Sub-Strand 1.3. Teacher reads three responses aloud (with student permission and anonymised if preferred) — one strong, one developing, one partial — and asks the class: 'Which part of the success criteria does each response address well? Which part needs more evidence?' This models evaluative thinking and gives all students immediate feedback on quality standards before books are collected.</w:t>
             </w:r>
-            <w:ins w:id="9456" w:author="Claude (AI) - proposed" w:date="2026-10-15T02:49:26Z">
+            <w:ins w:id="9456" w:author="Claude (AI) - proposed" w:date="2026-10-18T00:25:41Z">
               <w:r>
                 <w:rPr>
                   <w:rFonts w:ascii="Arial" w:cs="Arial" w:eastAsia="Arial" w:hAnsi="Arial"/>
@@ -35016,7 +35016,7 @@
             <w:pPr>
               <w:spacing w:after="20" w:before="0"/>
             </w:pPr>
-            <w:hyperlink w:history="1" r:id="rIdcnbh0qbtbfehvktmdad4g">
+            <w:hyperlink w:history="1" r:id="rIdcieafb3b5lri53d8lsj5x">
               <w:r>
                 <w:rPr>
                   <w:rFonts w:ascii="Arial" w:cs="Arial" w:eastAsia="Arial" w:hAnsi="Arial"/>
@@ -35049,7 +35049,7 @@
               <w:spacing w:after="10" w:before="0"/>
               <w:ind w:left="120"/>
             </w:pPr>
-            <w:hyperlink w:history="1" r:id="rIdw9e23vydkrlqjvp7joh6r">
+            <w:hyperlink w:history="1" r:id="rIdqpcl87hw4diirgmyj5ty3">
               <w:r>
                 <w:rPr>
                   <w:rFonts w:ascii="Arial" w:cs="Arial" w:eastAsia="Arial" w:hAnsi="Arial"/>
@@ -35094,7 +35094,7 @@
             <w:pPr>
               <w:spacing w:after="20" w:before="0"/>
             </w:pPr>
-            <w:hyperlink w:history="1" r:id="rIdakkt0m1ems15_bxfdxn6f">
+            <w:hyperlink w:history="1" r:id="rIdq7ilmu6ihicna5aulqxct">
               <w:r>
                 <w:rPr>
                   <w:rFonts w:ascii="Arial" w:cs="Arial" w:eastAsia="Arial" w:hAnsi="Arial"/>
@@ -35143,7 +35143,7 @@
               <w:spacing w:after="10" w:before="0"/>
               <w:ind w:left="120"/>
             </w:pPr>
-            <w:hyperlink w:history="1" r:id="rId8-wh95paeqhx06ve2mri5">
+            <w:hyperlink w:history="1" r:id="rIdlznr226lqv7djjxjcbft8">
               <w:r>
                 <w:rPr>
                   <w:rFonts w:ascii="Arial" w:cs="Arial" w:eastAsia="Arial" w:hAnsi="Arial"/>
@@ -35343,7 +35343,7 @@
             <w:pPr>
               <w:spacing w:after="20" w:before="0"/>
             </w:pPr>
-            <w:hyperlink w:history="1" r:id="rIdxikt9rhvxu44p0pc1f0_m">
+            <w:hyperlink w:history="1" r:id="rIdi0qesqq7sj77zz79vpra-">
               <w:r>
                 <w:rPr>
                   <w:rFonts w:ascii="Arial" w:cs="Arial" w:eastAsia="Arial" w:hAnsi="Arial"/>
@@ -35392,7 +35392,7 @@
               <w:spacing w:after="10" w:before="0"/>
               <w:ind w:left="120"/>
             </w:pPr>
-            <w:hyperlink w:history="1" r:id="rIddf0mbu8dgeixyyq_bouuw">
+            <w:hyperlink w:history="1" r:id="rIdhemragtl3w-xiaqzo8r-m">
               <w:r>
                 <w:rPr>
                   <w:rFonts w:ascii="Arial" w:cs="Arial" w:eastAsia="Arial" w:hAnsi="Arial"/>
@@ -35437,7 +35437,7 @@
             <w:pPr>
               <w:spacing w:after="20" w:before="0"/>
             </w:pPr>
-            <w:hyperlink w:history="1" r:id="rIdpoueg8lyeso7yz8tdpjdv">
+            <w:hyperlink w:history="1" r:id="rIdslwxebajmcqjrvyzf7plo">
               <w:r>
                 <w:rPr>
                   <w:rFonts w:ascii="Arial" w:cs="Arial" w:eastAsia="Arial" w:hAnsi="Arial"/>
@@ -35486,7 +35486,7 @@
               <w:spacing w:after="10" w:before="0"/>
               <w:ind w:left="120"/>
             </w:pPr>
-            <w:hyperlink w:history="1" r:id="rIdanpy52z4fc64p8hht9zyh">
+            <w:hyperlink w:history="1" r:id="rIdzaroldrc6sj6kksann0mx">
               <w:r>
                 <w:rPr>
                   <w:rFonts w:ascii="Arial" w:cs="Arial" w:eastAsia="Arial" w:hAnsi="Arial"/>
@@ -35531,7 +35531,7 @@
               </w:rPr>
               <w:t xml:space="preserve">In this final phase, lasting </w:t>
             </w:r>
-            <w:del w:id="9457" w:author="Claude (AI) - proposed" w:date="2026-10-15T02:49:26Z">
+            <w:del w:id="9457" w:author="Claude (AI) - proposed" w:date="2026-10-18T00:25:41Z">
               <w:r>
                 <w:rPr>
                   <w:rFonts w:ascii="Arial" w:cs="Arial" w:eastAsia="Arial" w:hAnsi="Arial"/>
@@ -35546,7 +35546,7 @@
                 <w:delText xml:space="preserve">5</w:delText>
               </w:r>
             </w:del>
-            <w:ins w:id="9458" w:author="Claude (AI) - proposed" w:date="2026-10-15T02:49:26Z">
+            <w:ins w:id="9458" w:author="Claude (AI) - proposed" w:date="2026-10-18T00:25:41Z">
               <w:r>
                 <w:rPr>
                   <w:rFonts w:ascii="Arial" w:cs="Arial" w:eastAsia="Arial" w:hAnsi="Arial"/>
@@ -35574,7 +35574,7 @@
               </w:rPr>
               <w:t xml:space="preserve"> minutes, the class co-constructs a consensus summary model on the board — not a 3D physical model (that was Lesson 7) but a conceptual map. The teacher draws three large overlapping circles on the board labelled: ALL CELLS, PLANT CELLS ONLY, ANIMAL CELLS ONLY. Students are called up one at a time to write one organelle or structural feature in the correct circle or overlap region. Each student must also speak one sentence justifying the placement. This continues until the board is populated with at least </w:t>
             </w:r>
-            <w:del w:id="9459" w:author="Claude (AI) - proposed" w:date="2026-10-15T02:49:26Z">
+            <w:del w:id="9459" w:author="Claude (AI) - proposed" w:date="2026-10-18T00:25:41Z">
               <w:r>
                 <w:rPr>
                   <w:rFonts w:ascii="Arial" w:cs="Arial" w:eastAsia="Arial" w:hAnsi="Arial"/>
@@ -35589,7 +35589,7 @@
                 <w:delText xml:space="preserve">10 to 12</w:delText>
               </w:r>
             </w:del>
-            <w:ins w:id="9460" w:author="Claude (AI) - proposed" w:date="2026-10-15T02:49:26Z">
+            <w:ins w:id="9460" w:author="Claude (AI) - proposed" w:date="2026-10-18T00:25:41Z">
               <w:r>
                 <w:rPr>
                   <w:rFonts w:ascii="Arial" w:cs="Arial" w:eastAsia="Arial" w:hAnsi="Arial"/>
@@ -35650,7 +35650,7 @@
               </w:rPr>
               <w:t xml:space="preserve">Draw the three overlapping circles on the board clearly. Say: 'I am going to call you up one at a time. You write one feature in the correct region and say one sentence explaining why it belongs there. If the class agrees, it stays. If someone disagrees, we discuss for 30 seconds and vote.' Manage this briskly — each student should take </w:t>
             </w:r>
-            <w:del w:id="9461" w:author="Claude (AI) - proposed" w:date="2026-10-15T02:49:26Z">
+            <w:del w:id="9461" w:author="Claude (AI) - proposed" w:date="2026-10-18T00:25:41Z">
               <w:r>
                 <w:rPr>
                   <w:rFonts w:ascii="Arial" w:cs="Arial" w:eastAsia="Arial" w:hAnsi="Arial"/>
@@ -35665,7 +35665,7 @@
                 <w:delText xml:space="preserve">no more than 20 to 25</w:delText>
               </w:r>
             </w:del>
-            <w:ins w:id="9462" w:author="Claude (AI) - proposed" w:date="2026-10-15T02:49:26Z">
+            <w:ins w:id="9462" w:author="Claude (AI) - proposed" w:date="2026-10-18T00:25:41Z">
               <w:r>
                 <w:rPr>
                   <w:rFonts w:ascii="Arial" w:cs="Arial" w:eastAsia="Arial" w:hAnsi="Arial"/>
@@ -35693,7 +35693,7 @@
               </w:rPr>
               <w:t xml:space="preserve"> seconds. After </w:t>
             </w:r>
-            <w:del w:id="9463" w:author="Claude (AI) - proposed" w:date="2026-10-15T02:49:26Z">
+            <w:del w:id="9463" w:author="Claude (AI) - proposed" w:date="2026-10-18T00:25:41Z">
               <w:r>
                 <w:rPr>
                   <w:rFonts w:ascii="Arial" w:cs="Arial" w:eastAsia="Arial" w:hAnsi="Arial"/>
@@ -35708,7 +35708,7 @@
                 <w:delText xml:space="preserve">10 to 12</w:delText>
               </w:r>
             </w:del>
-            <w:ins w:id="9464" w:author="Claude (AI) - proposed" w:date="2026-10-15T02:49:26Z">
+            <w:ins w:id="9464" w:author="Claude (AI) - proposed" w:date="2026-10-18T00:25:41Z">
               <w:r>
                 <w:rPr>
                   <w:rFonts w:ascii="Arial" w:cs="Arial" w:eastAsia="Arial" w:hAnsi="Arial"/>
@@ -36095,7 +36095,7 @@
               </w:rPr>
               <w:t xml:space="preserve">All cells share core structures including a cell membrane, cytoplasm, ribosomes, and DNA, because these are essential to the basic processes of life including protein synthesis, energy use, and reproduction</w:t>
             </w:r>
-            <w:ins w:id="9465" w:author="Claude (AI) - proposed" w:date="2026-10-15T02:49:26Z">
+            <w:ins w:id="9465" w:author="Claude (AI) - proposed" w:date="2026-10-18T00:25:41Z">
               <w:r>
                 <w:rPr>
                   <w:rFonts w:ascii="Arial" w:cs="Arial" w:eastAsia="Arial" w:hAnsi="Arial"/>
@@ -36191,7 +36191,7 @@
               </w:rPr>
               <w:t xml:space="preserve">We can now answer the driving question with evidence: the cells in our body and in the sukuma wiki look different from each other because specialisation requires each cell to prioritise certain functions over others, and the most efficient way to do that is to modify or remove structures that are not needed while amplifying or adding structures that are. The red blood cell without a nucleus is not missing something — it has made space for more haemoglobin so it can carry more oxygen. The sukuma wiki leaf cell is not more complex than a cheek cell — it has additional structures because it must harvest light energy from the sun, something an animal cell never needs to do. All of these cells — red blood cell, white blood cell, leaf cell, root hair cell — are still cells because they all </w:t>
             </w:r>
-            <w:del w:id="9466" w:author="Claude (AI) - proposed" w:date="2026-10-15T02:49:26Z">
+            <w:del w:id="9466" w:author="Claude (AI) - proposed" w:date="2026-10-18T00:25:41Z">
               <w:r>
                 <w:rPr>
                   <w:rFonts w:ascii="Arial" w:cs="Arial" w:eastAsia="Arial" w:hAnsi="Arial"/>
@@ -36206,7 +36206,7 @@
                 <w:delText xml:space="preserve">share</w:delText>
               </w:r>
             </w:del>
-            <w:ins w:id="9467" w:author="Claude (AI) - proposed" w:date="2026-10-15T02:49:26Z">
+            <w:ins w:id="9467" w:author="Claude (AI) - proposed" w:date="2026-10-18T00:25:41Z">
               <w:r>
                 <w:rPr>
                   <w:rFonts w:ascii="Arial" w:cs="Arial" w:eastAsia="Arial" w:hAnsi="Arial"/>
@@ -36234,7 +36234,7 @@
               </w:rPr>
               <w:t xml:space="preserve"> the fundamental architecture of membrane, cytoplasm, </w:t>
             </w:r>
-            <w:ins w:id="9468" w:author="Claude (AI) - proposed" w:date="2026-10-15T02:49:26Z">
+            <w:ins w:id="9468" w:author="Claude (AI) - proposed" w:date="2026-10-18T00:25:41Z">
               <w:r>
                 <w:rPr>
                   <w:rFonts w:ascii="Arial" w:cs="Arial" w:eastAsia="Arial" w:hAnsi="Arial"/>
@@ -36262,7 +36262,7 @@
               </w:rPr>
               <w:t xml:space="preserve">and genetic material</w:t>
             </w:r>
-            <w:ins w:id="9469" w:author="Claude (AI) - proposed" w:date="2026-10-15T02:49:26Z">
+            <w:ins w:id="9469" w:author="Claude (AI) - proposed" w:date="2026-10-18T00:25:41Z">
               <w:r>
                 <w:rPr>
                   <w:rFonts w:ascii="Arial" w:cs="Arial" w:eastAsia="Arial" w:hAnsi="Arial"/>
@@ -36310,7 +36310,7 @@
         </w:rPr>
         <w:t xml:space="preserve">© 2026 SeaVuria and ARES. Aligned with KICD objectives. Developed by SeaVuria; technical implementation by ARES (with AI assistance from Claude). Licensed under </w:t>
       </w:r>
-      <w:hyperlink w:history="1" r:id="rIdufh7n_t3gvymbjssjclws">
+      <w:hyperlink w:history="1" r:id="rIdr8i9tvjyv5it3antlalou">
         <w:r>
           <w:rPr>
             <w:rFonts w:ascii="Arial" w:cs="Arial" w:eastAsia="Arial" w:hAnsi="Arial"/>
@@ -36331,7 +36331,7 @@
         </w:rPr>
         <w:t xml:space="preserve"> (</w:t>
       </w:r>
-      <w:hyperlink w:history="1" r:id="rId8uzeoeehh90hxg316re9u">
+      <w:hyperlink w:history="1" r:id="rIdkgr5jdjj1o-pvucucy5kh">
         <w:r>
           <w:rPr>
             <w:rFonts w:ascii="Arial" w:cs="Arial" w:eastAsia="Arial" w:hAnsi="Arial"/>
